--- a/arb/docx/30.content.docx
+++ b/arb/docx/30.content.docx
@@ -178,13 +178,6 @@
         <w:rPr>
           <w:lang w:val="ar_AE" w:bidi="ar_AE"/>
         </w:rPr>
-      </w:r>
-      <w:r>
-        <w:rPr>
-          <w:i/>
-          <w:lang w:val="ar_AE" w:bidi="ar_AE"/>
-        </w:rPr>
-        <w:t>عاموس 1: 1, عاموس 1: 2, عاموس 1: 3, عاموس 1: 3–5, عاموس 1: 3–2: 16, عاموس 1: 4, عاموس 1: 5, عاموس 1: 6, عاموس 1: 7, عاموس 1: 8, عاموس 1: 9, عاموس 1: 10, عاموس 1: 11, عاموس 1: 12, عاموس 1: 13, عاموس 1: 14, عاموس 1: 15, عاموس 2: 1, عاموس 2: 2–3, عاموس 2: 4, عاموس 2: 4–5, عاموس 2: 5, عاموس 2: 6, عاموس 2: 6–16, عاموس 2: 7, عاموس 2: 8, عاموس 2: 9, عاموس 2: 11–12, عاموس 2: 14–16, عاموس 2: 15, عاموس 2: 16, عاموس 3: 1, عاموس 3: 1–2, عاموس 3: 1–5: 17, عاموس 3: 2, عاموس 3: 3, عاموس 3: 3–6, عاموس 3: 4, عاموس 3: 5, عاموس 3: 6, عاموس 3: 8, عاموس 3: 9, عاموس 3: 10, عاموس 3: 11, عاموس 3: 12, عاموس 3: 13, عاموس 3: 14, عاموس 3: 15, عاموس 4: 1, عاموس 4: 1–3, عاموس 4: 2, عاموس 4: 3, عاموس 4: 4, عاموس 4: 4–5, عاموس 4: 5, عاموس 4: 6–11, عاموس 4: 10, عاموس 4: 11, عاموس 4: 12, عاموس 4: 13, عاموس 5: 1, عاموس 5: 1–3, عاموس 5: 2, عاموس 5: 3, عاموس 5: 4, عاموس 5: 5, عاموس 5: 6, عاموس 5: 8–9, عاموس 5: 10, عاموس 5: 11, عاموس 5: 13, عاموس 5: 14, عاموس 5: 15, عاموس 5: 16, عاموس 5: 16–17, عاموس 5: 18, عاموس 5: 18–6.: 14, عاموس 5: 21–27, عاموس 5: 22, عاموس 5: 24, عاموس 5: 25, عاموس 5: 25–26, عاموس 5: 26–27, عاموس 6: 1, عاموس 6: 2, عاموس 6: 3, عاموس 6: 4, عاموس 6: 5–6, عاموس 6: 6, عاموس 6: 8, عاموس 6: 9–10, عاموس 6: 10, عاموس 6: 12, عاموس 6: 13, عاموس 6: 14, عاموس 7: 1, عاموس 7: 1–6, عاموس 7: 1–9: 10, عاموس 7: 2, عاموس 7: 3–6, عاموس 7: 4, عاموس 7: 7–9, عاموس 7: 8, عاموس 7: 9, عاموس 7: 10–17, عاموس 7: 11, عاموس 7: 12, عاموس 7: 13, عاموس 7: 14, عاموس 7: 15, عاموس 7: 16, عاموس 7: 17, عاموس 8: 1, عاموس 8: 2, عاموس 8: 4–14, عاموس 8: 5, عاموس 8: 7, عاموس 8: 9, عاموس 8: 11–14, عاموس 8: 12, عاموس 8: 14, عاموس 9: 1, عاموس 9: 2, عاموس 9: 2–4, عاموس 9: 3, عاموس 9: 5–6, عاموس 9: 7, عاموس 9: 8, عاموس 9: 9–10, عاموس 9: 11–12, عاموس 9: 11–15, عاموس 9: 12, عاموس 9: 13, عاموس 9: 13–15, عاموس 9: 14–15</w:t>
       </w:r>
       <w:r>
         <w:rPr>

--- a/arb/docx/30.content.docx
+++ b/arb/docx/30.content.docx
@@ -163,21 +163,6 @@
           <w:lang w:val="ar_AE" w:bidi="ar_AE"/>
         </w:rPr>
         <w:t>AMO</w:t>
-      </w:r>
-      <w:r>
-        <w:rPr>
-          <w:lang w:val="ar_AE" w:bidi="ar_AE"/>
-        </w:rPr>
-      </w:r>
-    </w:p>
-    <w:p>
-      <w:pPr>
-        <w:bidi/>
-      </w:pPr>
-      <w:r>
-        <w:rPr>
-          <w:lang w:val="ar_AE" w:bidi="ar_AE"/>
-        </w:rPr>
       </w:r>
       <w:r>
         <w:rPr>

--- a/arb/docx/30.content.docx
+++ b/arb/docx/30.content.docx
@@ -22,7 +22,7 @@
         <w:rPr>
           <w:lang w:val="ar_AE" w:bidi="ar_AE"/>
         </w:rPr>
-        <w:t>Resource: ملاحظات الدراسة (تينديل)</w:t>
+        <w:t>Resource: Tyndale Open Study Notes</w:t>
       </w:r>
       <w:r>
         <w:rPr>
@@ -122,7 +122,7 @@
         <w:rPr>
           <w:lang w:val="ar_AE" w:bidi="ar_AE"/>
         </w:rPr>
-        <w:t>ملاحظات الدراسة (تينديل)</w:t>
+        <w:t>Tyndale Open Study Notes</w:t>
       </w:r>
     </w:p>
     <w:p>

--- a/arb/docx/30.content.docx
+++ b/arb/docx/30.content.docx
@@ -22,7 +22,7 @@
         <w:rPr>
           <w:lang w:val="ar_AE" w:bidi="ar_AE"/>
         </w:rPr>
-        <w:t>Resource: Tyndale Open Study Notes</w:t>
+        <w:t>Resource: Aquifer Open Study Notes</w:t>
       </w:r>
       <w:r>
         <w:rPr>
@@ -122,7 +122,7 @@
         <w:rPr>
           <w:lang w:val="ar_AE" w:bidi="ar_AE"/>
         </w:rPr>
-        <w:t>Tyndale Open Study Notes</w:t>
+        <w:t>Aquifer Open Study Notes</w:t>
       </w:r>
     </w:p>
     <w:p>

--- a/arb/docx/30.content.docx
+++ b/arb/docx/30.content.docx
@@ -326,20 +326,14 @@
         </w:rPr>
         <w:t>): هذه الطريقة التقليدية لتقديم رسالة نبوية (</w:t>
       </w:r>
-      <w:hyperlink r:id="rId13">
-        <w:r>
-          <w:rPr>
-            <w:rtl/>
-            <w:cs/>
-            <w:lang w:val="ar_AE" w:bidi="ar_AE"/>
-          </w:rPr>
-          <w:rPr>
-            <w:color w:val="0000EE"/>
-            <w:u w:val="single"/>
-          </w:rPr>
-          <w:t>إرميا 1:1</w:t>
-        </w:r>
-      </w:hyperlink>
+      <w:r>
+        <w:rPr>
+          <w:rtl/>
+          <w:cs/>
+          <w:lang w:val="ar_AE" w:bidi="ar_AE"/>
+        </w:rPr>
+        <w:t>إرميا 1:1</w:t>
+      </w:r>
       <w:r>
         <w:rPr>
           <w:rtl/>
@@ -348,20 +342,14 @@
         </w:rPr>
         <w:t xml:space="preserve">؛ انظر أيضًا </w:t>
       </w:r>
-      <w:hyperlink r:id="rId14">
-        <w:r>
-          <w:rPr>
-            <w:rtl/>
-            <w:cs/>
-            <w:lang w:val="ar_AE" w:bidi="ar_AE"/>
-          </w:rPr>
-          <w:rPr>
-            <w:color w:val="0000EE"/>
-            <w:u w:val="single"/>
-          </w:rPr>
-          <w:t>حجي 1:12</w:t>
-        </w:r>
-      </w:hyperlink>
+      <w:r>
+        <w:rPr>
+          <w:rtl/>
+          <w:cs/>
+          <w:lang w:val="ar_AE" w:bidi="ar_AE"/>
+        </w:rPr>
+        <w:t>حجي 1:12</w:t>
+      </w:r>
       <w:r>
         <w:rPr>
           <w:rtl/>
@@ -370,20 +358,14 @@
         </w:rPr>
         <w:t>)، تُؤكد على شكلها ومحتواها. • الراعي (العبرية نوكيد noqed): تُستخدم هذه الكلمة مرة واحدة فقط في العهد القديم، لوصف ملك موآب باعتباره "صاحب مواش" (</w:t>
       </w:r>
-      <w:hyperlink r:id="rId15">
-        <w:r>
-          <w:rPr>
-            <w:rtl/>
-            <w:cs/>
-            <w:lang w:val="ar_AE" w:bidi="ar_AE"/>
-          </w:rPr>
-          <w:rPr>
-            <w:color w:val="0000EE"/>
-            <w:u w:val="single"/>
-          </w:rPr>
-          <w:t>2 ملوك 3:4</w:t>
-        </w:r>
-      </w:hyperlink>
+      <w:r>
+        <w:rPr>
+          <w:rtl/>
+          <w:cs/>
+          <w:lang w:val="ar_AE" w:bidi="ar_AE"/>
+        </w:rPr>
+        <w:t>2 ملوك 3:4</w:t>
+      </w:r>
       <w:r>
         <w:rPr>
           <w:rtl/>
@@ -392,20 +374,14 @@
         </w:rPr>
         <w:t xml:space="preserve">). يصف عاموس مهنته في </w:t>
       </w:r>
-      <w:hyperlink r:id="rId16">
-        <w:r>
-          <w:rPr>
-            <w:rtl/>
-            <w:cs/>
-            <w:lang w:val="ar_AE" w:bidi="ar_AE"/>
-          </w:rPr>
-          <w:rPr>
-            <w:color w:val="0000EE"/>
-            <w:u w:val="single"/>
-          </w:rPr>
-          <w:t>عاموس 7:14</w:t>
-        </w:r>
-      </w:hyperlink>
+      <w:r>
+        <w:rPr>
+          <w:rtl/>
+          <w:cs/>
+          <w:lang w:val="ar_AE" w:bidi="ar_AE"/>
+        </w:rPr>
+        <w:t>عاموس 7:14</w:t>
+      </w:r>
       <w:r>
         <w:rPr>
           <w:rtl/>
@@ -430,20 +406,14 @@
         </w:rPr>
         <w:t xml:space="preserve">، "النبي عاموس"). لم يكن عاموس نبيًا مُتمرسًا يخدم في البلاط أو الهيكل. • تلقى عاموس هذه الرسالة في رؤى—أي عن طريق الإعلان الإلهي (انظر </w:t>
       </w:r>
-      <w:hyperlink r:id="rId17">
-        <w:r>
-          <w:rPr>
-            <w:rtl/>
-            <w:cs/>
-            <w:lang w:val="ar_AE" w:bidi="ar_AE"/>
-          </w:rPr>
-          <w:rPr>
-            <w:color w:val="0000EE"/>
-            <w:u w:val="single"/>
-          </w:rPr>
-          <w:t>إشعياء 1:1</w:t>
-        </w:r>
-      </w:hyperlink>
+      <w:r>
+        <w:rPr>
+          <w:rtl/>
+          <w:cs/>
+          <w:lang w:val="ar_AE" w:bidi="ar_AE"/>
+        </w:rPr>
+        <w:t>إشعياء 1:1</w:t>
+      </w:r>
       <w:r>
         <w:rPr>
           <w:rtl/>
@@ -452,20 +422,14 @@
         </w:rPr>
         <w:t>). • يصف عاموس الزلزال الذي حدث خلال حكم عُزّيّا (</w:t>
       </w:r>
-      <w:hyperlink r:id="rId18">
-        <w:r>
-          <w:rPr>
-            <w:rtl/>
-            <w:cs/>
-            <w:lang w:val="ar_AE" w:bidi="ar_AE"/>
-          </w:rPr>
-          <w:rPr>
-            <w:color w:val="0000EE"/>
-            <w:u w:val="single"/>
-          </w:rPr>
-          <w:t>زكريا 14:5</w:t>
-        </w:r>
-      </w:hyperlink>
+      <w:r>
+        <w:rPr>
+          <w:rtl/>
+          <w:cs/>
+          <w:lang w:val="ar_AE" w:bidi="ar_AE"/>
+        </w:rPr>
+        <w:t>زكريا 14:5</w:t>
+      </w:r>
       <w:r>
         <w:rPr>
           <w:rtl/>
@@ -474,20 +438,14 @@
         </w:rPr>
         <w:t>) كعمل من أعمال دينونة الله (</w:t>
       </w:r>
-      <w:hyperlink r:id="rId19">
-        <w:r>
-          <w:rPr>
-            <w:rtl/>
-            <w:cs/>
-            <w:lang w:val="ar_AE" w:bidi="ar_AE"/>
-          </w:rPr>
-          <w:rPr>
-            <w:color w:val="0000EE"/>
-            <w:u w:val="single"/>
-          </w:rPr>
-          <w:t>عاموس 3:14–15</w:t>
-        </w:r>
-      </w:hyperlink>
+      <w:r>
+        <w:rPr>
+          <w:rtl/>
+          <w:cs/>
+          <w:lang w:val="ar_AE" w:bidi="ar_AE"/>
+        </w:rPr>
+        <w:t>عاموس 3:14–15</w:t>
+      </w:r>
       <w:r>
         <w:rPr>
           <w:rtl/>
@@ -496,20 +454,14 @@
         </w:rPr>
         <w:t xml:space="preserve">؛ </w:t>
       </w:r>
-      <w:hyperlink r:id="rId20">
-        <w:r>
-          <w:rPr>
-            <w:rtl/>
-            <w:cs/>
-            <w:lang w:val="ar_AE" w:bidi="ar_AE"/>
-          </w:rPr>
-          <w:rPr>
-            <w:color w:val="0000EE"/>
-            <w:u w:val="single"/>
-          </w:rPr>
-          <w:t>6:11</w:t>
-        </w:r>
-      </w:hyperlink>
+      <w:r>
+        <w:rPr>
+          <w:rtl/>
+          <w:cs/>
+          <w:lang w:val="ar_AE" w:bidi="ar_AE"/>
+        </w:rPr>
+        <w:t>6:11</w:t>
+      </w:r>
       <w:r>
         <w:rPr>
           <w:rtl/>
@@ -518,20 +470,14 @@
         </w:rPr>
         <w:t xml:space="preserve">، </w:t>
       </w:r>
-      <w:hyperlink r:id="rId21">
-        <w:r>
-          <w:rPr>
-            <w:rtl/>
-            <w:cs/>
-            <w:lang w:val="ar_AE" w:bidi="ar_AE"/>
-          </w:rPr>
-          <w:rPr>
-            <w:color w:val="0000EE"/>
-            <w:u w:val="single"/>
-          </w:rPr>
-          <w:t>14</w:t>
-        </w:r>
-      </w:hyperlink>
+      <w:r>
+        <w:rPr>
+          <w:rtl/>
+          <w:cs/>
+          <w:lang w:val="ar_AE" w:bidi="ar_AE"/>
+        </w:rPr>
+        <w:t>14</w:t>
+      </w:r>
       <w:r>
         <w:rPr>
           <w:rtl/>
@@ -540,20 +486,14 @@
         </w:rPr>
         <w:t xml:space="preserve">؛ </w:t>
       </w:r>
-      <w:hyperlink r:id="rId22">
-        <w:r>
-          <w:rPr>
-            <w:rtl/>
-            <w:cs/>
-            <w:lang w:val="ar_AE" w:bidi="ar_AE"/>
-          </w:rPr>
-          <w:rPr>
-            <w:color w:val="0000EE"/>
-            <w:u w:val="single"/>
-          </w:rPr>
-          <w:t>8:8</w:t>
-        </w:r>
-      </w:hyperlink>
+      <w:r>
+        <w:rPr>
+          <w:rtl/>
+          <w:cs/>
+          <w:lang w:val="ar_AE" w:bidi="ar_AE"/>
+        </w:rPr>
+        <w:t>8:8</w:t>
+      </w:r>
       <w:r>
         <w:rPr>
           <w:rtl/>
@@ -562,20 +502,14 @@
         </w:rPr>
         <w:t xml:space="preserve">؛ </w:t>
       </w:r>
-      <w:hyperlink r:id="rId23">
-        <w:r>
-          <w:rPr>
-            <w:rtl/>
-            <w:cs/>
-            <w:lang w:val="ar_AE" w:bidi="ar_AE"/>
-          </w:rPr>
-          <w:rPr>
-            <w:color w:val="0000EE"/>
-            <w:u w:val="single"/>
-          </w:rPr>
-          <w:t>9:1</w:t>
-        </w:r>
-      </w:hyperlink>
+      <w:r>
+        <w:rPr>
+          <w:rtl/>
+          <w:cs/>
+          <w:lang w:val="ar_AE" w:bidi="ar_AE"/>
+        </w:rPr>
+        <w:t>9:1</w:t>
+      </w:r>
       <w:r>
         <w:rPr>
           <w:rtl/>
@@ -584,20 +518,14 @@
         </w:rPr>
         <w:t xml:space="preserve">، </w:t>
       </w:r>
-      <w:hyperlink r:id="rId24">
-        <w:r>
-          <w:rPr>
-            <w:rtl/>
-            <w:cs/>
-            <w:lang w:val="ar_AE" w:bidi="ar_AE"/>
-          </w:rPr>
-          <w:rPr>
-            <w:color w:val="0000EE"/>
-            <w:u w:val="single"/>
-          </w:rPr>
-          <w:t>9</w:t>
-        </w:r>
-      </w:hyperlink>
+      <w:r>
+        <w:rPr>
+          <w:rtl/>
+          <w:cs/>
+          <w:lang w:val="ar_AE" w:bidi="ar_AE"/>
+        </w:rPr>
+        <w:t>9</w:t>
+      </w:r>
       <w:r>
         <w:rPr>
           <w:rtl/>
@@ -757,20 +685,14 @@
         </w:rPr>
         <w:t xml:space="preserve"> يُستخدم هذا التعبير للإشارة إلى تكرار التمرد ضد النظام الطبيعي الذي أسسه الله. العبارة العبرية لا تشر إلى عدد دقيق بل إلى نمط من الانتهاكات المتكررة. • لأَنَّهُمْ دَاسُوا جِلْعَادَ: كان درس الحبوب يتضمن فصل رؤوس الحبوب عن قشورها بسحب زلاجات خشبية ذات أسنان حادة فوق الحبوب المقطوعة (</w:t>
       </w:r>
-      <w:hyperlink r:id="rId25">
-        <w:r>
-          <w:rPr>
-            <w:rtl/>
-            <w:cs/>
-            <w:lang w:val="ar_AE" w:bidi="ar_AE"/>
-          </w:rPr>
-          <w:rPr>
-            <w:color w:val="0000EE"/>
-            <w:u w:val="single"/>
-          </w:rPr>
-          <w:t>إشعياء 41:15</w:t>
-        </w:r>
-      </w:hyperlink>
+      <w:r>
+        <w:rPr>
+          <w:rtl/>
+          <w:cs/>
+          <w:lang w:val="ar_AE" w:bidi="ar_AE"/>
+        </w:rPr>
+        <w:t>إشعياء 41:15</w:t>
+      </w:r>
       <w:r>
         <w:rPr>
           <w:rtl/>
@@ -779,20 +701,14 @@
         </w:rPr>
         <w:t xml:space="preserve">؛ انظر </w:t>
       </w:r>
-      <w:hyperlink r:id="rId26">
-        <w:r>
-          <w:rPr>
-            <w:rtl/>
-            <w:cs/>
-            <w:lang w:val="ar_AE" w:bidi="ar_AE"/>
-          </w:rPr>
-          <w:rPr>
-            <w:color w:val="0000EE"/>
-            <w:u w:val="single"/>
-          </w:rPr>
-          <w:t>ميخا 4:13</w:t>
-        </w:r>
-      </w:hyperlink>
+      <w:r>
+        <w:rPr>
+          <w:rtl/>
+          <w:cs/>
+          <w:lang w:val="ar_AE" w:bidi="ar_AE"/>
+        </w:rPr>
+        <w:t>ميخا 4:13</w:t>
+      </w:r>
       <w:r>
         <w:rPr>
           <w:rtl/>
@@ -868,20 +784,14 @@
         </w:rPr>
         <w:t>كانت دمشق، عاصمة آرام، وحشية في معاملتها لشعب جلعاد، الأراضي الإسرائيلية الواقعة شرقي الأردن. وبحلول الوقت الذي مات فيه أخآب (853 قبل الميلاد)، كانت دمشق قد استولت على راموت جلعاد (</w:t>
       </w:r>
-      <w:hyperlink r:id="rId27">
-        <w:r>
-          <w:rPr>
-            <w:rtl/>
-            <w:cs/>
-            <w:lang w:val="ar_AE" w:bidi="ar_AE"/>
-          </w:rPr>
-          <w:rPr>
-            <w:color w:val="0000EE"/>
-            <w:u w:val="single"/>
-          </w:rPr>
-          <w:t>1 ملوك 22:3</w:t>
-        </w:r>
-      </w:hyperlink>
+      <w:r>
+        <w:rPr>
+          <w:rtl/>
+          <w:cs/>
+          <w:lang w:val="ar_AE" w:bidi="ar_AE"/>
+        </w:rPr>
+        <w:t>1 ملوك 22:3</w:t>
+      </w:r>
       <w:r>
         <w:rPr>
           <w:rtl/>
@@ -1024,20 +934,14 @@
         </w:rPr>
         <w:t xml:space="preserve">فَأُرْسِلُ نَارًا: في العصور القديمة، كانت الجيوش الغازية تحرق المدن التي أخذتها (انظر أيضًا </w:t>
       </w:r>
-      <w:hyperlink r:id="rId28">
-        <w:r>
-          <w:rPr>
-            <w:rtl/>
-            <w:cs/>
-            <w:lang w:val="ar_AE" w:bidi="ar_AE"/>
-          </w:rPr>
-          <w:rPr>
-            <w:color w:val="0000EE"/>
-            <w:u w:val="single"/>
-          </w:rPr>
-          <w:t>1:7</w:t>
-        </w:r>
-      </w:hyperlink>
+      <w:r>
+        <w:rPr>
+          <w:rtl/>
+          <w:cs/>
+          <w:lang w:val="ar_AE" w:bidi="ar_AE"/>
+        </w:rPr>
+        <w:t>1:7</w:t>
+      </w:r>
       <w:r>
         <w:rPr>
           <w:rtl/>
@@ -1046,20 +950,14 @@
         </w:rPr>
         <w:t xml:space="preserve">، </w:t>
       </w:r>
-      <w:hyperlink r:id="rId29">
-        <w:r>
-          <w:rPr>
-            <w:rtl/>
-            <w:cs/>
-            <w:lang w:val="ar_AE" w:bidi="ar_AE"/>
-          </w:rPr>
-          <w:rPr>
-            <w:color w:val="0000EE"/>
-            <w:u w:val="single"/>
-          </w:rPr>
-          <w:t>10</w:t>
-        </w:r>
-      </w:hyperlink>
+      <w:r>
+        <w:rPr>
+          <w:rtl/>
+          <w:cs/>
+          <w:lang w:val="ar_AE" w:bidi="ar_AE"/>
+        </w:rPr>
+        <w:t>10</w:t>
+      </w:r>
       <w:r>
         <w:rPr>
           <w:rtl/>
@@ -1068,20 +966,14 @@
         </w:rPr>
         <w:t xml:space="preserve">، </w:t>
       </w:r>
-      <w:hyperlink r:id="rId30">
-        <w:r>
-          <w:rPr>
-            <w:rtl/>
-            <w:cs/>
-            <w:lang w:val="ar_AE" w:bidi="ar_AE"/>
-          </w:rPr>
-          <w:rPr>
-            <w:color w:val="0000EE"/>
-            <w:u w:val="single"/>
-          </w:rPr>
-          <w:t>12</w:t>
-        </w:r>
-      </w:hyperlink>
+      <w:r>
+        <w:rPr>
+          <w:rtl/>
+          <w:cs/>
+          <w:lang w:val="ar_AE" w:bidi="ar_AE"/>
+        </w:rPr>
+        <w:t>12</w:t>
+      </w:r>
       <w:r>
         <w:rPr>
           <w:rtl/>
@@ -1090,20 +982,14 @@
         </w:rPr>
         <w:t xml:space="preserve">، </w:t>
       </w:r>
-      <w:hyperlink r:id="rId31">
-        <w:r>
-          <w:rPr>
-            <w:rtl/>
-            <w:cs/>
-            <w:lang w:val="ar_AE" w:bidi="ar_AE"/>
-          </w:rPr>
-          <w:rPr>
-            <w:color w:val="0000EE"/>
-            <w:u w:val="single"/>
-          </w:rPr>
-          <w:t>14</w:t>
-        </w:r>
-      </w:hyperlink>
+      <w:r>
+        <w:rPr>
+          <w:rtl/>
+          <w:cs/>
+          <w:lang w:val="ar_AE" w:bidi="ar_AE"/>
+        </w:rPr>
+        <w:t>14</w:t>
+      </w:r>
       <w:r>
         <w:rPr>
           <w:rtl/>
@@ -1112,20 +998,14 @@
         </w:rPr>
         <w:t xml:space="preserve">؛ </w:t>
       </w:r>
-      <w:hyperlink r:id="rId32">
-        <w:r>
-          <w:rPr>
-            <w:rtl/>
-            <w:cs/>
-            <w:lang w:val="ar_AE" w:bidi="ar_AE"/>
-          </w:rPr>
-          <w:rPr>
-            <w:color w:val="0000EE"/>
-            <w:u w:val="single"/>
-          </w:rPr>
-          <w:t>2:2</w:t>
-        </w:r>
-      </w:hyperlink>
+      <w:r>
+        <w:rPr>
+          <w:rtl/>
+          <w:cs/>
+          <w:lang w:val="ar_AE" w:bidi="ar_AE"/>
+        </w:rPr>
+        <w:t>2:2</w:t>
+      </w:r>
       <w:r>
         <w:rPr>
           <w:rtl/>
@@ -1134,20 +1014,14 @@
         </w:rPr>
         <w:t xml:space="preserve">، </w:t>
       </w:r>
-      <w:hyperlink r:id="rId33">
-        <w:r>
-          <w:rPr>
-            <w:rtl/>
-            <w:cs/>
-            <w:lang w:val="ar_AE" w:bidi="ar_AE"/>
-          </w:rPr>
-          <w:rPr>
-            <w:color w:val="0000EE"/>
-            <w:u w:val="single"/>
-          </w:rPr>
-          <w:t>5</w:t>
-        </w:r>
-      </w:hyperlink>
+      <w:r>
+        <w:rPr>
+          <w:rtl/>
+          <w:cs/>
+          <w:lang w:val="ar_AE" w:bidi="ar_AE"/>
+        </w:rPr>
+        <w:t>5</w:t>
+      </w:r>
       <w:r>
         <w:rPr>
           <w:rtl/>
@@ -1257,20 +1131,14 @@
         </w:rPr>
         <w:t xml:space="preserve"> (</w:t>
       </w:r>
-      <w:hyperlink r:id="rId34">
-        <w:r>
-          <w:rPr>
-            <w:rtl/>
-            <w:cs/>
-            <w:lang w:val="ar_AE" w:bidi="ar_AE"/>
-          </w:rPr>
-          <w:rPr>
-            <w:color w:val="0000EE"/>
-            <w:u w:val="single"/>
-          </w:rPr>
-          <w:t>2 ملوك 19:12</w:t>
-        </w:r>
-      </w:hyperlink>
+      <w:r>
+        <w:rPr>
+          <w:rtl/>
+          <w:cs/>
+          <w:lang w:val="ar_AE" w:bidi="ar_AE"/>
+        </w:rPr>
+        <w:t>2 ملوك 19:12</w:t>
+      </w:r>
       <w:r>
         <w:rPr>
           <w:rtl/>
@@ -1279,20 +1147,14 @@
         </w:rPr>
         <w:t xml:space="preserve">؛ </w:t>
       </w:r>
-      <w:hyperlink r:id="rId35">
-        <w:r>
-          <w:rPr>
-            <w:rtl/>
-            <w:cs/>
-            <w:lang w:val="ar_AE" w:bidi="ar_AE"/>
-          </w:rPr>
-          <w:rPr>
-            <w:color w:val="0000EE"/>
-            <w:u w:val="single"/>
-          </w:rPr>
-          <w:t>حزقيال 27:23</w:t>
-        </w:r>
-      </w:hyperlink>
+      <w:r>
+        <w:rPr>
+          <w:rtl/>
+          <w:cs/>
+          <w:lang w:val="ar_AE" w:bidi="ar_AE"/>
+        </w:rPr>
+        <w:t>حزقيال 27:23</w:t>
+      </w:r>
       <w:r>
         <w:rPr>
           <w:rtl/>
@@ -1301,20 +1163,14 @@
         </w:rPr>
         <w:t>). • جاء الآراميون في الأصل من قير (</w:t>
       </w:r>
-      <w:hyperlink r:id="rId36">
-        <w:r>
-          <w:rPr>
-            <w:rtl/>
-            <w:cs/>
-            <w:lang w:val="ar_AE" w:bidi="ar_AE"/>
-          </w:rPr>
-          <w:rPr>
-            <w:color w:val="0000EE"/>
-            <w:u w:val="single"/>
-          </w:rPr>
-          <w:t>عاموس 9:7</w:t>
-        </w:r>
-      </w:hyperlink>
+      <w:r>
+        <w:rPr>
+          <w:rtl/>
+          <w:cs/>
+          <w:lang w:val="ar_AE" w:bidi="ar_AE"/>
+        </w:rPr>
+        <w:t>عاموس 9:7</w:t>
+      </w:r>
       <w:r>
         <w:rPr>
           <w:rtl/>
@@ -1323,20 +1179,14 @@
         </w:rPr>
         <w:t>)، ربما في جنوب بابل؛ وكانت قير المكان الذي سباهم إليه أشور عندما سقطت دمشق (</w:t>
       </w:r>
-      <w:hyperlink r:id="rId37">
-        <w:r>
-          <w:rPr>
-            <w:rtl/>
-            <w:cs/>
-            <w:lang w:val="ar_AE" w:bidi="ar_AE"/>
-          </w:rPr>
-          <w:rPr>
-            <w:color w:val="0000EE"/>
-            <w:u w:val="single"/>
-          </w:rPr>
-          <w:t>2 ملوك 16:9</w:t>
-        </w:r>
-      </w:hyperlink>
+      <w:r>
+        <w:rPr>
+          <w:rtl/>
+          <w:cs/>
+          <w:lang w:val="ar_AE" w:bidi="ar_AE"/>
+        </w:rPr>
+        <w:t>2 ملوك 16:9</w:t>
+      </w:r>
       <w:r>
         <w:rPr>
           <w:rtl/>
@@ -1345,20 +1195,14 @@
         </w:rPr>
         <w:t xml:space="preserve">). وكما كانت مصر رمزًا للأسر لإسرائيل (انظر </w:t>
       </w:r>
-      <w:hyperlink r:id="rId38">
-        <w:r>
-          <w:rPr>
-            <w:rtl/>
-            <w:cs/>
-            <w:lang w:val="ar_AE" w:bidi="ar_AE"/>
-          </w:rPr>
-          <w:rPr>
-            <w:color w:val="0000EE"/>
-            <w:u w:val="single"/>
-          </w:rPr>
-          <w:t>تثنية 28:68</w:t>
-        </w:r>
-      </w:hyperlink>
+      <w:r>
+        <w:rPr>
+          <w:rtl/>
+          <w:cs/>
+          <w:lang w:val="ar_AE" w:bidi="ar_AE"/>
+        </w:rPr>
+        <w:t>تثنية 28:68</w:t>
+      </w:r>
       <w:r>
         <w:rPr>
           <w:rtl/>
@@ -1501,20 +1345,14 @@
         </w:rPr>
         <w:t>فَأُرْسِلُ نَارًا: هزم عُزّيّا الفلسطينيين (</w:t>
       </w:r>
-      <w:hyperlink r:id="rId39">
-        <w:r>
-          <w:rPr>
-            <w:rtl/>
-            <w:cs/>
-            <w:lang w:val="ar_AE" w:bidi="ar_AE"/>
-          </w:rPr>
-          <w:rPr>
-            <w:color w:val="0000EE"/>
-            <w:u w:val="single"/>
-          </w:rPr>
-          <w:t>2 أخبار 26:6</w:t>
-        </w:r>
-      </w:hyperlink>
+      <w:r>
+        <w:rPr>
+          <w:rtl/>
+          <w:cs/>
+          <w:lang w:val="ar_AE" w:bidi="ar_AE"/>
+        </w:rPr>
+        <w:t>2 أخبار 26:6</w:t>
+      </w:r>
       <w:r>
         <w:rPr>
           <w:rtl/>
@@ -1590,20 +1428,14 @@
         </w:rPr>
         <w:t>كانت مدن الفلسطينيين أشدود وأشقلون تقع على أو بالقرب من الساحل، في حين كانت عقرون تقع في الداخل. لم تُذكر جت هنا، حيث تم غزوها في وقت سابق على يد حزائيل (</w:t>
       </w:r>
-      <w:hyperlink r:id="rId40">
-        <w:r>
-          <w:rPr>
-            <w:rtl/>
-            <w:cs/>
-            <w:lang w:val="ar_AE" w:bidi="ar_AE"/>
-          </w:rPr>
-          <w:rPr>
-            <w:color w:val="0000EE"/>
-            <w:u w:val="single"/>
-          </w:rPr>
-          <w:t>2 ملوك 12:17</w:t>
-        </w:r>
-      </w:hyperlink>
+      <w:r>
+        <w:rPr>
+          <w:rtl/>
+          <w:cs/>
+          <w:lang w:val="ar_AE" w:bidi="ar_AE"/>
+        </w:rPr>
+        <w:t>2 ملوك 12:17</w:t>
+      </w:r>
       <w:r>
         <w:rPr>
           <w:rtl/>
@@ -1612,20 +1444,14 @@
         </w:rPr>
         <w:t>) ثم عُزّيّا (</w:t>
       </w:r>
-      <w:hyperlink r:id="rId39">
-        <w:r>
-          <w:rPr>
-            <w:rtl/>
-            <w:cs/>
-            <w:lang w:val="ar_AE" w:bidi="ar_AE"/>
-          </w:rPr>
-          <w:rPr>
-            <w:color w:val="0000EE"/>
-            <w:u w:val="single"/>
-          </w:rPr>
-          <w:t>2 أخبار الأيام 26:6</w:t>
-        </w:r>
-      </w:hyperlink>
+      <w:r>
+        <w:rPr>
+          <w:rtl/>
+          <w:cs/>
+          <w:lang w:val="ar_AE" w:bidi="ar_AE"/>
+        </w:rPr>
+        <w:t>2 أخبار الأيام 26:6</w:t>
+      </w:r>
       <w:r>
         <w:rPr>
           <w:rtl/>
@@ -1634,20 +1460,14 @@
         </w:rPr>
         <w:t>). • فَتَهْلِكُ بَقِيَّةُ الْفِلِسْطِينِيِّينَ: لقد حافظ الفلسطينيون على هويتهم العرقية خلال العصر الآشوري، لكن هذا التميز تلاشى بحلول زمن الفُرس (</w:t>
       </w:r>
-      <w:hyperlink r:id="rId41">
-        <w:r>
-          <w:rPr>
-            <w:rtl/>
-            <w:cs/>
-            <w:lang w:val="ar_AE" w:bidi="ar_AE"/>
-          </w:rPr>
-          <w:rPr>
-            <w:color w:val="0000EE"/>
-            <w:u w:val="single"/>
-          </w:rPr>
-          <w:t>زكريا 9:5–7</w:t>
-        </w:r>
-      </w:hyperlink>
+      <w:r>
+        <w:rPr>
+          <w:rtl/>
+          <w:cs/>
+          <w:lang w:val="ar_AE" w:bidi="ar_AE"/>
+        </w:rPr>
+        <w:t>زكريا 9:5–7</w:t>
+      </w:r>
       <w:r>
         <w:rPr>
           <w:rtl/>
@@ -1723,20 +1543,14 @@
         </w:rPr>
         <w:t>كانت صور وصيدون الميناءين البحريين الرئيسين للفينيقيين. • كانت جريمة صور، مثل جريمة الفلسطينيين (</w:t>
       </w:r>
-      <w:hyperlink r:id="rId42">
-        <w:r>
-          <w:rPr>
-            <w:rtl/>
-            <w:cs/>
-            <w:lang w:val="ar_AE" w:bidi="ar_AE"/>
-          </w:rPr>
-          <w:rPr>
-            <w:color w:val="0000EE"/>
-            <w:u w:val="single"/>
-          </w:rPr>
-          <w:t>1:6–8</w:t>
-        </w:r>
-      </w:hyperlink>
+      <w:r>
+        <w:rPr>
+          <w:rtl/>
+          <w:cs/>
+          <w:lang w:val="ar_AE" w:bidi="ar_AE"/>
+        </w:rPr>
+        <w:t>1:6–8</w:t>
+      </w:r>
       <w:r>
         <w:rPr>
           <w:rtl/>
@@ -1762,20 +1576,14 @@
         </w:rPr>
         <w:t xml:space="preserve"> وهي عبودية ازدادت مرارة بسبب الشعور بالخيانة (انظر </w:t>
       </w:r>
-      <w:hyperlink r:id="rId43">
-        <w:r>
-          <w:rPr>
-            <w:rtl/>
-            <w:cs/>
-            <w:lang w:val="ar_AE" w:bidi="ar_AE"/>
-          </w:rPr>
-          <w:rPr>
-            <w:color w:val="0000EE"/>
-            <w:u w:val="single"/>
-          </w:rPr>
-          <w:t>2 صموئيل 5:11</w:t>
-        </w:r>
-      </w:hyperlink>
+      <w:r>
+        <w:rPr>
+          <w:rtl/>
+          <w:cs/>
+          <w:lang w:val="ar_AE" w:bidi="ar_AE"/>
+        </w:rPr>
+        <w:t>2 صموئيل 5:11</w:t>
+      </w:r>
       <w:r>
         <w:rPr>
           <w:rtl/>
@@ -1784,20 +1592,14 @@
         </w:rPr>
         <w:t xml:space="preserve">؛ </w:t>
       </w:r>
-      <w:hyperlink r:id="rId44">
-        <w:r>
-          <w:rPr>
-            <w:rtl/>
-            <w:cs/>
-            <w:lang w:val="ar_AE" w:bidi="ar_AE"/>
-          </w:rPr>
-          <w:rPr>
-            <w:color w:val="0000EE"/>
-            <w:u w:val="single"/>
-          </w:rPr>
-          <w:t>1 ملوك 5:1</w:t>
-        </w:r>
-      </w:hyperlink>
+      <w:r>
+        <w:rPr>
+          <w:rtl/>
+          <w:cs/>
+          <w:lang w:val="ar_AE" w:bidi="ar_AE"/>
+        </w:rPr>
+        <w:t>1 ملوك 5:1</w:t>
+      </w:r>
       <w:r>
         <w:rPr>
           <w:rtl/>
@@ -1806,20 +1608,14 @@
         </w:rPr>
         <w:t xml:space="preserve">، </w:t>
       </w:r>
-      <w:hyperlink r:id="rId45">
-        <w:r>
-          <w:rPr>
-            <w:rtl/>
-            <w:cs/>
-            <w:lang w:val="ar_AE" w:bidi="ar_AE"/>
-          </w:rPr>
-          <w:rPr>
-            <w:color w:val="0000EE"/>
-            <w:u w:val="single"/>
-          </w:rPr>
-          <w:t>11</w:t>
-        </w:r>
-      </w:hyperlink>
+      <w:r>
+        <w:rPr>
+          <w:rtl/>
+          <w:cs/>
+          <w:lang w:val="ar_AE" w:bidi="ar_AE"/>
+        </w:rPr>
+        <w:t>11</w:t>
+      </w:r>
       <w:r>
         <w:rPr>
           <w:rtl/>
@@ -1828,20 +1624,14 @@
         </w:rPr>
         <w:t xml:space="preserve">؛ </w:t>
       </w:r>
-      <w:hyperlink r:id="rId46">
-        <w:r>
-          <w:rPr>
-            <w:rtl/>
-            <w:cs/>
-            <w:lang w:val="ar_AE" w:bidi="ar_AE"/>
-          </w:rPr>
-          <w:rPr>
-            <w:color w:val="0000EE"/>
-            <w:u w:val="single"/>
-          </w:rPr>
-          <w:t>16:30–31</w:t>
-        </w:r>
-      </w:hyperlink>
+      <w:r>
+        <w:rPr>
+          <w:rtl/>
+          <w:cs/>
+          <w:lang w:val="ar_AE" w:bidi="ar_AE"/>
+        </w:rPr>
+        <w:t>16:30–31</w:t>
+      </w:r>
       <w:r>
         <w:rPr>
           <w:rtl/>
@@ -1850,20 +1640,14 @@
         </w:rPr>
         <w:t>). كانت سمعة صور هي "كل شيء للبيع"؛ وقد صوّر إشعياء المدينة كالمرأة الزانية التي تروج لبضائعها (</w:t>
       </w:r>
-      <w:hyperlink r:id="rId47">
-        <w:r>
-          <w:rPr>
-            <w:rtl/>
-            <w:cs/>
-            <w:lang w:val="ar_AE" w:bidi="ar_AE"/>
-          </w:rPr>
-          <w:rPr>
-            <w:color w:val="0000EE"/>
-            <w:u w:val="single"/>
-          </w:rPr>
-          <w:t>إشعياء 23:15–17</w:t>
-        </w:r>
-      </w:hyperlink>
+      <w:r>
+        <w:rPr>
+          <w:rtl/>
+          <w:cs/>
+          <w:lang w:val="ar_AE" w:bidi="ar_AE"/>
+        </w:rPr>
+        <w:t>إشعياء 23:15–17</w:t>
+      </w:r>
       <w:r>
         <w:rPr>
           <w:rtl/>
@@ -1939,20 +1723,14 @@
         </w:rPr>
         <w:t xml:space="preserve">نَارًا عَلَى سُورِ: تم بناء الجزء الرئيسي من صور على جزيرة، مما جعل الاستيلاء عليها شبه مستحيل (انظر </w:t>
       </w:r>
-      <w:hyperlink r:id="rId48">
-        <w:r>
-          <w:rPr>
-            <w:rtl/>
-            <w:cs/>
-            <w:lang w:val="ar_AE" w:bidi="ar_AE"/>
-          </w:rPr>
-          <w:rPr>
-            <w:color w:val="0000EE"/>
-            <w:u w:val="single"/>
-          </w:rPr>
-          <w:t>حزقيال 26:1–28:19</w:t>
-        </w:r>
-      </w:hyperlink>
+      <w:r>
+        <w:rPr>
+          <w:rtl/>
+          <w:cs/>
+          <w:lang w:val="ar_AE" w:bidi="ar_AE"/>
+        </w:rPr>
+        <w:t>حزقيال 26:1–28:19</w:t>
+      </w:r>
       <w:r>
         <w:rPr>
           <w:rtl/>
@@ -2028,20 +1806,14 @@
         </w:rPr>
         <w:t xml:space="preserve">كان أدوم خائنًا آخر (انظر </w:t>
       </w:r>
-      <w:hyperlink r:id="rId49">
-        <w:r>
-          <w:rPr>
-            <w:rtl/>
-            <w:cs/>
-            <w:lang w:val="ar_AE" w:bidi="ar_AE"/>
-          </w:rPr>
-          <w:rPr>
-            <w:color w:val="0000EE"/>
-            <w:u w:val="single"/>
-          </w:rPr>
-          <w:t>1:9</w:t>
-        </w:r>
-      </w:hyperlink>
+      <w:r>
+        <w:rPr>
+          <w:rtl/>
+          <w:cs/>
+          <w:lang w:val="ar_AE" w:bidi="ar_AE"/>
+        </w:rPr>
+        <w:t>1:9</w:t>
+      </w:r>
       <w:r>
         <w:rPr>
           <w:rtl/>
@@ -2050,20 +1822,14 @@
         </w:rPr>
         <w:t xml:space="preserve">؛ </w:t>
       </w:r>
-      <w:hyperlink r:id="rId50">
-        <w:r>
-          <w:rPr>
-            <w:rtl/>
-            <w:cs/>
-            <w:lang w:val="ar_AE" w:bidi="ar_AE"/>
-          </w:rPr>
-          <w:rPr>
-            <w:color w:val="0000EE"/>
-            <w:u w:val="single"/>
-          </w:rPr>
-          <w:t>تكوين 36</w:t>
-        </w:r>
-      </w:hyperlink>
+      <w:r>
+        <w:rPr>
+          <w:rtl/>
+          <w:cs/>
+          <w:lang w:val="ar_AE" w:bidi="ar_AE"/>
+        </w:rPr>
+        <w:t>تكوين 36</w:t>
+      </w:r>
       <w:r>
         <w:rPr>
           <w:rtl/>
@@ -2072,20 +1838,14 @@
         </w:rPr>
         <w:t xml:space="preserve">؛ انظر أيضًا </w:t>
       </w:r>
-      <w:hyperlink r:id="rId51">
-        <w:r>
-          <w:rPr>
-            <w:rtl/>
-            <w:cs/>
-            <w:lang w:val="ar_AE" w:bidi="ar_AE"/>
-          </w:rPr>
-          <w:rPr>
-            <w:color w:val="0000EE"/>
-            <w:u w:val="single"/>
-          </w:rPr>
-          <w:t>تكوين 25:23–30</w:t>
-        </w:r>
-      </w:hyperlink>
+      <w:r>
+        <w:rPr>
+          <w:rtl/>
+          <w:cs/>
+          <w:lang w:val="ar_AE" w:bidi="ar_AE"/>
+        </w:rPr>
+        <w:t>تكوين 25:23–30</w:t>
+      </w:r>
       <w:r>
         <w:rPr>
           <w:rtl/>
@@ -2094,20 +1854,14 @@
         </w:rPr>
         <w:t xml:space="preserve">؛ </w:t>
       </w:r>
-      <w:hyperlink r:id="rId52">
-        <w:r>
-          <w:rPr>
-            <w:rtl/>
-            <w:cs/>
-            <w:lang w:val="ar_AE" w:bidi="ar_AE"/>
-          </w:rPr>
-          <w:rPr>
-            <w:color w:val="0000EE"/>
-            <w:u w:val="single"/>
-          </w:rPr>
-          <w:t>27:39–40</w:t>
-        </w:r>
-      </w:hyperlink>
+      <w:r>
+        <w:rPr>
+          <w:rtl/>
+          <w:cs/>
+          <w:lang w:val="ar_AE" w:bidi="ar_AE"/>
+        </w:rPr>
+        <w:t>27:39–40</w:t>
+      </w:r>
       <w:r>
         <w:rPr>
           <w:rtl/>
@@ -2133,20 +1887,14 @@
         </w:rPr>
         <w:t xml:space="preserve">) (انظر </w:t>
       </w:r>
-      <w:hyperlink r:id="rId53">
-        <w:r>
-          <w:rPr>
-            <w:rtl/>
-            <w:cs/>
-            <w:lang w:val="ar_AE" w:bidi="ar_AE"/>
-          </w:rPr>
-          <w:rPr>
-            <w:color w:val="0000EE"/>
-            <w:u w:val="single"/>
-          </w:rPr>
-          <w:t>تكوين 25:25–30</w:t>
-        </w:r>
-      </w:hyperlink>
+      <w:r>
+        <w:rPr>
+          <w:rtl/>
+          <w:cs/>
+          <w:lang w:val="ar_AE" w:bidi="ar_AE"/>
+        </w:rPr>
+        <w:t>تكوين 25:25–30</w:t>
+      </w:r>
       <w:r>
         <w:rPr>
           <w:rtl/>
@@ -2155,20 +1903,14 @@
         </w:rPr>
         <w:t xml:space="preserve">). يمكن أن تشير كلمة "إخوة" أيضًا إلى أطراف معاهدة (انظر </w:t>
       </w:r>
-      <w:hyperlink r:id="rId49">
-        <w:r>
-          <w:rPr>
-            <w:rtl/>
-            <w:cs/>
-            <w:lang w:val="ar_AE" w:bidi="ar_AE"/>
-          </w:rPr>
-          <w:rPr>
-            <w:color w:val="0000EE"/>
-            <w:u w:val="single"/>
-          </w:rPr>
-          <w:t>عاموس 1:9</w:t>
-        </w:r>
-      </w:hyperlink>
+      <w:r>
+        <w:rPr>
+          <w:rtl/>
+          <w:cs/>
+          <w:lang w:val="ar_AE" w:bidi="ar_AE"/>
+        </w:rPr>
+        <w:t>عاموس 1:9</w:t>
+      </w:r>
       <w:r>
         <w:rPr>
           <w:rtl/>
@@ -2177,20 +1919,14 @@
         </w:rPr>
         <w:t>). يبدو أن أدوم كان يمارس ضغطًا مستمرًا على حدود إسرائيل ويهوذا، مغيرًا وناهبا في لحظات الضعف (</w:t>
       </w:r>
-      <w:hyperlink r:id="rId54">
-        <w:r>
-          <w:rPr>
-            <w:rtl/>
-            <w:cs/>
-            <w:lang w:val="ar_AE" w:bidi="ar_AE"/>
-          </w:rPr>
-          <w:rPr>
-            <w:color w:val="0000EE"/>
-            <w:u w:val="single"/>
-          </w:rPr>
-          <w:t>إرميا 49:7–22</w:t>
-        </w:r>
-      </w:hyperlink>
+      <w:r>
+        <w:rPr>
+          <w:rtl/>
+          <w:cs/>
+          <w:lang w:val="ar_AE" w:bidi="ar_AE"/>
+        </w:rPr>
+        <w:t>إرميا 49:7–22</w:t>
+      </w:r>
       <w:r>
         <w:rPr>
           <w:rtl/>
@@ -2199,20 +1935,14 @@
         </w:rPr>
         <w:t xml:space="preserve">؛ </w:t>
       </w:r>
-      <w:hyperlink r:id="rId55">
-        <w:r>
-          <w:rPr>
-            <w:rtl/>
-            <w:cs/>
-            <w:lang w:val="ar_AE" w:bidi="ar_AE"/>
-          </w:rPr>
-          <w:rPr>
-            <w:color w:val="0000EE"/>
-            <w:u w:val="single"/>
-          </w:rPr>
-          <w:t>عوبديا 1:1–9</w:t>
-        </w:r>
-      </w:hyperlink>
+      <w:r>
+        <w:rPr>
+          <w:rtl/>
+          <w:cs/>
+          <w:lang w:val="ar_AE" w:bidi="ar_AE"/>
+        </w:rPr>
+        <w:t>عوبديا 1:1–9</w:t>
+      </w:r>
       <w:r>
         <w:rPr>
           <w:rtl/>
@@ -2305,20 +2035,14 @@
         </w:rPr>
         <w:t xml:space="preserve"> فقدت أدوم قدرتها على خوض الحروب المستمرة. وقد قامت بابل بتدمير أدوم بعد فترة قصيرة من تدمير يهوذا في عام 553 قبل الميلاد (انظر </w:t>
       </w:r>
-      <w:hyperlink r:id="rId56">
-        <w:r>
-          <w:rPr>
-            <w:rtl/>
-            <w:cs/>
-            <w:lang w:val="ar_AE" w:bidi="ar_AE"/>
-          </w:rPr>
-          <w:rPr>
-            <w:color w:val="0000EE"/>
-            <w:u w:val="single"/>
-          </w:rPr>
-          <w:t>إرميا 27</w:t>
-        </w:r>
-      </w:hyperlink>
+      <w:r>
+        <w:rPr>
+          <w:rtl/>
+          <w:cs/>
+          <w:lang w:val="ar_AE" w:bidi="ar_AE"/>
+        </w:rPr>
+        <w:t>إرميا 27</w:t>
+      </w:r>
       <w:r>
         <w:rPr>
           <w:rtl/>
@@ -2327,20 +2051,14 @@
         </w:rPr>
         <w:t xml:space="preserve">؛ </w:t>
       </w:r>
-      <w:hyperlink r:id="rId54">
-        <w:r>
-          <w:rPr>
-            <w:rtl/>
-            <w:cs/>
-            <w:lang w:val="ar_AE" w:bidi="ar_AE"/>
-          </w:rPr>
-          <w:rPr>
-            <w:color w:val="0000EE"/>
-            <w:u w:val="single"/>
-          </w:rPr>
-          <w:t>49:7–22</w:t>
-        </w:r>
-      </w:hyperlink>
+      <w:r>
+        <w:rPr>
+          <w:rtl/>
+          <w:cs/>
+          <w:lang w:val="ar_AE" w:bidi="ar_AE"/>
+        </w:rPr>
+        <w:t>49:7–22</w:t>
+      </w:r>
       <w:r>
         <w:rPr>
           <w:rtl/>
@@ -2432,20 +2150,14 @@
         </w:rPr>
         <w:t xml:space="preserve">نظر إسرائيل إلى بني عمون باعتبارهم أقرباء لهم لكنهم خانوهم أيضًا. كان العمونيون (مثل الموآبيين، </w:t>
       </w:r>
-      <w:hyperlink r:id="rId57">
-        <w:r>
-          <w:rPr>
-            <w:rtl/>
-            <w:cs/>
-            <w:lang w:val="ar_AE" w:bidi="ar_AE"/>
-          </w:rPr>
-          <w:rPr>
-            <w:color w:val="0000EE"/>
-            <w:u w:val="single"/>
-          </w:rPr>
-          <w:t>2:1</w:t>
-        </w:r>
-      </w:hyperlink>
+      <w:r>
+        <w:rPr>
+          <w:rtl/>
+          <w:cs/>
+          <w:lang w:val="ar_AE" w:bidi="ar_AE"/>
+        </w:rPr>
+        <w:t>2:1</w:t>
+      </w:r>
       <w:r>
         <w:rPr>
           <w:rtl/>
@@ -2454,20 +2166,14 @@
         </w:rPr>
         <w:t>) من نسل لوط، ابن أخ إبراهيم (</w:t>
       </w:r>
-      <w:hyperlink r:id="rId58">
-        <w:r>
-          <w:rPr>
-            <w:rtl/>
-            <w:cs/>
-            <w:lang w:val="ar_AE" w:bidi="ar_AE"/>
-          </w:rPr>
-          <w:rPr>
-            <w:color w:val="0000EE"/>
-            <w:u w:val="single"/>
-          </w:rPr>
-          <w:t>تكوين 19:37–38</w:t>
-        </w:r>
-      </w:hyperlink>
+      <w:r>
+        <w:rPr>
+          <w:rtl/>
+          <w:cs/>
+          <w:lang w:val="ar_AE" w:bidi="ar_AE"/>
+        </w:rPr>
+        <w:t>تكوين 19:37–38</w:t>
+      </w:r>
       <w:r>
         <w:rPr>
           <w:rtl/>
@@ -2476,20 +2182,14 @@
         </w:rPr>
         <w:t xml:space="preserve">). وكان العمونيون يشكلون تهديدًا مستمرًا لجِلعاد (انظر </w:t>
       </w:r>
-      <w:hyperlink r:id="rId59">
-        <w:r>
-          <w:rPr>
-            <w:rtl/>
-            <w:cs/>
-            <w:lang w:val="ar_AE" w:bidi="ar_AE"/>
-          </w:rPr>
-          <w:rPr>
-            <w:color w:val="0000EE"/>
-            <w:u w:val="single"/>
-          </w:rPr>
-          <w:t>قضاة 10:7–9</w:t>
-        </w:r>
-      </w:hyperlink>
+      <w:r>
+        <w:rPr>
+          <w:rtl/>
+          <w:cs/>
+          <w:lang w:val="ar_AE" w:bidi="ar_AE"/>
+        </w:rPr>
+        <w:t>قضاة 10:7–9</w:t>
+      </w:r>
       <w:r>
         <w:rPr>
           <w:rtl/>
@@ -2498,20 +2198,14 @@
         </w:rPr>
         <w:t>). • في العصور القديمة، كانت الجيوش الغازية عادة ما تشق بطون النساء الحوامل (</w:t>
       </w:r>
-      <w:hyperlink r:id="rId60">
-        <w:r>
-          <w:rPr>
-            <w:rtl/>
-            <w:cs/>
-            <w:lang w:val="ar_AE" w:bidi="ar_AE"/>
-          </w:rPr>
-          <w:rPr>
-            <w:color w:val="0000EE"/>
-            <w:u w:val="single"/>
-          </w:rPr>
-          <w:t>2 ملوك 8:12</w:t>
-        </w:r>
-      </w:hyperlink>
+      <w:r>
+        <w:rPr>
+          <w:rtl/>
+          <w:cs/>
+          <w:lang w:val="ar_AE" w:bidi="ar_AE"/>
+        </w:rPr>
+        <w:t>2 ملوك 8:12</w:t>
+      </w:r>
       <w:r>
         <w:rPr>
           <w:rtl/>
@@ -2520,20 +2214,14 @@
         </w:rPr>
         <w:t xml:space="preserve">؛ </w:t>
       </w:r>
-      <w:hyperlink r:id="rId61">
-        <w:r>
-          <w:rPr>
-            <w:rtl/>
-            <w:cs/>
-            <w:lang w:val="ar_AE" w:bidi="ar_AE"/>
-          </w:rPr>
-          <w:rPr>
-            <w:color w:val="0000EE"/>
-            <w:u w:val="single"/>
-          </w:rPr>
-          <w:t>15:16</w:t>
-        </w:r>
-      </w:hyperlink>
+      <w:r>
+        <w:rPr>
+          <w:rtl/>
+          <w:cs/>
+          <w:lang w:val="ar_AE" w:bidi="ar_AE"/>
+        </w:rPr>
+        <w:t>15:16</w:t>
+      </w:r>
       <w:r>
         <w:rPr>
           <w:rtl/>
@@ -2542,20 +2230,14 @@
         </w:rPr>
         <w:t xml:space="preserve">؛ </w:t>
       </w:r>
-      <w:hyperlink r:id="rId62">
-        <w:r>
-          <w:rPr>
-            <w:rtl/>
-            <w:cs/>
-            <w:lang w:val="ar_AE" w:bidi="ar_AE"/>
-          </w:rPr>
-          <w:rPr>
-            <w:color w:val="0000EE"/>
-            <w:u w:val="single"/>
-          </w:rPr>
-          <w:t>هوشع 13:16</w:t>
-        </w:r>
-      </w:hyperlink>
+      <w:r>
+        <w:rPr>
+          <w:rtl/>
+          <w:cs/>
+          <w:lang w:val="ar_AE" w:bidi="ar_AE"/>
+        </w:rPr>
+        <w:t>هوشع 13:16</w:t>
+      </w:r>
       <w:r>
         <w:rPr>
           <w:rtl/>
@@ -2564,20 +2246,14 @@
         </w:rPr>
         <w:t>)؛ كما كانوا يغتصبون النساء ويذبحون الأطفال في المدن التي يستولون عليها (</w:t>
       </w:r>
-      <w:hyperlink r:id="rId63">
-        <w:r>
-          <w:rPr>
-            <w:rtl/>
-            <w:cs/>
-            <w:lang w:val="ar_AE" w:bidi="ar_AE"/>
-          </w:rPr>
-          <w:rPr>
-            <w:color w:val="0000EE"/>
-            <w:u w:val="single"/>
-          </w:rPr>
-          <w:t>إشعياء 13:16</w:t>
-        </w:r>
-      </w:hyperlink>
+      <w:r>
+        <w:rPr>
+          <w:rtl/>
+          <w:cs/>
+          <w:lang w:val="ar_AE" w:bidi="ar_AE"/>
+        </w:rPr>
+        <w:t>إشعياء 13:16</w:t>
+      </w:r>
       <w:r>
         <w:rPr>
           <w:rtl/>
@@ -2586,20 +2262,14 @@
         </w:rPr>
         <w:t xml:space="preserve">، </w:t>
       </w:r>
-      <w:hyperlink r:id="rId64">
-        <w:r>
-          <w:rPr>
-            <w:rtl/>
-            <w:cs/>
-            <w:lang w:val="ar_AE" w:bidi="ar_AE"/>
-          </w:rPr>
-          <w:rPr>
-            <w:color w:val="0000EE"/>
-            <w:u w:val="single"/>
-          </w:rPr>
-          <w:t>18</w:t>
-        </w:r>
-      </w:hyperlink>
+      <w:r>
+        <w:rPr>
+          <w:rtl/>
+          <w:cs/>
+          <w:lang w:val="ar_AE" w:bidi="ar_AE"/>
+        </w:rPr>
+        <w:t>18</w:t>
+      </w:r>
       <w:r>
         <w:rPr>
           <w:rtl/>
@@ -2608,20 +2278,14 @@
         </w:rPr>
         <w:t xml:space="preserve">؛ </w:t>
       </w:r>
-      <w:hyperlink r:id="rId65">
-        <w:r>
-          <w:rPr>
-            <w:rtl/>
-            <w:cs/>
-            <w:lang w:val="ar_AE" w:bidi="ar_AE"/>
-          </w:rPr>
-          <w:rPr>
-            <w:color w:val="0000EE"/>
-            <w:u w:val="single"/>
-          </w:rPr>
-          <w:t>مراثي 5:11</w:t>
-        </w:r>
-      </w:hyperlink>
+      <w:r>
+        <w:rPr>
+          <w:rtl/>
+          <w:cs/>
+          <w:lang w:val="ar_AE" w:bidi="ar_AE"/>
+        </w:rPr>
+        <w:t>مراثي 5:11</w:t>
+      </w:r>
       <w:r>
         <w:rPr>
           <w:rtl/>
@@ -2630,20 +2294,14 @@
         </w:rPr>
         <w:t xml:space="preserve">؛ </w:t>
       </w:r>
-      <w:hyperlink r:id="rId66">
-        <w:r>
-          <w:rPr>
-            <w:rtl/>
-            <w:cs/>
-            <w:lang w:val="ar_AE" w:bidi="ar_AE"/>
-          </w:rPr>
-          <w:rPr>
-            <w:color w:val="0000EE"/>
-            <w:u w:val="single"/>
-          </w:rPr>
-          <w:t>هوشع 10:14</w:t>
-        </w:r>
-      </w:hyperlink>
+      <w:r>
+        <w:rPr>
+          <w:rtl/>
+          <w:cs/>
+          <w:lang w:val="ar_AE" w:bidi="ar_AE"/>
+        </w:rPr>
+        <w:t>هوشع 10:14</w:t>
+      </w:r>
       <w:r>
         <w:rPr>
           <w:rtl/>
@@ -2652,20 +2310,14 @@
         </w:rPr>
         <w:t xml:space="preserve">؛ </w:t>
       </w:r>
-      <w:hyperlink r:id="rId62">
-        <w:r>
-          <w:rPr>
-            <w:rtl/>
-            <w:cs/>
-            <w:lang w:val="ar_AE" w:bidi="ar_AE"/>
-          </w:rPr>
-          <w:rPr>
-            <w:color w:val="0000EE"/>
-            <w:u w:val="single"/>
-          </w:rPr>
-          <w:t>13:16</w:t>
-        </w:r>
-      </w:hyperlink>
+      <w:r>
+        <w:rPr>
+          <w:rtl/>
+          <w:cs/>
+          <w:lang w:val="ar_AE" w:bidi="ar_AE"/>
+        </w:rPr>
+        <w:t>13:16</w:t>
+      </w:r>
       <w:r>
         <w:rPr>
           <w:rtl/>
@@ -2674,20 +2326,14 @@
         </w:rPr>
         <w:t xml:space="preserve">؛ </w:t>
       </w:r>
-      <w:hyperlink r:id="rId67">
-        <w:r>
-          <w:rPr>
-            <w:rtl/>
-            <w:cs/>
-            <w:lang w:val="ar_AE" w:bidi="ar_AE"/>
-          </w:rPr>
-          <w:rPr>
-            <w:color w:val="0000EE"/>
-            <w:u w:val="single"/>
-          </w:rPr>
-          <w:t>ناحوم 3:10</w:t>
-        </w:r>
-      </w:hyperlink>
+      <w:r>
+        <w:rPr>
+          <w:rtl/>
+          <w:cs/>
+          <w:lang w:val="ar_AE" w:bidi="ar_AE"/>
+        </w:rPr>
+        <w:t>ناحوم 3:10</w:t>
+      </w:r>
       <w:r>
         <w:rPr>
           <w:rtl/>
@@ -2696,20 +2342,14 @@
         </w:rPr>
         <w:t xml:space="preserve">؛ </w:t>
       </w:r>
-      <w:hyperlink r:id="rId68">
-        <w:r>
-          <w:rPr>
-            <w:rtl/>
-            <w:cs/>
-            <w:lang w:val="ar_AE" w:bidi="ar_AE"/>
-          </w:rPr>
-          <w:rPr>
-            <w:color w:val="0000EE"/>
-            <w:u w:val="single"/>
-          </w:rPr>
-          <w:t>زكريا 14:2</w:t>
-        </w:r>
-      </w:hyperlink>
+      <w:r>
+        <w:rPr>
+          <w:rtl/>
+          <w:cs/>
+          <w:lang w:val="ar_AE" w:bidi="ar_AE"/>
+        </w:rPr>
+        <w:t>زكريا 14:2</w:t>
+      </w:r>
       <w:r>
         <w:rPr>
           <w:rtl/>
@@ -2785,20 +2425,14 @@
         </w:rPr>
         <w:t>كانت رَبَّة المدينة الرئيسية لبني عمون (</w:t>
       </w:r>
-      <w:hyperlink r:id="rId69">
-        <w:r>
-          <w:rPr>
-            <w:rtl/>
-            <w:cs/>
-            <w:lang w:val="ar_AE" w:bidi="ar_AE"/>
-          </w:rPr>
-          <w:rPr>
-            <w:color w:val="0000EE"/>
-            <w:u w:val="single"/>
-          </w:rPr>
-          <w:t>2 صموئيل 12:26</w:t>
-        </w:r>
-      </w:hyperlink>
+      <w:r>
+        <w:rPr>
+          <w:rtl/>
+          <w:cs/>
+          <w:lang w:val="ar_AE" w:bidi="ar_AE"/>
+        </w:rPr>
+        <w:t>2 صموئيل 12:26</w:t>
+      </w:r>
       <w:r>
         <w:rPr>
           <w:rtl/>
@@ -2807,20 +2441,14 @@
         </w:rPr>
         <w:t>). • تعرض العمونيون (</w:t>
       </w:r>
-      <w:hyperlink r:id="rId70">
-        <w:r>
-          <w:rPr>
-            <w:rtl/>
-            <w:cs/>
-            <w:lang w:val="ar_AE" w:bidi="ar_AE"/>
-          </w:rPr>
-          <w:rPr>
-            <w:color w:val="0000EE"/>
-            <w:u w:val="single"/>
-          </w:rPr>
-          <w:t>عاموس 1:13</w:t>
-        </w:r>
-      </w:hyperlink>
+      <w:r>
+        <w:rPr>
+          <w:rtl/>
+          <w:cs/>
+          <w:lang w:val="ar_AE" w:bidi="ar_AE"/>
+        </w:rPr>
+        <w:t>عاموس 1:13</w:t>
+      </w:r>
       <w:r>
         <w:rPr>
           <w:rtl/>
@@ -2896,20 +2524,14 @@
         </w:rPr>
         <w:t xml:space="preserve">مَلِكُهُمْ: قد يكون المصطلح العبري "مَلْكَم" إشارة إلى إله العمونيين مولك. في العصور القديمة، كان الناس يعتقدون أن إله أو آلهة الأمة المهزومة يذهبون إلى السبي معهم (انظر </w:t>
       </w:r>
-      <w:hyperlink r:id="rId71">
-        <w:r>
-          <w:rPr>
-            <w:rtl/>
-            <w:cs/>
-            <w:lang w:val="ar_AE" w:bidi="ar_AE"/>
-          </w:rPr>
-          <w:rPr>
-            <w:color w:val="0000EE"/>
-            <w:u w:val="single"/>
-          </w:rPr>
-          <w:t>5:26–27</w:t>
-        </w:r>
-      </w:hyperlink>
+      <w:r>
+        <w:rPr>
+          <w:rtl/>
+          <w:cs/>
+          <w:lang w:val="ar_AE" w:bidi="ar_AE"/>
+        </w:rPr>
+        <w:t>5:26–27</w:t>
+      </w:r>
       <w:r>
         <w:rPr>
           <w:rtl/>
@@ -2918,20 +2540,14 @@
         </w:rPr>
         <w:t xml:space="preserve">؛ </w:t>
       </w:r>
-      <w:hyperlink r:id="rId72">
-        <w:r>
-          <w:rPr>
-            <w:rtl/>
-            <w:cs/>
-            <w:lang w:val="ar_AE" w:bidi="ar_AE"/>
-          </w:rPr>
-          <w:rPr>
-            <w:color w:val="0000EE"/>
-            <w:u w:val="single"/>
-          </w:rPr>
-          <w:t>1 صموئيل 5:1–2</w:t>
-        </w:r>
-      </w:hyperlink>
+      <w:r>
+        <w:rPr>
+          <w:rtl/>
+          <w:cs/>
+          <w:lang w:val="ar_AE" w:bidi="ar_AE"/>
+        </w:rPr>
+        <w:t>1 صموئيل 5:1–2</w:t>
+      </w:r>
       <w:r>
         <w:rPr>
           <w:rtl/>
@@ -2940,20 +2556,14 @@
         </w:rPr>
         <w:t xml:space="preserve">؛ </w:t>
       </w:r>
-      <w:hyperlink r:id="rId73">
-        <w:r>
-          <w:rPr>
-            <w:rtl/>
-            <w:cs/>
-            <w:lang w:val="ar_AE" w:bidi="ar_AE"/>
-          </w:rPr>
-          <w:rPr>
-            <w:color w:val="0000EE"/>
-            <w:u w:val="single"/>
-          </w:rPr>
-          <w:t>إشعياء 46:1</w:t>
-        </w:r>
-      </w:hyperlink>
+      <w:r>
+        <w:rPr>
+          <w:rtl/>
+          <w:cs/>
+          <w:lang w:val="ar_AE" w:bidi="ar_AE"/>
+        </w:rPr>
+        <w:t>إشعياء 46:1</w:t>
+      </w:r>
       <w:r>
         <w:rPr>
           <w:rtl/>
@@ -3130,20 +2740,14 @@
         </w:rPr>
         <w:t xml:space="preserve"> وهي بلدة رئيسية (</w:t>
       </w:r>
-      <w:hyperlink r:id="rId74">
-        <w:r>
-          <w:rPr>
-            <w:rtl/>
-            <w:cs/>
-            <w:lang w:val="ar_AE" w:bidi="ar_AE"/>
-          </w:rPr>
-          <w:rPr>
-            <w:color w:val="0000EE"/>
-            <w:u w:val="single"/>
-          </w:rPr>
-          <w:t>إرميا 48:20–24</w:t>
-        </w:r>
-      </w:hyperlink>
+      <w:r>
+        <w:rPr>
+          <w:rtl/>
+          <w:cs/>
+          <w:lang w:val="ar_AE" w:bidi="ar_AE"/>
+        </w:rPr>
+        <w:t>إرميا 48:20–24</w:t>
+      </w:r>
       <w:r>
         <w:rPr>
           <w:rtl/>
@@ -3152,20 +2756,14 @@
         </w:rPr>
         <w:t xml:space="preserve">)، مذكورة على حجر موآب كمزار أو ضريح لكموش، إله موآب. وربما قام الموآبيون بحرق بقايا ملك أدوم أو قدموه كقربان بشري في هذا الموقع. وبسبب تدنيس جثة ملك أدوم، سيُهلك الله ملك موآب وقادته. قد يكون هذا المصير قد حل بهم نتيجة لغزو سرجون الثاني ملك أشور (715/713 قبل الميلاد؛ قارن </w:t>
       </w:r>
-      <w:hyperlink r:id="rId75">
-        <w:r>
-          <w:rPr>
-            <w:rtl/>
-            <w:cs/>
-            <w:lang w:val="ar_AE" w:bidi="ar_AE"/>
-          </w:rPr>
-          <w:rPr>
-            <w:color w:val="0000EE"/>
-            <w:u w:val="single"/>
-          </w:rPr>
-          <w:t>إشعياء 15–16</w:t>
-        </w:r>
-      </w:hyperlink>
+      <w:r>
+        <w:rPr>
+          <w:rtl/>
+          <w:cs/>
+          <w:lang w:val="ar_AE" w:bidi="ar_AE"/>
+        </w:rPr>
+        <w:t>إشعياء 15–16</w:t>
+      </w:r>
       <w:r>
         <w:rPr>
           <w:rtl/>
@@ -3191,20 +2789,14 @@
         </w:rPr>
         <w:t xml:space="preserve"> 7.9.10) إلى تدمير آخر في 582 قبل الميلاد (انظر أيضًا </w:t>
       </w:r>
-      <w:hyperlink r:id="rId76">
-        <w:r>
-          <w:rPr>
-            <w:rtl/>
-            <w:cs/>
-            <w:lang w:val="ar_AE" w:bidi="ar_AE"/>
-          </w:rPr>
-          <w:rPr>
-            <w:color w:val="0000EE"/>
-            <w:u w:val="single"/>
-          </w:rPr>
-          <w:t>إرميا 48</w:t>
-        </w:r>
-      </w:hyperlink>
+      <w:r>
+        <w:rPr>
+          <w:rtl/>
+          <w:cs/>
+          <w:lang w:val="ar_AE" w:bidi="ar_AE"/>
+        </w:rPr>
+        <w:t>إرميا 48</w:t>
+      </w:r>
       <w:r>
         <w:rPr>
           <w:rtl/>
@@ -3213,20 +2805,14 @@
         </w:rPr>
         <w:t xml:space="preserve">؛ </w:t>
       </w:r>
-      <w:hyperlink r:id="rId77">
-        <w:r>
-          <w:rPr>
-            <w:rtl/>
-            <w:cs/>
-            <w:lang w:val="ar_AE" w:bidi="ar_AE"/>
-          </w:rPr>
-          <w:rPr>
-            <w:color w:val="0000EE"/>
-            <w:u w:val="single"/>
-          </w:rPr>
-          <w:t>حزقيال 25:8–11</w:t>
-        </w:r>
-      </w:hyperlink>
+      <w:r>
+        <w:rPr>
+          <w:rtl/>
+          <w:cs/>
+          <w:lang w:val="ar_AE" w:bidi="ar_AE"/>
+        </w:rPr>
+        <w:t>حزقيال 25:8–11</w:t>
+      </w:r>
       <w:r>
         <w:rPr>
           <w:rtl/>
@@ -3235,20 +2821,14 @@
         </w:rPr>
         <w:t xml:space="preserve">؛ </w:t>
       </w:r>
-      <w:hyperlink r:id="rId78">
-        <w:r>
-          <w:rPr>
-            <w:rtl/>
-            <w:cs/>
-            <w:lang w:val="ar_AE" w:bidi="ar_AE"/>
-          </w:rPr>
-          <w:rPr>
-            <w:color w:val="0000EE"/>
-            <w:u w:val="single"/>
-          </w:rPr>
-          <w:t>صفنيا 2:8–11</w:t>
-        </w:r>
-      </w:hyperlink>
+      <w:r>
+        <w:rPr>
+          <w:rtl/>
+          <w:cs/>
+          <w:lang w:val="ar_AE" w:bidi="ar_AE"/>
+        </w:rPr>
+        <w:t>صفنيا 2:8–11</w:t>
+      </w:r>
       <w:r>
         <w:rPr>
           <w:rtl/>
@@ -3324,20 +2904,14 @@
         </w:rPr>
         <w:t xml:space="preserve"> لأَنَّهُمْ رَفَضُوا نَامُوسَ (بالعبرية توراة) اللهِ: الأمم الوثنية المذكورة حتى هذه النقطة ارتكبت فظائع انتهكت الحد الأدنى من القيم والأخلاق الإنسانية، لكن يهوذا قد تجاوزوا ذلك؛ فقد كانوا يحملون كلمة الله ومع ذلك رفضوا تعاليمها (انظر </w:t>
       </w:r>
-      <w:hyperlink r:id="rId79">
-        <w:r>
-          <w:rPr>
-            <w:rtl/>
-            <w:cs/>
-            <w:lang w:val="ar_AE" w:bidi="ar_AE"/>
-          </w:rPr>
-          <w:rPr>
-            <w:color w:val="0000EE"/>
-            <w:u w:val="single"/>
-          </w:rPr>
-          <w:t>هوشع 4:6</w:t>
-        </w:r>
-      </w:hyperlink>
+      <w:r>
+        <w:rPr>
+          <w:rtl/>
+          <w:cs/>
+          <w:lang w:val="ar_AE" w:bidi="ar_AE"/>
+        </w:rPr>
+        <w:t>هوشع 4:6</w:t>
+      </w:r>
       <w:r>
         <w:rPr>
           <w:rtl/>
@@ -3346,20 +2920,14 @@
         </w:rPr>
         <w:t xml:space="preserve">؛ </w:t>
       </w:r>
-      <w:hyperlink r:id="rId80">
-        <w:r>
-          <w:rPr>
-            <w:rtl/>
-            <w:cs/>
-            <w:lang w:val="ar_AE" w:bidi="ar_AE"/>
-          </w:rPr>
-          <w:rPr>
-            <w:color w:val="0000EE"/>
-            <w:u w:val="single"/>
-          </w:rPr>
-          <w:t>8:1</w:t>
-        </w:r>
-      </w:hyperlink>
+      <w:r>
+        <w:rPr>
+          <w:rtl/>
+          <w:cs/>
+          <w:lang w:val="ar_AE" w:bidi="ar_AE"/>
+        </w:rPr>
+        <w:t>8:1</w:t>
+      </w:r>
       <w:r>
         <w:rPr>
           <w:rtl/>
@@ -3368,20 +2936,14 @@
         </w:rPr>
         <w:t xml:space="preserve">). ويعتبر الله الناس مسؤولين بما يتناسب مع الامتياز الذي حصلوا عليه (انظر </w:t>
       </w:r>
-      <w:hyperlink r:id="rId81">
-        <w:r>
-          <w:rPr>
-            <w:rtl/>
-            <w:cs/>
-            <w:lang w:val="ar_AE" w:bidi="ar_AE"/>
-          </w:rPr>
-          <w:rPr>
-            <w:color w:val="0000EE"/>
-            <w:u w:val="single"/>
-          </w:rPr>
-          <w:t>عاموس 3:2</w:t>
-        </w:r>
-      </w:hyperlink>
+      <w:r>
+        <w:rPr>
+          <w:rtl/>
+          <w:cs/>
+          <w:lang w:val="ar_AE" w:bidi="ar_AE"/>
+        </w:rPr>
+        <w:t>عاموس 3:2</w:t>
+      </w:r>
       <w:r>
         <w:rPr>
           <w:rtl/>
@@ -3390,20 +2952,14 @@
         </w:rPr>
         <w:t xml:space="preserve">). • وَأَضَلَّتْهُمْ أَكَاذِيبُهُمُ الَّتِي سَارَ آبَاؤُهُمْ وَرَاءَهَا: بعد أن تخلوا عن تعليم الله الحقيقي، تحول يهوذا إلى بديل قد وجدوه في التوفيق بين المعتقدات الوثنية (الجمع بين عناصر من أنظمة معتقدات مختلفة) وعبادة الأوثان (انظر </w:t>
       </w:r>
-      <w:hyperlink r:id="rId82">
-        <w:r>
-          <w:rPr>
-            <w:rtl/>
-            <w:cs/>
-            <w:lang w:val="ar_AE" w:bidi="ar_AE"/>
-          </w:rPr>
-          <w:rPr>
-            <w:color w:val="0000EE"/>
-            <w:u w:val="single"/>
-          </w:rPr>
-          <w:t>1 ملوك 14:22–24</w:t>
-        </w:r>
-      </w:hyperlink>
+      <w:r>
+        <w:rPr>
+          <w:rtl/>
+          <w:cs/>
+          <w:lang w:val="ar_AE" w:bidi="ar_AE"/>
+        </w:rPr>
+        <w:t>1 ملوك 14:22–24</w:t>
+      </w:r>
       <w:r>
         <w:rPr>
           <w:rtl/>
@@ -3546,20 +3102,14 @@
         </w:rPr>
         <w:t>جلبت عبادة يهوذا الوثنية نفس العقاب الذي جلبته خطايا جيرانها الوثنيين: النار (</w:t>
       </w:r>
-      <w:hyperlink r:id="rId83">
-        <w:r>
-          <w:rPr>
-            <w:rtl/>
-            <w:cs/>
-            <w:lang w:val="ar_AE" w:bidi="ar_AE"/>
-          </w:rPr>
-          <w:rPr>
-            <w:color w:val="0000EE"/>
-            <w:u w:val="single"/>
-          </w:rPr>
-          <w:t>1:4</w:t>
-        </w:r>
-      </w:hyperlink>
+      <w:r>
+        <w:rPr>
+          <w:rtl/>
+          <w:cs/>
+          <w:lang w:val="ar_AE" w:bidi="ar_AE"/>
+        </w:rPr>
+        <w:t>1:4</w:t>
+      </w:r>
       <w:r>
         <w:rPr>
           <w:rtl/>
@@ -3568,20 +3118,14 @@
         </w:rPr>
         <w:t xml:space="preserve">، </w:t>
       </w:r>
-      <w:hyperlink r:id="rId28">
-        <w:r>
-          <w:rPr>
-            <w:rtl/>
-            <w:cs/>
-            <w:lang w:val="ar_AE" w:bidi="ar_AE"/>
-          </w:rPr>
-          <w:rPr>
-            <w:color w:val="0000EE"/>
-            <w:u w:val="single"/>
-          </w:rPr>
-          <w:t>7</w:t>
-        </w:r>
-      </w:hyperlink>
+      <w:r>
+        <w:rPr>
+          <w:rtl/>
+          <w:cs/>
+          <w:lang w:val="ar_AE" w:bidi="ar_AE"/>
+        </w:rPr>
+        <w:t>7</w:t>
+      </w:r>
       <w:r>
         <w:rPr>
           <w:rtl/>
@@ -3590,20 +3134,14 @@
         </w:rPr>
         <w:t xml:space="preserve">، </w:t>
       </w:r>
-      <w:hyperlink r:id="rId29">
-        <w:r>
-          <w:rPr>
-            <w:rtl/>
-            <w:cs/>
-            <w:lang w:val="ar_AE" w:bidi="ar_AE"/>
-          </w:rPr>
-          <w:rPr>
-            <w:color w:val="0000EE"/>
-            <w:u w:val="single"/>
-          </w:rPr>
-          <w:t>10</w:t>
-        </w:r>
-      </w:hyperlink>
+      <w:r>
+        <w:rPr>
+          <w:rtl/>
+          <w:cs/>
+          <w:lang w:val="ar_AE" w:bidi="ar_AE"/>
+        </w:rPr>
+        <w:t>10</w:t>
+      </w:r>
       <w:r>
         <w:rPr>
           <w:rtl/>
@@ -3612,20 +3150,14 @@
         </w:rPr>
         <w:t xml:space="preserve">، </w:t>
       </w:r>
-      <w:hyperlink r:id="rId30">
-        <w:r>
-          <w:rPr>
-            <w:rtl/>
-            <w:cs/>
-            <w:lang w:val="ar_AE" w:bidi="ar_AE"/>
-          </w:rPr>
-          <w:rPr>
-            <w:color w:val="0000EE"/>
-            <w:u w:val="single"/>
-          </w:rPr>
-          <w:t>12</w:t>
-        </w:r>
-      </w:hyperlink>
+      <w:r>
+        <w:rPr>
+          <w:rtl/>
+          <w:cs/>
+          <w:lang w:val="ar_AE" w:bidi="ar_AE"/>
+        </w:rPr>
+        <w:t>12</w:t>
+      </w:r>
       <w:r>
         <w:rPr>
           <w:rtl/>
@@ -3634,20 +3166,14 @@
         </w:rPr>
         <w:t xml:space="preserve">، </w:t>
       </w:r>
-      <w:hyperlink r:id="rId31">
-        <w:r>
-          <w:rPr>
-            <w:rtl/>
-            <w:cs/>
-            <w:lang w:val="ar_AE" w:bidi="ar_AE"/>
-          </w:rPr>
-          <w:rPr>
-            <w:color w:val="0000EE"/>
-            <w:u w:val="single"/>
-          </w:rPr>
-          <w:t>14</w:t>
-        </w:r>
-      </w:hyperlink>
+      <w:r>
+        <w:rPr>
+          <w:rtl/>
+          <w:cs/>
+          <w:lang w:val="ar_AE" w:bidi="ar_AE"/>
+        </w:rPr>
+        <w:t>14</w:t>
+      </w:r>
       <w:r>
         <w:rPr>
           <w:rtl/>
@@ -3656,20 +3182,14 @@
         </w:rPr>
         <w:t xml:space="preserve">؛ </w:t>
       </w:r>
-      <w:hyperlink r:id="rId32">
-        <w:r>
-          <w:rPr>
-            <w:rtl/>
-            <w:cs/>
-            <w:lang w:val="ar_AE" w:bidi="ar_AE"/>
-          </w:rPr>
-          <w:rPr>
-            <w:color w:val="0000EE"/>
-            <w:u w:val="single"/>
-          </w:rPr>
-          <w:t>2:2</w:t>
-        </w:r>
-      </w:hyperlink>
+      <w:r>
+        <w:rPr>
+          <w:rtl/>
+          <w:cs/>
+          <w:lang w:val="ar_AE" w:bidi="ar_AE"/>
+        </w:rPr>
+        <w:t>2:2</w:t>
+      </w:r>
       <w:r>
         <w:rPr>
           <w:rtl/>
@@ -3678,20 +3198,14 @@
         </w:rPr>
         <w:t xml:space="preserve">) التي ستدمر أورشليم. وقد أحرق البابليون أورشليم عندما استولوا عليها في عام 586 قبل الميلاد (انظر </w:t>
       </w:r>
-      <w:hyperlink r:id="rId84">
-        <w:r>
-          <w:rPr>
-            <w:rtl/>
-            <w:cs/>
-            <w:lang w:val="ar_AE" w:bidi="ar_AE"/>
-          </w:rPr>
-          <w:rPr>
-            <w:color w:val="0000EE"/>
-            <w:u w:val="single"/>
-          </w:rPr>
-          <w:t>2 ملوك 25:9</w:t>
-        </w:r>
-      </w:hyperlink>
+      <w:r>
+        <w:rPr>
+          <w:rtl/>
+          <w:cs/>
+          <w:lang w:val="ar_AE" w:bidi="ar_AE"/>
+        </w:rPr>
+        <w:t>2 ملوك 25:9</w:t>
+      </w:r>
       <w:r>
         <w:rPr>
           <w:rtl/>
@@ -3700,20 +3214,14 @@
         </w:rPr>
         <w:t xml:space="preserve">؛ </w:t>
       </w:r>
-      <w:hyperlink r:id="rId85">
-        <w:r>
-          <w:rPr>
-            <w:rtl/>
-            <w:cs/>
-            <w:lang w:val="ar_AE" w:bidi="ar_AE"/>
-          </w:rPr>
-          <w:rPr>
-            <w:color w:val="0000EE"/>
-            <w:u w:val="single"/>
-          </w:rPr>
-          <w:t>نحميا 2:17</w:t>
-        </w:r>
-      </w:hyperlink>
+      <w:r>
+        <w:rPr>
+          <w:rtl/>
+          <w:cs/>
+          <w:lang w:val="ar_AE" w:bidi="ar_AE"/>
+        </w:rPr>
+        <w:t>نحميا 2:17</w:t>
+      </w:r>
       <w:r>
         <w:rPr>
           <w:rtl/>
@@ -3722,20 +3230,14 @@
         </w:rPr>
         <w:t xml:space="preserve">؛ </w:t>
       </w:r>
-      <w:hyperlink r:id="rId86">
-        <w:r>
-          <w:rPr>
-            <w:rtl/>
-            <w:cs/>
-            <w:lang w:val="ar_AE" w:bidi="ar_AE"/>
-          </w:rPr>
-          <w:rPr>
-            <w:color w:val="0000EE"/>
-            <w:u w:val="single"/>
-          </w:rPr>
-          <w:t>4:2</w:t>
-        </w:r>
-      </w:hyperlink>
+      <w:r>
+        <w:rPr>
+          <w:rtl/>
+          <w:cs/>
+          <w:lang w:val="ar_AE" w:bidi="ar_AE"/>
+        </w:rPr>
+        <w:t>4:2</w:t>
+      </w:r>
       <w:r>
         <w:rPr>
           <w:rtl/>
@@ -3811,20 +3313,14 @@
         </w:rPr>
         <w:t>الأشخاص الشرفاء هم "الأبرار"، وهم الذين يتمتعون بعلاقة صحيحة مع الله ومع الآخرين. ويشير التوازي مع الفقراء (البائسين) إلى مفهوم "المحتاجين الأبرار". حثّت شريعة موسى الميسورين على مساعدة المحتاجين عن طريق الإقراض بدون رِبَا (</w:t>
       </w:r>
-      <w:hyperlink r:id="rId87">
-        <w:r>
-          <w:rPr>
-            <w:rtl/>
-            <w:cs/>
-            <w:lang w:val="ar_AE" w:bidi="ar_AE"/>
-          </w:rPr>
-          <w:rPr>
-            <w:color w:val="0000EE"/>
-            <w:u w:val="single"/>
-          </w:rPr>
-          <w:t>تثنية 15:7–11</w:t>
-        </w:r>
-      </w:hyperlink>
+      <w:r>
+        <w:rPr>
+          <w:rtl/>
+          <w:cs/>
+          <w:lang w:val="ar_AE" w:bidi="ar_AE"/>
+        </w:rPr>
+        <w:t>تثنية 15:7–11</w:t>
+      </w:r>
       <w:r>
         <w:rPr>
           <w:rtl/>
@@ -3833,20 +3329,14 @@
         </w:rPr>
         <w:t>). وكحل أخير لدفع ديونهم، يمكن لأولئك الذين كانوا فقراء جدًا أن يصبحوا عبيدًا لسداد ديونهم من خلال العمل (</w:t>
       </w:r>
-      <w:hyperlink r:id="rId88">
-        <w:r>
-          <w:rPr>
-            <w:rtl/>
-            <w:cs/>
-            <w:lang w:val="ar_AE" w:bidi="ar_AE"/>
-          </w:rPr>
-          <w:rPr>
-            <w:color w:val="0000EE"/>
-            <w:u w:val="single"/>
-          </w:rPr>
-          <w:t>لاويين 25:39–43</w:t>
-        </w:r>
-      </w:hyperlink>
+      <w:r>
+        <w:rPr>
+          <w:rtl/>
+          <w:cs/>
+          <w:lang w:val="ar_AE" w:bidi="ar_AE"/>
+        </w:rPr>
+        <w:t>لاويين 25:39–43</w:t>
+      </w:r>
       <w:r>
         <w:rPr>
           <w:rtl/>
@@ -3872,20 +3362,14 @@
         </w:rPr>
         <w:t xml:space="preserve"> وهو تعبير مبالغ فيه للمبلغ الضئيل الذي كانوا يدينون به (انظر </w:t>
       </w:r>
-      <w:hyperlink r:id="rId89">
-        <w:r>
-          <w:rPr>
-            <w:rtl/>
-            <w:cs/>
-            <w:lang w:val="ar_AE" w:bidi="ar_AE"/>
-          </w:rPr>
-          <w:rPr>
-            <w:color w:val="0000EE"/>
-            <w:u w:val="single"/>
-          </w:rPr>
-          <w:t>عاموس 8:6</w:t>
-        </w:r>
-      </w:hyperlink>
+      <w:r>
+        <w:rPr>
+          <w:rtl/>
+          <w:cs/>
+          <w:lang w:val="ar_AE" w:bidi="ar_AE"/>
+        </w:rPr>
+        <w:t>عاموس 8:6</w:t>
+      </w:r>
       <w:r>
         <w:rPr>
           <w:rtl/>
@@ -3894,20 +3378,14 @@
         </w:rPr>
         <w:t xml:space="preserve">). كانت النعال تُستخدم كرهن يُعطى مقابل الدين أو كرمز يُستخدم لتأكيد الصفقة (انظر </w:t>
       </w:r>
-      <w:hyperlink r:id="rId90">
-        <w:r>
-          <w:rPr>
-            <w:rtl/>
-            <w:cs/>
-            <w:lang w:val="ar_AE" w:bidi="ar_AE"/>
-          </w:rPr>
-          <w:rPr>
-            <w:color w:val="0000EE"/>
-            <w:u w:val="single"/>
-          </w:rPr>
-          <w:t>راعوث 4:7</w:t>
-        </w:r>
-      </w:hyperlink>
+      <w:r>
+        <w:rPr>
+          <w:rtl/>
+          <w:cs/>
+          <w:lang w:val="ar_AE" w:bidi="ar_AE"/>
+        </w:rPr>
+        <w:t>راعوث 4:7</w:t>
+      </w:r>
       <w:r>
         <w:rPr>
           <w:rtl/>
@@ -3983,20 +3461,14 @@
         </w:rPr>
         <w:t xml:space="preserve">إسرائيل: بعد أن قاد الشعب عبر سلسلة من الخطايا التي ارتكبها جيران إسرائيل، وصل عاموس إلى نقطته الحقيقية: سيواجه شعب إسرائيل مصيرًا مشابهًا (قارن استخدام ناثان النبي للبلاغة النبوية لتحفيز إدانة الذات، </w:t>
       </w:r>
-      <w:hyperlink r:id="rId91">
-        <w:r>
-          <w:rPr>
-            <w:rtl/>
-            <w:cs/>
-            <w:lang w:val="ar_AE" w:bidi="ar_AE"/>
-          </w:rPr>
-          <w:rPr>
-            <w:color w:val="0000EE"/>
-            <w:u w:val="single"/>
-          </w:rPr>
-          <w:t>2 صموئيل 12:1–13</w:t>
-        </w:r>
-      </w:hyperlink>
+      <w:r>
+        <w:rPr>
+          <w:rtl/>
+          <w:cs/>
+          <w:lang w:val="ar_AE" w:bidi="ar_AE"/>
+        </w:rPr>
+        <w:t>2 صموئيل 12:1–13</w:t>
+      </w:r>
       <w:r>
         <w:rPr>
           <w:rtl/>
@@ -4072,20 +3544,14 @@
         </w:rPr>
         <w:t xml:space="preserve">أن تدوس … على الناس كان يعني معاملتهم بوحشية (انظر أيضًا </w:t>
       </w:r>
-      <w:hyperlink r:id="rId92">
-        <w:r>
-          <w:rPr>
-            <w:rtl/>
-            <w:cs/>
-            <w:lang w:val="ar_AE" w:bidi="ar_AE"/>
-          </w:rPr>
-          <w:rPr>
-            <w:color w:val="0000EE"/>
-            <w:u w:val="single"/>
-          </w:rPr>
-          <w:t>8:4</w:t>
-        </w:r>
-      </w:hyperlink>
+      <w:r>
+        <w:rPr>
+          <w:rtl/>
+          <w:cs/>
+          <w:lang w:val="ar_AE" w:bidi="ar_AE"/>
+        </w:rPr>
+        <w:t>8:4</w:t>
+      </w:r>
       <w:r>
         <w:rPr>
           <w:rtl/>
@@ -4094,20 +3560,14 @@
         </w:rPr>
         <w:t>). • كان الضعفاء والمضطهدون أشخاصًا قد تم استغلالهم من قِبَل نظام اجتماعي اقتصادي حرمهم من العدالة التي تضمنها لهم الشريعة (</w:t>
       </w:r>
-      <w:hyperlink r:id="rId93">
-        <w:r>
-          <w:rPr>
-            <w:rtl/>
-            <w:cs/>
-            <w:lang w:val="ar_AE" w:bidi="ar_AE"/>
-          </w:rPr>
-          <w:rPr>
-            <w:color w:val="0000EE"/>
-            <w:u w:val="single"/>
-          </w:rPr>
-          <w:t>خروج 23:6–8</w:t>
-        </w:r>
-      </w:hyperlink>
+      <w:r>
+        <w:rPr>
+          <w:rtl/>
+          <w:cs/>
+          <w:lang w:val="ar_AE" w:bidi="ar_AE"/>
+        </w:rPr>
+        <w:t>خروج 23:6–8</w:t>
+      </w:r>
       <w:r>
         <w:rPr>
           <w:rtl/>
@@ -4116,20 +3576,14 @@
         </w:rPr>
         <w:t>). • أن ينام الأب وابنه مع نفس المرأة أظهر الانحطاط الأخلاقي للإسرائيليين؛ وقد حظر ناموس موسى هذه الممارسة (</w:t>
       </w:r>
-      <w:hyperlink r:id="rId94">
-        <w:r>
-          <w:rPr>
-            <w:rtl/>
-            <w:cs/>
-            <w:lang w:val="ar_AE" w:bidi="ar_AE"/>
-          </w:rPr>
-          <w:rPr>
-            <w:color w:val="0000EE"/>
-            <w:u w:val="single"/>
-          </w:rPr>
-          <w:t>لاويين 18:7–8</w:t>
-        </w:r>
-      </w:hyperlink>
+      <w:r>
+        <w:rPr>
+          <w:rtl/>
+          <w:cs/>
+          <w:lang w:val="ar_AE" w:bidi="ar_AE"/>
+        </w:rPr>
+        <w:t>لاويين 18:7–8</w:t>
+      </w:r>
       <w:r>
         <w:rPr>
           <w:rtl/>
@@ -4138,20 +3592,14 @@
         </w:rPr>
         <w:t xml:space="preserve">، </w:t>
       </w:r>
-      <w:hyperlink r:id="rId95">
-        <w:r>
-          <w:rPr>
-            <w:rtl/>
-            <w:cs/>
-            <w:lang w:val="ar_AE" w:bidi="ar_AE"/>
-          </w:rPr>
-          <w:rPr>
-            <w:color w:val="0000EE"/>
-            <w:u w:val="single"/>
-          </w:rPr>
-          <w:t>15</w:t>
-        </w:r>
-      </w:hyperlink>
+      <w:r>
+        <w:rPr>
+          <w:rtl/>
+          <w:cs/>
+          <w:lang w:val="ar_AE" w:bidi="ar_AE"/>
+        </w:rPr>
+        <w:t>15</w:t>
+      </w:r>
       <w:r>
         <w:rPr>
           <w:rtl/>
@@ -4160,20 +3608,14 @@
         </w:rPr>
         <w:t xml:space="preserve">؛ </w:t>
       </w:r>
-      <w:hyperlink r:id="rId96">
-        <w:r>
-          <w:rPr>
-            <w:rtl/>
-            <w:cs/>
-            <w:lang w:val="ar_AE" w:bidi="ar_AE"/>
-          </w:rPr>
-          <w:rPr>
-            <w:color w:val="0000EE"/>
-            <w:u w:val="single"/>
-          </w:rPr>
-          <w:t>20:11–12</w:t>
-        </w:r>
-      </w:hyperlink>
+      <w:r>
+        <w:rPr>
+          <w:rtl/>
+          <w:cs/>
+          <w:lang w:val="ar_AE" w:bidi="ar_AE"/>
+        </w:rPr>
+        <w:t>20:11–12</w:t>
+      </w:r>
       <w:r>
         <w:rPr>
           <w:rtl/>
@@ -4182,20 +3624,14 @@
         </w:rPr>
         <w:t xml:space="preserve">). • حَتَّى يُدَنِّسُوا اسْمَ قُدْسِي: خلال عبادة آلهة الخصوبة المختلفة، مارس شعب إسرائيل والأمم المحيطة بهم "الزنا المُقَدَّس" (انظر </w:t>
       </w:r>
-      <w:hyperlink r:id="rId97">
-        <w:r>
-          <w:rPr>
-            <w:rtl/>
-            <w:cs/>
-            <w:lang w:val="ar_AE" w:bidi="ar_AE"/>
-          </w:rPr>
-          <w:rPr>
-            <w:color w:val="0000EE"/>
-            <w:u w:val="single"/>
-          </w:rPr>
-          <w:t>هوشع 4:10–14</w:t>
-        </w:r>
-      </w:hyperlink>
+      <w:r>
+        <w:rPr>
+          <w:rtl/>
+          <w:cs/>
+          <w:lang w:val="ar_AE" w:bidi="ar_AE"/>
+        </w:rPr>
+        <w:t>هوشع 4:10–14</w:t>
+      </w:r>
       <w:r>
         <w:rPr>
           <w:rtl/>
@@ -4271,20 +3707,14 @@
         </w:rPr>
         <w:t>من المفارقات أن ظالمي الفقراء كانوا يتباهون بخطاياهم في الأعياد الدينية. • سمحت التوراة للمُقرض بأخذ رداء الإنسان الفقير كضمان للدين، ولكن لم يكن يجب أن يبقى خلال الليل، لأن الليالي كانت باردة (</w:t>
       </w:r>
-      <w:hyperlink r:id="rId98">
-        <w:r>
-          <w:rPr>
-            <w:rtl/>
-            <w:cs/>
-            <w:lang w:val="ar_AE" w:bidi="ar_AE"/>
-          </w:rPr>
-          <w:rPr>
-            <w:color w:val="0000EE"/>
-            <w:u w:val="single"/>
-          </w:rPr>
-          <w:t>خروج 22:26–27</w:t>
-        </w:r>
-      </w:hyperlink>
+      <w:r>
+        <w:rPr>
+          <w:rtl/>
+          <w:cs/>
+          <w:lang w:val="ar_AE" w:bidi="ar_AE"/>
+        </w:rPr>
+        <w:t>خروج 22:26–27</w:t>
+      </w:r>
       <w:r>
         <w:rPr>
           <w:rtl/>
@@ -4293,20 +3723,14 @@
         </w:rPr>
         <w:t xml:space="preserve">؛ </w:t>
       </w:r>
-      <w:hyperlink r:id="rId99">
-        <w:r>
-          <w:rPr>
-            <w:rtl/>
-            <w:cs/>
-            <w:lang w:val="ar_AE" w:bidi="ar_AE"/>
-          </w:rPr>
-          <w:rPr>
-            <w:color w:val="0000EE"/>
-            <w:u w:val="single"/>
-          </w:rPr>
-          <w:t>تثنية 24:12–13</w:t>
-        </w:r>
-      </w:hyperlink>
+      <w:r>
+        <w:rPr>
+          <w:rtl/>
+          <w:cs/>
+          <w:lang w:val="ar_AE" w:bidi="ar_AE"/>
+        </w:rPr>
+        <w:t>تثنية 24:12–13</w:t>
+      </w:r>
       <w:r>
         <w:rPr>
           <w:rtl/>
@@ -4315,20 +3739,14 @@
         </w:rPr>
         <w:t>). ولا يجوز أن تُؤخذ ثياب الأرملة ضمانًا لدين (</w:t>
       </w:r>
-      <w:hyperlink r:id="rId100">
-        <w:r>
-          <w:rPr>
-            <w:rtl/>
-            <w:cs/>
-            <w:lang w:val="ar_AE" w:bidi="ar_AE"/>
-          </w:rPr>
-          <w:rPr>
-            <w:color w:val="0000EE"/>
-            <w:u w:val="single"/>
-          </w:rPr>
-          <w:t>تثنية 24:17</w:t>
-        </w:r>
-      </w:hyperlink>
+      <w:r>
+        <w:rPr>
+          <w:rtl/>
+          <w:cs/>
+          <w:lang w:val="ar_AE" w:bidi="ar_AE"/>
+        </w:rPr>
+        <w:t>تثنية 24:17</w:t>
+      </w:r>
       <w:r>
         <w:rPr>
           <w:rtl/>
@@ -4337,20 +3755,14 @@
         </w:rPr>
         <w:t>). • الغرامات غير العادلة: قام الأغنياء برشوة القضاة واستخدموا نفوذهم لمنع الفقراء، الذين لا يستطيعون الدفاع عن أنفسهم، من الحصول على محاكمة عادلة (</w:t>
       </w:r>
-      <w:hyperlink r:id="rId101">
-        <w:r>
-          <w:rPr>
-            <w:rtl/>
-            <w:cs/>
-            <w:lang w:val="ar_AE" w:bidi="ar_AE"/>
-          </w:rPr>
-          <w:rPr>
-            <w:color w:val="0000EE"/>
-            <w:u w:val="single"/>
-          </w:rPr>
-          <w:t>عاموس 5:12</w:t>
-        </w:r>
-      </w:hyperlink>
+      <w:r>
+        <w:rPr>
+          <w:rtl/>
+          <w:cs/>
+          <w:lang w:val="ar_AE" w:bidi="ar_AE"/>
+        </w:rPr>
+        <w:t>عاموس 5:12</w:t>
+      </w:r>
       <w:r>
         <w:rPr>
           <w:rtl/>
@@ -4426,20 +3838,14 @@
         </w:rPr>
         <w:t xml:space="preserve">يُستخدم مصطلح الأموريين هنا كعبارة عامة للإشارة إلى سكان كنعان (انظر </w:t>
       </w:r>
-      <w:hyperlink r:id="rId102">
-        <w:r>
-          <w:rPr>
-            <w:rtl/>
-            <w:cs/>
-            <w:lang w:val="ar_AE" w:bidi="ar_AE"/>
-          </w:rPr>
-          <w:rPr>
-            <w:color w:val="0000EE"/>
-            <w:u w:val="single"/>
-          </w:rPr>
-          <w:t>تكوين 15:16</w:t>
-        </w:r>
-      </w:hyperlink>
+      <w:r>
+        <w:rPr>
+          <w:rtl/>
+          <w:cs/>
+          <w:lang w:val="ar_AE" w:bidi="ar_AE"/>
+        </w:rPr>
+        <w:t>تكوين 15:16</w:t>
+      </w:r>
       <w:r>
         <w:rPr>
           <w:rtl/>
@@ -4448,20 +3854,14 @@
         </w:rPr>
         <w:t xml:space="preserve">؛ </w:t>
       </w:r>
-      <w:hyperlink r:id="rId103">
-        <w:r>
-          <w:rPr>
-            <w:rtl/>
-            <w:cs/>
-            <w:lang w:val="ar_AE" w:bidi="ar_AE"/>
-          </w:rPr>
-          <w:rPr>
-            <w:color w:val="0000EE"/>
-            <w:u w:val="single"/>
-          </w:rPr>
-          <w:t>قضاة 6:10</w:t>
-        </w:r>
-      </w:hyperlink>
+      <w:r>
+        <w:rPr>
+          <w:rtl/>
+          <w:cs/>
+          <w:lang w:val="ar_AE" w:bidi="ar_AE"/>
+        </w:rPr>
+        <w:t>قضاة 6:10</w:t>
+      </w:r>
       <w:r>
         <w:rPr>
           <w:rtl/>
@@ -4537,20 +3937,14 @@
         </w:rPr>
         <w:t>بالإضافة إلى الكهنة، عيّن الله الأنبياء ليتحدثوا بكلمته وإرادته (</w:t>
       </w:r>
-      <w:hyperlink r:id="rId104">
-        <w:r>
-          <w:rPr>
-            <w:rtl/>
-            <w:cs/>
-            <w:lang w:val="ar_AE" w:bidi="ar_AE"/>
-          </w:rPr>
-          <w:rPr>
-            <w:color w:val="0000EE"/>
-            <w:u w:val="single"/>
-          </w:rPr>
-          <w:t>تثنية 18:15–19</w:t>
-        </w:r>
-      </w:hyperlink>
+      <w:r>
+        <w:rPr>
+          <w:rtl/>
+          <w:cs/>
+          <w:lang w:val="ar_AE" w:bidi="ar_AE"/>
+        </w:rPr>
+        <w:t>تثنية 18:15–19</w:t>
+      </w:r>
       <w:r>
         <w:rPr>
           <w:rtl/>
@@ -4576,20 +3970,14 @@
         </w:rPr>
         <w:t xml:space="preserve"> الذين كرّسوا أنفسهم للرب بنذورٍ تضمنت الامتناع عن المشروبات المُخمّرة (</w:t>
       </w:r>
-      <w:hyperlink r:id="rId105">
-        <w:r>
-          <w:rPr>
-            <w:rtl/>
-            <w:cs/>
-            <w:lang w:val="ar_AE" w:bidi="ar_AE"/>
-          </w:rPr>
-          <w:rPr>
-            <w:color w:val="0000EE"/>
-            <w:u w:val="single"/>
-          </w:rPr>
-          <w:t>عدد 6:1–21</w:t>
-        </w:r>
-      </w:hyperlink>
+      <w:r>
+        <w:rPr>
+          <w:rtl/>
+          <w:cs/>
+          <w:lang w:val="ar_AE" w:bidi="ar_AE"/>
+        </w:rPr>
+        <w:t>عدد 6:1–21</w:t>
+      </w:r>
       <w:r>
         <w:rPr>
           <w:rtl/>
@@ -4598,20 +3986,14 @@
         </w:rPr>
         <w:t xml:space="preserve">). وقد أظهرت إسرائيل استخفافها بالله عندما أمرت النذيرين والأنبياء بتجاهل دعوة الله وانتهاكها (انظر </w:t>
       </w:r>
-      <w:hyperlink r:id="rId106">
-        <w:r>
-          <w:rPr>
-            <w:rtl/>
-            <w:cs/>
-            <w:lang w:val="ar_AE" w:bidi="ar_AE"/>
-          </w:rPr>
-          <w:rPr>
-            <w:color w:val="0000EE"/>
-            <w:u w:val="single"/>
-          </w:rPr>
-          <w:t>عاموس 7:12–13</w:t>
-        </w:r>
-      </w:hyperlink>
+      <w:r>
+        <w:rPr>
+          <w:rtl/>
+          <w:cs/>
+          <w:lang w:val="ar_AE" w:bidi="ar_AE"/>
+        </w:rPr>
+        <w:t>عاموس 7:12–13</w:t>
+      </w:r>
       <w:r>
         <w:rPr>
           <w:rtl/>
@@ -4699,20 +4081,14 @@
         </w:rPr>
         <w:t xml:space="preserve">يُختتم هذا الأصحاح بوصف المعركة التي ستُهزم فيها إسرائيل وتهرب (انظر </w:t>
       </w:r>
-      <w:hyperlink r:id="rId107">
-        <w:r>
-          <w:rPr>
-            <w:rtl/>
-            <w:cs/>
-            <w:lang w:val="ar_AE" w:bidi="ar_AE"/>
-          </w:rPr>
-          <w:rPr>
-            <w:color w:val="0000EE"/>
-            <w:u w:val="single"/>
-          </w:rPr>
-          <w:t>مزمور 33:16–17</w:t>
-        </w:r>
-      </w:hyperlink>
+      <w:r>
+        <w:rPr>
+          <w:rtl/>
+          <w:cs/>
+          <w:lang w:val="ar_AE" w:bidi="ar_AE"/>
+        </w:rPr>
+        <w:t>مزمور 33:16–17</w:t>
+      </w:r>
       <w:r>
         <w:rPr>
           <w:rtl/>
@@ -4879,20 +4255,14 @@
         </w:rPr>
         <w:t>يصف عاموس لاحقًا ذلك اليوم بأنه "يوم الرب" (</w:t>
       </w:r>
-      <w:hyperlink r:id="rId108">
-        <w:r>
-          <w:rPr>
-            <w:rtl/>
-            <w:cs/>
-            <w:lang w:val="ar_AE" w:bidi="ar_AE"/>
-          </w:rPr>
-          <w:rPr>
-            <w:color w:val="0000EE"/>
-            <w:u w:val="single"/>
-          </w:rPr>
-          <w:t>5:18</w:t>
-        </w:r>
-      </w:hyperlink>
+      <w:r>
+        <w:rPr>
+          <w:rtl/>
+          <w:cs/>
+          <w:lang w:val="ar_AE" w:bidi="ar_AE"/>
+        </w:rPr>
+        <w:t>5:18</w:t>
+      </w:r>
       <w:r>
         <w:rPr>
           <w:rtl/>
@@ -4901,20 +4271,14 @@
         </w:rPr>
         <w:t xml:space="preserve">)؛ وكلا التعبيرين يشيران إلى وقت دينونة على إسرائيل (انظر أيضًا </w:t>
       </w:r>
-      <w:hyperlink r:id="rId109">
-        <w:r>
-          <w:rPr>
-            <w:rtl/>
-            <w:cs/>
-            <w:lang w:val="ar_AE" w:bidi="ar_AE"/>
-          </w:rPr>
-          <w:rPr>
-            <w:color w:val="0000EE"/>
-            <w:u w:val="single"/>
-          </w:rPr>
-          <w:t>8:3</w:t>
-        </w:r>
-      </w:hyperlink>
+      <w:r>
+        <w:rPr>
+          <w:rtl/>
+          <w:cs/>
+          <w:lang w:val="ar_AE" w:bidi="ar_AE"/>
+        </w:rPr>
+        <w:t>8:3</w:t>
+      </w:r>
       <w:r>
         <w:rPr>
           <w:rtl/>
@@ -4990,20 +4354,14 @@
         </w:rPr>
         <w:t xml:space="preserve">يبدأ عاموس بالإشارة إلى صلاح الله تجاه إسرائيل عندما أنقذهم من مصر (انظر </w:t>
       </w:r>
-      <w:hyperlink r:id="rId110">
-        <w:r>
-          <w:rPr>
-            <w:rtl/>
-            <w:cs/>
-            <w:lang w:val="ar_AE" w:bidi="ar_AE"/>
-          </w:rPr>
-          <w:rPr>
-            <w:color w:val="0000EE"/>
-            <w:u w:val="single"/>
-          </w:rPr>
-          <w:t>2:10</w:t>
-        </w:r>
-      </w:hyperlink>
+      <w:r>
+        <w:rPr>
+          <w:rtl/>
+          <w:cs/>
+          <w:lang w:val="ar_AE" w:bidi="ar_AE"/>
+        </w:rPr>
+        <w:t>2:10</w:t>
+      </w:r>
       <w:r>
         <w:rPr>
           <w:rtl/>
@@ -5213,20 +4571,14 @@
         </w:rPr>
         <w:t>الكلمة المترجمة إلى "عَرَفتُ" تشير إلى معرفة شخصية واختبارية غالبًا ما تتجاوز الوعي الفكري البحت. ويمكن أن تشير إلى الاعتراف الرسمي والإقرار (</w:t>
       </w:r>
-      <w:hyperlink r:id="rId111">
-        <w:r>
-          <w:rPr>
-            <w:rtl/>
-            <w:cs/>
-            <w:lang w:val="ar_AE" w:bidi="ar_AE"/>
-          </w:rPr>
-          <w:rPr>
-            <w:color w:val="0000EE"/>
-            <w:u w:val="single"/>
-          </w:rPr>
-          <w:t>خروج 1:8</w:t>
-        </w:r>
-      </w:hyperlink>
+      <w:r>
+        <w:rPr>
+          <w:rtl/>
+          <w:cs/>
+          <w:lang w:val="ar_AE" w:bidi="ar_AE"/>
+        </w:rPr>
+        <w:t>خروج 1:8</w:t>
+      </w:r>
       <w:r>
         <w:rPr>
           <w:rtl/>
@@ -5235,20 +4587,14 @@
         </w:rPr>
         <w:t xml:space="preserve">؛ </w:t>
       </w:r>
-      <w:hyperlink r:id="rId112">
-        <w:r>
-          <w:rPr>
-            <w:rtl/>
-            <w:cs/>
-            <w:lang w:val="ar_AE" w:bidi="ar_AE"/>
-          </w:rPr>
-          <w:rPr>
-            <w:color w:val="0000EE"/>
-            <w:u w:val="single"/>
-          </w:rPr>
-          <w:t>5:2</w:t>
-        </w:r>
-      </w:hyperlink>
+      <w:r>
+        <w:rPr>
+          <w:rtl/>
+          <w:cs/>
+          <w:lang w:val="ar_AE" w:bidi="ar_AE"/>
+        </w:rPr>
+        <w:t>5:2</w:t>
+      </w:r>
       <w:r>
         <w:rPr>
           <w:rtl/>
@@ -5257,20 +4603,14 @@
         </w:rPr>
         <w:t>)، أو الخبرة الشخصية (</w:t>
       </w:r>
-      <w:hyperlink r:id="rId113">
-        <w:r>
-          <w:rPr>
-            <w:rtl/>
-            <w:cs/>
-            <w:lang w:val="ar_AE" w:bidi="ar_AE"/>
-          </w:rPr>
-          <w:rPr>
-            <w:color w:val="0000EE"/>
-            <w:u w:val="single"/>
-          </w:rPr>
-          <w:t>تكوين 2:17</w:t>
-        </w:r>
-      </w:hyperlink>
+      <w:r>
+        <w:rPr>
+          <w:rtl/>
+          <w:cs/>
+          <w:lang w:val="ar_AE" w:bidi="ar_AE"/>
+        </w:rPr>
+        <w:t>تكوين 2:17</w:t>
+      </w:r>
       <w:r>
         <w:rPr>
           <w:rtl/>
@@ -5279,20 +4619,14 @@
         </w:rPr>
         <w:t>)، أو العلاقات الجنسية (</w:t>
       </w:r>
-      <w:hyperlink r:id="rId114">
-        <w:r>
-          <w:rPr>
-            <w:rtl/>
-            <w:cs/>
-            <w:lang w:val="ar_AE" w:bidi="ar_AE"/>
-          </w:rPr>
-          <w:rPr>
-            <w:color w:val="0000EE"/>
-            <w:u w:val="single"/>
-          </w:rPr>
-          <w:t>تكوين 4:1</w:t>
-        </w:r>
-      </w:hyperlink>
+      <w:r>
+        <w:rPr>
+          <w:rtl/>
+          <w:cs/>
+          <w:lang w:val="ar_AE" w:bidi="ar_AE"/>
+        </w:rPr>
+        <w:t>تكوين 4:1</w:t>
+      </w:r>
       <w:r>
         <w:rPr>
           <w:rtl/>
@@ -5301,20 +4635,14 @@
         </w:rPr>
         <w:t>). وتُستخدم هذه الكلمة بشكل متكرر لوصف علاقة الله بإسرائيل (</w:t>
       </w:r>
-      <w:hyperlink r:id="rId115">
-        <w:r>
-          <w:rPr>
-            <w:rtl/>
-            <w:cs/>
-            <w:lang w:val="ar_AE" w:bidi="ar_AE"/>
-          </w:rPr>
-          <w:rPr>
-            <w:color w:val="0000EE"/>
-            <w:u w:val="single"/>
-          </w:rPr>
-          <w:t>هوشع 5:3</w:t>
-        </w:r>
-      </w:hyperlink>
+      <w:r>
+        <w:rPr>
+          <w:rtl/>
+          <w:cs/>
+          <w:lang w:val="ar_AE" w:bidi="ar_AE"/>
+        </w:rPr>
+        <w:t>هوشع 5:3</w:t>
+      </w:r>
       <w:r>
         <w:rPr>
           <w:rtl/>
@@ -5323,20 +4651,14 @@
         </w:rPr>
         <w:t>) وعلاقة إسرائيل المثالية بالله (</w:t>
       </w:r>
-      <w:hyperlink r:id="rId116">
-        <w:r>
-          <w:rPr>
-            <w:rtl/>
-            <w:cs/>
-            <w:lang w:val="ar_AE" w:bidi="ar_AE"/>
-          </w:rPr>
-          <w:rPr>
-            <w:color w:val="0000EE"/>
-            <w:u w:val="single"/>
-          </w:rPr>
-          <w:t>هوشع 2:20</w:t>
-        </w:r>
-      </w:hyperlink>
+      <w:r>
+        <w:rPr>
+          <w:rtl/>
+          <w:cs/>
+          <w:lang w:val="ar_AE" w:bidi="ar_AE"/>
+        </w:rPr>
+        <w:t>هوشع 2:20</w:t>
+      </w:r>
       <w:r>
         <w:rPr>
           <w:rtl/>
@@ -5345,20 +4667,14 @@
         </w:rPr>
         <w:t>). بسبب الوضع المميز لإسرائيل، كان الله سيحاسبهم على جميع خطاياهم، وليس بعضها فقط. يحاسب الله الناس بناءً على ما أُعطي لهم (</w:t>
       </w:r>
-      <w:hyperlink r:id="rId117">
-        <w:r>
-          <w:rPr>
-            <w:rtl/>
-            <w:cs/>
-            <w:lang w:val="ar_AE" w:bidi="ar_AE"/>
-          </w:rPr>
-          <w:rPr>
-            <w:color w:val="0000EE"/>
-            <w:u w:val="single"/>
-          </w:rPr>
-          <w:t>لوقا 12:47–48</w:t>
-        </w:r>
-      </w:hyperlink>
+      <w:r>
+        <w:rPr>
+          <w:rtl/>
+          <w:cs/>
+          <w:lang w:val="ar_AE" w:bidi="ar_AE"/>
+        </w:rPr>
+        <w:t>لوقا 12:47–48</w:t>
+      </w:r>
       <w:r>
         <w:rPr>
           <w:rtl/>
@@ -5702,20 +5018,14 @@
         </w:rPr>
         <w:t>بَلِيَّةٌ … والرَّبُّ لَمْ يَصْنَعْهَا: يرسل الله الخير والممتع، وكذلك الضار والمؤلم (</w:t>
       </w:r>
-      <w:hyperlink r:id="rId118">
-        <w:r>
-          <w:rPr>
-            <w:rtl/>
-            <w:cs/>
-            <w:lang w:val="ar_AE" w:bidi="ar_AE"/>
-          </w:rPr>
-          <w:rPr>
-            <w:color w:val="0000EE"/>
-            <w:u w:val="single"/>
-          </w:rPr>
-          <w:t>إش 45:7</w:t>
-        </w:r>
-      </w:hyperlink>
+      <w:r>
+        <w:rPr>
+          <w:rtl/>
+          <w:cs/>
+          <w:lang w:val="ar_AE" w:bidi="ar_AE"/>
+        </w:rPr>
+        <w:t>إش 45:7</w:t>
+      </w:r>
       <w:r>
         <w:rPr>
           <w:rtl/>
@@ -5724,20 +5034,14 @@
         </w:rPr>
         <w:t xml:space="preserve">؛ </w:t>
       </w:r>
-      <w:hyperlink r:id="rId119">
-        <w:r>
-          <w:rPr>
-            <w:rtl/>
-            <w:cs/>
-            <w:lang w:val="ar_AE" w:bidi="ar_AE"/>
-          </w:rPr>
-          <w:rPr>
-            <w:color w:val="0000EE"/>
-            <w:u w:val="single"/>
-          </w:rPr>
-          <w:t>مراثي 3:38</w:t>
-        </w:r>
-      </w:hyperlink>
+      <w:r>
+        <w:rPr>
+          <w:rtl/>
+          <w:cs/>
+          <w:lang w:val="ar_AE" w:bidi="ar_AE"/>
+        </w:rPr>
+        <w:t>مراثي 3:38</w:t>
+      </w:r>
       <w:r>
         <w:rPr>
           <w:rtl/>
@@ -5746,20 +5050,14 @@
         </w:rPr>
         <w:t xml:space="preserve">؛ انظر </w:t>
       </w:r>
-      <w:hyperlink r:id="rId120">
-        <w:r>
-          <w:rPr>
-            <w:rtl/>
-            <w:cs/>
-            <w:lang w:val="ar_AE" w:bidi="ar_AE"/>
-          </w:rPr>
-          <w:rPr>
-            <w:color w:val="0000EE"/>
-            <w:u w:val="single"/>
-          </w:rPr>
-          <w:t>تثنية 28</w:t>
-        </w:r>
-      </w:hyperlink>
+      <w:r>
+        <w:rPr>
+          <w:rtl/>
+          <w:cs/>
+          <w:lang w:val="ar_AE" w:bidi="ar_AE"/>
+        </w:rPr>
+        <w:t>تثنية 28</w:t>
+      </w:r>
       <w:r>
         <w:rPr>
           <w:rtl/>
@@ -5768,20 +5066,14 @@
         </w:rPr>
         <w:t xml:space="preserve">؛ </w:t>
       </w:r>
-      <w:hyperlink r:id="rId121">
-        <w:r>
-          <w:rPr>
-            <w:rtl/>
-            <w:cs/>
-            <w:lang w:val="ar_AE" w:bidi="ar_AE"/>
-          </w:rPr>
-          <w:rPr>
-            <w:color w:val="0000EE"/>
-            <w:u w:val="single"/>
-          </w:rPr>
-          <w:t>أيوب 2:10</w:t>
-        </w:r>
-      </w:hyperlink>
+      <w:r>
+        <w:rPr>
+          <w:rtl/>
+          <w:cs/>
+          <w:lang w:val="ar_AE" w:bidi="ar_AE"/>
+        </w:rPr>
+        <w:t>أيوب 2:10</w:t>
+      </w:r>
       <w:r>
         <w:rPr>
           <w:rtl/>
@@ -5857,20 +5149,14 @@
         </w:rPr>
         <w:t>الله، الأسد، قد زمجر من جبل صهيون (</w:t>
       </w:r>
-      <w:hyperlink r:id="rId122">
-        <w:r>
-          <w:rPr>
-            <w:rtl/>
-            <w:cs/>
-            <w:lang w:val="ar_AE" w:bidi="ar_AE"/>
-          </w:rPr>
-          <w:rPr>
-            <w:color w:val="0000EE"/>
-            <w:u w:val="single"/>
-          </w:rPr>
-          <w:t>1:2</w:t>
-        </w:r>
-      </w:hyperlink>
+      <w:r>
+        <w:rPr>
+          <w:rtl/>
+          <w:cs/>
+          <w:lang w:val="ar_AE" w:bidi="ar_AE"/>
+        </w:rPr>
+        <w:t>1:2</w:t>
+      </w:r>
       <w:r>
         <w:rPr>
           <w:rtl/>
@@ -5879,20 +5165,14 @@
         </w:rPr>
         <w:t xml:space="preserve">) وألزم عاموس على التنبؤ (انظر </w:t>
       </w:r>
-      <w:hyperlink r:id="rId123">
-        <w:r>
-          <w:rPr>
-            <w:rtl/>
-            <w:cs/>
-            <w:lang w:val="ar_AE" w:bidi="ar_AE"/>
-          </w:rPr>
-          <w:rPr>
-            <w:color w:val="0000EE"/>
-            <w:u w:val="single"/>
-          </w:rPr>
-          <w:t>7:14–16</w:t>
-        </w:r>
-      </w:hyperlink>
+      <w:r>
+        <w:rPr>
+          <w:rtl/>
+          <w:cs/>
+          <w:lang w:val="ar_AE" w:bidi="ar_AE"/>
+        </w:rPr>
+        <w:t>7:14–16</w:t>
+      </w:r>
       <w:r>
         <w:rPr>
           <w:rtl/>
@@ -5985,20 +5265,14 @@
         </w:rPr>
         <w:t xml:space="preserve"> وهي واحدة من المدن الرئيسية للفلسطينيين) ومصر. ويدعوهم ليحيطوا بالسامرة (عاصمة مملكة إسرائيل) ليروا الفوضى والظلم فيها. كانت إسرائيل تبدو قوية من الخارج، لكنها كانت فاسدة من الداخل، مليئة بالصراعات الطبقية. وسيستغل الأعداء ضعف إسرائيل الداخلي (انظر </w:t>
       </w:r>
-      <w:hyperlink r:id="rId124">
-        <w:r>
-          <w:rPr>
-            <w:rtl/>
-            <w:cs/>
-            <w:lang w:val="ar_AE" w:bidi="ar_AE"/>
-          </w:rPr>
-          <w:rPr>
-            <w:color w:val="0000EE"/>
-            <w:u w:val="single"/>
-          </w:rPr>
-          <w:t>3:11</w:t>
-        </w:r>
-      </w:hyperlink>
+      <w:r>
+        <w:rPr>
+          <w:rtl/>
+          <w:cs/>
+          <w:lang w:val="ar_AE" w:bidi="ar_AE"/>
+        </w:rPr>
+        <w:t>3:11</w:t>
+      </w:r>
       <w:r>
         <w:rPr>
           <w:rtl/>
@@ -6074,20 +5348,14 @@
         </w:rPr>
         <w:t xml:space="preserve">جمع أثرياء إسرائيل ثرواتهم عن طريق إهمالهم للفقراء والمساكين ومعاملتهم بوحشية (انظر </w:t>
       </w:r>
-      <w:hyperlink r:id="rId125">
-        <w:r>
-          <w:rPr>
-            <w:rtl/>
-            <w:cs/>
-            <w:lang w:val="ar_AE" w:bidi="ar_AE"/>
-          </w:rPr>
-          <w:rPr>
-            <w:color w:val="0000EE"/>
-            <w:u w:val="single"/>
-          </w:rPr>
-          <w:t>2:6–8</w:t>
-        </w:r>
-      </w:hyperlink>
+      <w:r>
+        <w:rPr>
+          <w:rtl/>
+          <w:cs/>
+          <w:lang w:val="ar_AE" w:bidi="ar_AE"/>
+        </w:rPr>
+        <w:t>2:6–8</w:t>
+      </w:r>
       <w:r>
         <w:rPr>
           <w:rtl/>
@@ -6323,20 +5591,14 @@
         </w:rPr>
         <w:t xml:space="preserve">). كان يعقوب أبًا لكل من إسرائيل ويهوذا. • الشهود الذين يُطلب منهم الاستماع قد يكونون الأمم المذكورة في </w:t>
       </w:r>
-      <w:hyperlink r:id="rId126">
-        <w:r>
-          <w:rPr>
-            <w:rtl/>
-            <w:cs/>
-            <w:lang w:val="ar_AE" w:bidi="ar_AE"/>
-          </w:rPr>
-          <w:rPr>
-            <w:color w:val="0000EE"/>
-            <w:u w:val="single"/>
-          </w:rPr>
-          <w:t>3:9</w:t>
-        </w:r>
-      </w:hyperlink>
+      <w:r>
+        <w:rPr>
+          <w:rtl/>
+          <w:cs/>
+          <w:lang w:val="ar_AE" w:bidi="ar_AE"/>
+        </w:rPr>
+        <w:t>3:9</w:t>
+      </w:r>
       <w:r>
         <w:rPr>
           <w:rtl/>
@@ -6345,20 +5607,14 @@
         </w:rPr>
         <w:t xml:space="preserve">، أو سكان السامرة، أو مجموعات الأنبياء. • السّيِّدُ الرَّبُّ إِلهُ الْجُنُودِ: هذا اللقب، تقليديًا "الرب إله الجنود" (أيضًا في </w:t>
       </w:r>
-      <w:hyperlink r:id="rId127">
-        <w:r>
-          <w:rPr>
-            <w:rtl/>
-            <w:cs/>
-            <w:lang w:val="ar_AE" w:bidi="ar_AE"/>
-          </w:rPr>
-          <w:rPr>
-            <w:color w:val="0000EE"/>
-            <w:u w:val="single"/>
-          </w:rPr>
-          <w:t>4:13</w:t>
-        </w:r>
-      </w:hyperlink>
+      <w:r>
+        <w:rPr>
+          <w:rtl/>
+          <w:cs/>
+          <w:lang w:val="ar_AE" w:bidi="ar_AE"/>
+        </w:rPr>
+        <w:t>4:13</w:t>
+      </w:r>
       <w:r>
         <w:rPr>
           <w:rtl/>
@@ -6367,20 +5623,14 @@
         </w:rPr>
         <w:t xml:space="preserve">؛ </w:t>
       </w:r>
-      <w:hyperlink r:id="rId128">
-        <w:r>
-          <w:rPr>
-            <w:rtl/>
-            <w:cs/>
-            <w:lang w:val="ar_AE" w:bidi="ar_AE"/>
-          </w:rPr>
-          <w:rPr>
-            <w:color w:val="0000EE"/>
-            <w:u w:val="single"/>
-          </w:rPr>
-          <w:t>5:14–16</w:t>
-        </w:r>
-      </w:hyperlink>
+      <w:r>
+        <w:rPr>
+          <w:rtl/>
+          <w:cs/>
+          <w:lang w:val="ar_AE" w:bidi="ar_AE"/>
+        </w:rPr>
+        <w:t>5:14–16</w:t>
+      </w:r>
       <w:r>
         <w:rPr>
           <w:rtl/>
@@ -6389,20 +5639,14 @@
         </w:rPr>
         <w:t xml:space="preserve">، </w:t>
       </w:r>
-      <w:hyperlink r:id="rId129">
-        <w:r>
-          <w:rPr>
-            <w:rtl/>
-            <w:cs/>
-            <w:lang w:val="ar_AE" w:bidi="ar_AE"/>
-          </w:rPr>
-          <w:rPr>
-            <w:color w:val="0000EE"/>
-            <w:u w:val="single"/>
-          </w:rPr>
-          <w:t>27</w:t>
-        </w:r>
-      </w:hyperlink>
+      <w:r>
+        <w:rPr>
+          <w:rtl/>
+          <w:cs/>
+          <w:lang w:val="ar_AE" w:bidi="ar_AE"/>
+        </w:rPr>
+        <w:t>27</w:t>
+      </w:r>
       <w:r>
         <w:rPr>
           <w:rtl/>
@@ -6411,20 +5655,14 @@
         </w:rPr>
         <w:t xml:space="preserve">؛ </w:t>
       </w:r>
-      <w:hyperlink r:id="rId130">
-        <w:r>
-          <w:rPr>
-            <w:rtl/>
-            <w:cs/>
-            <w:lang w:val="ar_AE" w:bidi="ar_AE"/>
-          </w:rPr>
-          <w:rPr>
-            <w:color w:val="0000EE"/>
-            <w:u w:val="single"/>
-          </w:rPr>
-          <w:t>6:8</w:t>
-        </w:r>
-      </w:hyperlink>
+      <w:r>
+        <w:rPr>
+          <w:rtl/>
+          <w:cs/>
+          <w:lang w:val="ar_AE" w:bidi="ar_AE"/>
+        </w:rPr>
+        <w:t>6:8</w:t>
+      </w:r>
       <w:r>
         <w:rPr>
           <w:rtl/>
@@ -6433,20 +5671,14 @@
         </w:rPr>
         <w:t xml:space="preserve">)، يصور الله كقائد للجيوش السماوية؛ هذا هو الإله الحقيقي للكون، وليس إلهًا محليًا (انظر أيضًا </w:t>
       </w:r>
-      <w:hyperlink r:id="rId131">
-        <w:r>
-          <w:rPr>
-            <w:rtl/>
-            <w:cs/>
-            <w:lang w:val="ar_AE" w:bidi="ar_AE"/>
-          </w:rPr>
-          <w:rPr>
-            <w:color w:val="0000EE"/>
-            <w:u w:val="single"/>
-          </w:rPr>
-          <w:t>خروج 15:3</w:t>
-        </w:r>
-      </w:hyperlink>
+      <w:r>
+        <w:rPr>
+          <w:rtl/>
+          <w:cs/>
+          <w:lang w:val="ar_AE" w:bidi="ar_AE"/>
+        </w:rPr>
+        <w:t>خروج 15:3</w:t>
+      </w:r>
       <w:r>
         <w:rPr>
           <w:rtl/>
@@ -6522,20 +5754,14 @@
         </w:rPr>
         <w:t>مَذَابحَ بَيْتِ إِيلَ: الضريح في بيت إيل، الذي بناه يربعام الأول بعد فترة وجيزة من توليه الحكم (</w:t>
       </w:r>
-      <w:hyperlink r:id="rId132">
-        <w:r>
-          <w:rPr>
-            <w:rtl/>
-            <w:cs/>
-            <w:lang w:val="ar_AE" w:bidi="ar_AE"/>
-          </w:rPr>
-          <w:rPr>
-            <w:color w:val="0000EE"/>
-            <w:u w:val="single"/>
-          </w:rPr>
-          <w:t>1 ملوك 12:26–33</w:t>
-        </w:r>
-      </w:hyperlink>
+      <w:r>
+        <w:rPr>
+          <w:rtl/>
+          <w:cs/>
+          <w:lang w:val="ar_AE" w:bidi="ar_AE"/>
+        </w:rPr>
+        <w:t>1 ملوك 12:26–33</w:t>
+      </w:r>
       <w:r>
         <w:rPr>
           <w:rtl/>
@@ -6544,20 +5770,14 @@
         </w:rPr>
         <w:t>)، استمر خلال نسل ياهو (</w:t>
       </w:r>
-      <w:hyperlink r:id="rId133">
-        <w:r>
-          <w:rPr>
-            <w:rtl/>
-            <w:cs/>
-            <w:lang w:val="ar_AE" w:bidi="ar_AE"/>
-          </w:rPr>
-          <w:rPr>
-            <w:color w:val="0000EE"/>
-            <w:u w:val="single"/>
-          </w:rPr>
-          <w:t>2 ملوك 10:29</w:t>
-        </w:r>
-      </w:hyperlink>
+      <w:r>
+        <w:rPr>
+          <w:rtl/>
+          <w:cs/>
+          <w:lang w:val="ar_AE" w:bidi="ar_AE"/>
+        </w:rPr>
+        <w:t>2 ملوك 10:29</w:t>
+      </w:r>
       <w:r>
         <w:rPr>
           <w:rtl/>
@@ -6566,20 +5786,14 @@
         </w:rPr>
         <w:t>)، الذي ينحدر منه يربعام الثاني. وقد جمع هذا الضريح بين عبادة يهوه (الرب) ورمز الثور الوثني. وعندما تم تدمير المذابح، فإن ضريح بيت إيل، المقر الرسمي للملك (</w:t>
       </w:r>
-      <w:hyperlink r:id="rId134">
-        <w:r>
-          <w:rPr>
-            <w:rtl/>
-            <w:cs/>
-            <w:lang w:val="ar_AE" w:bidi="ar_AE"/>
-          </w:rPr>
-          <w:rPr>
-            <w:color w:val="0000EE"/>
-            <w:u w:val="single"/>
-          </w:rPr>
-          <w:t>عاموس 7:13</w:t>
-        </w:r>
-      </w:hyperlink>
+      <w:r>
+        <w:rPr>
+          <w:rtl/>
+          <w:cs/>
+          <w:lang w:val="ar_AE" w:bidi="ar_AE"/>
+        </w:rPr>
+        <w:t>عاموس 7:13</w:t>
+      </w:r>
       <w:r>
         <w:rPr>
           <w:rtl/>
@@ -6739,20 +5953,14 @@
         </w:rPr>
         <w:t>): كانت باشان مشهورة بثيرانها الشرسة والسمينة (</w:t>
       </w:r>
-      <w:hyperlink r:id="rId135">
-        <w:r>
-          <w:rPr>
-            <w:rtl/>
-            <w:cs/>
-            <w:lang w:val="ar_AE" w:bidi="ar_AE"/>
-          </w:rPr>
-          <w:rPr>
-            <w:color w:val="0000EE"/>
-            <w:u w:val="single"/>
-          </w:rPr>
-          <w:t>مزمور 22:12؛</w:t>
-        </w:r>
-      </w:hyperlink>
+      <w:r>
+        <w:rPr>
+          <w:rtl/>
+          <w:cs/>
+          <w:lang w:val="ar_AE" w:bidi="ar_AE"/>
+        </w:rPr>
+        <w:t>مزمور 22:12؛</w:t>
+      </w:r>
       <w:r>
         <w:rPr>
           <w:rtl/>
@@ -6761,20 +5969,14 @@
         </w:rPr>
         <w:t xml:space="preserve"> </w:t>
       </w:r>
-      <w:hyperlink r:id="rId136">
-        <w:r>
-          <w:rPr>
-            <w:rtl/>
-            <w:cs/>
-            <w:lang w:val="ar_AE" w:bidi="ar_AE"/>
-          </w:rPr>
-          <w:rPr>
-            <w:color w:val="0000EE"/>
-            <w:u w:val="single"/>
-          </w:rPr>
-          <w:t>حزقيال 39:18</w:t>
-        </w:r>
-      </w:hyperlink>
+      <w:r>
+        <w:rPr>
+          <w:rtl/>
+          <w:cs/>
+          <w:lang w:val="ar_AE" w:bidi="ar_AE"/>
+        </w:rPr>
+        <w:t>حزقيال 39:18</w:t>
+      </w:r>
       <w:r>
         <w:rPr>
           <w:rtl/>
@@ -6917,20 +6119,14 @@
         </w:rPr>
         <w:t xml:space="preserve">قَدْ أَقْسَمَ السَّيِّدُ الرَّبُّ بِقُدْسِهِ (قداسته): تتحدث القداسة عن الله باعتباره موجودًا خارج الخليقة ومستقلًا عنها؛ فطبيعته مختلفة تمامًا عما خلقه. القسم مشابه لما ورد في </w:t>
       </w:r>
-      <w:hyperlink r:id="rId130">
-        <w:r>
-          <w:rPr>
-            <w:rtl/>
-            <w:cs/>
-            <w:lang w:val="ar_AE" w:bidi="ar_AE"/>
-          </w:rPr>
-          <w:rPr>
-            <w:color w:val="0000EE"/>
-            <w:u w:val="single"/>
-          </w:rPr>
-          <w:t>6:8</w:t>
-        </w:r>
-      </w:hyperlink>
+      <w:r>
+        <w:rPr>
+          <w:rtl/>
+          <w:cs/>
+          <w:lang w:val="ar_AE" w:bidi="ar_AE"/>
+        </w:rPr>
+        <w:t>6:8</w:t>
+      </w:r>
       <w:r>
         <w:rPr>
           <w:rtl/>
@@ -6939,20 +6135,14 @@
         </w:rPr>
         <w:t xml:space="preserve">؛ </w:t>
       </w:r>
-      <w:hyperlink r:id="rId137">
-        <w:r>
-          <w:rPr>
-            <w:rtl/>
-            <w:cs/>
-            <w:lang w:val="ar_AE" w:bidi="ar_AE"/>
-          </w:rPr>
-          <w:rPr>
-            <w:color w:val="0000EE"/>
-            <w:u w:val="single"/>
-          </w:rPr>
-          <w:t>8:7</w:t>
-        </w:r>
-      </w:hyperlink>
+      <w:r>
+        <w:rPr>
+          <w:rtl/>
+          <w:cs/>
+          <w:lang w:val="ar_AE" w:bidi="ar_AE"/>
+        </w:rPr>
+        <w:t>8:7</w:t>
+      </w:r>
       <w:r>
         <w:rPr>
           <w:rtl/>
@@ -6961,20 +6151,14 @@
         </w:rPr>
         <w:t xml:space="preserve">. • بِخَزَائِمَ: كان الآشوريون معروفين بمعاملتهم غير الإنسانية لأسرى الحرب (انظر </w:t>
       </w:r>
-      <w:hyperlink r:id="rId138">
-        <w:r>
-          <w:rPr>
-            <w:rtl/>
-            <w:cs/>
-            <w:lang w:val="ar_AE" w:bidi="ar_AE"/>
-          </w:rPr>
-          <w:rPr>
-            <w:color w:val="0000EE"/>
-            <w:u w:val="single"/>
-          </w:rPr>
-          <w:t>2 أخبار 33:11</w:t>
-        </w:r>
-      </w:hyperlink>
+      <w:r>
+        <w:rPr>
+          <w:rtl/>
+          <w:cs/>
+          <w:lang w:val="ar_AE" w:bidi="ar_AE"/>
+        </w:rPr>
+        <w:t>2 أخبار 33:11</w:t>
+      </w:r>
       <w:r>
         <w:rPr>
           <w:rtl/>
@@ -6983,20 +6167,14 @@
         </w:rPr>
         <w:t xml:space="preserve">؛ قارن </w:t>
       </w:r>
-      <w:hyperlink r:id="rId139">
-        <w:r>
-          <w:rPr>
-            <w:rtl/>
-            <w:cs/>
-            <w:lang w:val="ar_AE" w:bidi="ar_AE"/>
-          </w:rPr>
-          <w:rPr>
-            <w:color w:val="0000EE"/>
-            <w:u w:val="single"/>
-          </w:rPr>
-          <w:t>2 ملوك 19:28</w:t>
-        </w:r>
-      </w:hyperlink>
+      <w:r>
+        <w:rPr>
+          <w:rtl/>
+          <w:cs/>
+          <w:lang w:val="ar_AE" w:bidi="ar_AE"/>
+        </w:rPr>
+        <w:t>2 ملوك 19:28</w:t>
+      </w:r>
       <w:r>
         <w:rPr>
           <w:rtl/>
@@ -7173,20 +6351,14 @@
         </w:rPr>
         <w:t xml:space="preserve"> موقع رؤية يعقوب الشهيرة للسلم مع الملائكة نازلة وصاعدة عليه (</w:t>
       </w:r>
-      <w:hyperlink r:id="rId140">
-        <w:r>
-          <w:rPr>
-            <w:rtl/>
-            <w:cs/>
-            <w:lang w:val="ar_AE" w:bidi="ar_AE"/>
-          </w:rPr>
-          <w:rPr>
-            <w:color w:val="0000EE"/>
-            <w:u w:val="single"/>
-          </w:rPr>
-          <w:t>تكوين 28:11–22</w:t>
-        </w:r>
-      </w:hyperlink>
+      <w:r>
+        <w:rPr>
+          <w:rtl/>
+          <w:cs/>
+          <w:lang w:val="ar_AE" w:bidi="ar_AE"/>
+        </w:rPr>
+        <w:t>تكوين 28:11–22</w:t>
+      </w:r>
       <w:r>
         <w:rPr>
           <w:rtl/>
@@ -7195,20 +6367,14 @@
         </w:rPr>
         <w:t xml:space="preserve">)؛ المركز الجنوبي للديانة التي أسسها يربعام الأول (انظر </w:t>
       </w:r>
-      <w:hyperlink r:id="rId141">
-        <w:r>
-          <w:rPr>
-            <w:rtl/>
-            <w:cs/>
-            <w:lang w:val="ar_AE" w:bidi="ar_AE"/>
-          </w:rPr>
-          <w:rPr>
-            <w:color w:val="0000EE"/>
-            <w:u w:val="single"/>
-          </w:rPr>
-          <w:t>عاموس 3:14</w:t>
-        </w:r>
-      </w:hyperlink>
+      <w:r>
+        <w:rPr>
+          <w:rtl/>
+          <w:cs/>
+          <w:lang w:val="ar_AE" w:bidi="ar_AE"/>
+        </w:rPr>
+        <w:t>عاموس 3:14</w:t>
+      </w:r>
       <w:r>
         <w:rPr>
           <w:rtl/>
@@ -7217,20 +6383,14 @@
         </w:rPr>
         <w:t xml:space="preserve">؛ </w:t>
       </w:r>
-      <w:hyperlink r:id="rId142">
-        <w:r>
-          <w:rPr>
-            <w:rtl/>
-            <w:cs/>
-            <w:lang w:val="ar_AE" w:bidi="ar_AE"/>
-          </w:rPr>
-          <w:rPr>
-            <w:color w:val="0000EE"/>
-            <w:u w:val="single"/>
-          </w:rPr>
-          <w:t>1 ملوك 12:28–29</w:t>
-        </w:r>
-      </w:hyperlink>
+      <w:r>
+        <w:rPr>
+          <w:rtl/>
+          <w:cs/>
+          <w:lang w:val="ar_AE" w:bidi="ar_AE"/>
+        </w:rPr>
+        <w:t>1 ملوك 12:28–29</w:t>
+      </w:r>
       <w:r>
         <w:rPr>
           <w:rtl/>
@@ -7256,20 +6416,14 @@
         </w:rPr>
         <w:t xml:space="preserve"> مكان محلة إسرائيل بعد عبورهم نهر الأردن (</w:t>
       </w:r>
-      <w:hyperlink r:id="rId143">
-        <w:r>
-          <w:rPr>
-            <w:rtl/>
-            <w:cs/>
-            <w:lang w:val="ar_AE" w:bidi="ar_AE"/>
-          </w:rPr>
-          <w:rPr>
-            <w:color w:val="0000EE"/>
-            <w:u w:val="single"/>
-          </w:rPr>
-          <w:t>يشوع 4:19–5:9</w:t>
-        </w:r>
-      </w:hyperlink>
+      <w:r>
+        <w:rPr>
+          <w:rtl/>
+          <w:cs/>
+          <w:lang w:val="ar_AE" w:bidi="ar_AE"/>
+        </w:rPr>
+        <w:t>يشوع 4:19–5:9</w:t>
+      </w:r>
       <w:r>
         <w:rPr>
           <w:rtl/>
@@ -7278,20 +6432,14 @@
         </w:rPr>
         <w:t>)، أصبح مزارًا شعبيًا في زمن عاموس وهوشع (</w:t>
       </w:r>
-      <w:hyperlink r:id="rId144">
-        <w:r>
-          <w:rPr>
-            <w:rtl/>
-            <w:cs/>
-            <w:lang w:val="ar_AE" w:bidi="ar_AE"/>
-          </w:rPr>
-          <w:rPr>
-            <w:color w:val="0000EE"/>
-            <w:u w:val="single"/>
-          </w:rPr>
-          <w:t>هوشع 4:15</w:t>
-        </w:r>
-      </w:hyperlink>
+      <w:r>
+        <w:rPr>
+          <w:rtl/>
+          <w:cs/>
+          <w:lang w:val="ar_AE" w:bidi="ar_AE"/>
+        </w:rPr>
+        <w:t>هوشع 4:15</w:t>
+      </w:r>
       <w:r>
         <w:rPr>
           <w:rtl/>
@@ -7300,20 +6448,14 @@
         </w:rPr>
         <w:t xml:space="preserve">؛ </w:t>
       </w:r>
-      <w:hyperlink r:id="rId145">
-        <w:r>
-          <w:rPr>
-            <w:rtl/>
-            <w:cs/>
-            <w:lang w:val="ar_AE" w:bidi="ar_AE"/>
-          </w:rPr>
-          <w:rPr>
-            <w:color w:val="0000EE"/>
-            <w:u w:val="single"/>
-          </w:rPr>
-          <w:t>9:15</w:t>
-        </w:r>
-      </w:hyperlink>
+      <w:r>
+        <w:rPr>
+          <w:rtl/>
+          <w:cs/>
+          <w:lang w:val="ar_AE" w:bidi="ar_AE"/>
+        </w:rPr>
+        <w:t>9:15</w:t>
+      </w:r>
       <w:r>
         <w:rPr>
           <w:rtl/>
@@ -7322,20 +6464,14 @@
         </w:rPr>
         <w:t xml:space="preserve">؛ </w:t>
       </w:r>
-      <w:hyperlink r:id="rId146">
-        <w:r>
-          <w:rPr>
-            <w:rtl/>
-            <w:cs/>
-            <w:lang w:val="ar_AE" w:bidi="ar_AE"/>
-          </w:rPr>
-          <w:rPr>
-            <w:color w:val="0000EE"/>
-            <w:u w:val="single"/>
-          </w:rPr>
-          <w:t>12:11</w:t>
-        </w:r>
-      </w:hyperlink>
+      <w:r>
+        <w:rPr>
+          <w:rtl/>
+          <w:cs/>
+          <w:lang w:val="ar_AE" w:bidi="ar_AE"/>
+        </w:rPr>
+        <w:t>12:11</w:t>
+      </w:r>
       <w:r>
         <w:rPr>
           <w:rtl/>
@@ -7344,20 +6480,14 @@
         </w:rPr>
         <w:t>). • أَحْضِرُوا كُلَّ صَبَاحٍ ذَبَائِحَكُمْ . . . وَكُلَّ ثَلاَثَةِ أَيَّامٍ عُشُورَكُمْ: كان من المفترض أن يظهر الذكور من بني إسرائيل أمام الرب في المَقدِس ثلاث مرات كل عام (</w:t>
       </w:r>
-      <w:hyperlink r:id="rId147">
-        <w:r>
-          <w:rPr>
-            <w:rtl/>
-            <w:cs/>
-            <w:lang w:val="ar_AE" w:bidi="ar_AE"/>
-          </w:rPr>
-          <w:rPr>
-            <w:color w:val="0000EE"/>
-            <w:u w:val="single"/>
-          </w:rPr>
-          <w:t>خروج 23:14–19</w:t>
-        </w:r>
-      </w:hyperlink>
+      <w:r>
+        <w:rPr>
+          <w:rtl/>
+          <w:cs/>
+          <w:lang w:val="ar_AE" w:bidi="ar_AE"/>
+        </w:rPr>
+        <w:t>خروج 23:14–19</w:t>
+      </w:r>
       <w:r>
         <w:rPr>
           <w:rtl/>
@@ -7366,20 +6496,14 @@
         </w:rPr>
         <w:t xml:space="preserve">؛ </w:t>
       </w:r>
-      <w:hyperlink r:id="rId148">
-        <w:r>
-          <w:rPr>
-            <w:rtl/>
-            <w:cs/>
-            <w:lang w:val="ar_AE" w:bidi="ar_AE"/>
-          </w:rPr>
-          <w:rPr>
-            <w:color w:val="0000EE"/>
-            <w:u w:val="single"/>
-          </w:rPr>
-          <w:t>34:23</w:t>
-        </w:r>
-      </w:hyperlink>
+      <w:r>
+        <w:rPr>
+          <w:rtl/>
+          <w:cs/>
+          <w:lang w:val="ar_AE" w:bidi="ar_AE"/>
+        </w:rPr>
+        <w:t>34:23</w:t>
+      </w:r>
       <w:r>
         <w:rPr>
           <w:rtl/>
@@ -7388,20 +6512,14 @@
         </w:rPr>
         <w:t xml:space="preserve">؛ </w:t>
       </w:r>
-      <w:hyperlink r:id="rId149">
-        <w:r>
-          <w:rPr>
-            <w:rtl/>
-            <w:cs/>
-            <w:lang w:val="ar_AE" w:bidi="ar_AE"/>
-          </w:rPr>
-          <w:rPr>
-            <w:color w:val="0000EE"/>
-            <w:u w:val="single"/>
-          </w:rPr>
-          <w:t>تثنية 16:16–17</w:t>
-        </w:r>
-      </w:hyperlink>
+      <w:r>
+        <w:rPr>
+          <w:rtl/>
+          <w:cs/>
+          <w:lang w:val="ar_AE" w:bidi="ar_AE"/>
+        </w:rPr>
+        <w:t>تثنية 16:16–17</w:t>
+      </w:r>
       <w:r>
         <w:rPr>
           <w:rtl/>
@@ -7410,20 +6528,14 @@
         </w:rPr>
         <w:t>). وكانت العشور تُدفع عادة سنويًا (</w:t>
       </w:r>
-      <w:hyperlink r:id="rId150">
-        <w:r>
-          <w:rPr>
-            <w:rtl/>
-            <w:cs/>
-            <w:lang w:val="ar_AE" w:bidi="ar_AE"/>
-          </w:rPr>
-          <w:rPr>
-            <w:color w:val="0000EE"/>
-            <w:u w:val="single"/>
-          </w:rPr>
-          <w:t>تثنية 14:22–29</w:t>
-        </w:r>
-      </w:hyperlink>
+      <w:r>
+        <w:rPr>
+          <w:rtl/>
+          <w:cs/>
+          <w:lang w:val="ar_AE" w:bidi="ar_AE"/>
+        </w:rPr>
+        <w:t>تثنية 14:22–29</w:t>
+      </w:r>
       <w:r>
         <w:rPr>
           <w:rtl/>
@@ -7432,20 +6544,14 @@
         </w:rPr>
         <w:t xml:space="preserve">)، مع دفع عشور خاصة كل ثلاث سنوات (انظر </w:t>
       </w:r>
-      <w:hyperlink r:id="rId151">
-        <w:r>
-          <w:rPr>
-            <w:rtl/>
-            <w:cs/>
-            <w:lang w:val="ar_AE" w:bidi="ar_AE"/>
-          </w:rPr>
-          <w:rPr>
-            <w:color w:val="0000EE"/>
-            <w:u w:val="single"/>
-          </w:rPr>
-          <w:t>تثنية 14:28</w:t>
-        </w:r>
-      </w:hyperlink>
+      <w:r>
+        <w:rPr>
+          <w:rtl/>
+          <w:cs/>
+          <w:lang w:val="ar_AE" w:bidi="ar_AE"/>
+        </w:rPr>
+        <w:t>تثنية 14:28</w:t>
+      </w:r>
       <w:r>
         <w:rPr>
           <w:rtl/>
@@ -7454,20 +6560,14 @@
         </w:rPr>
         <w:t xml:space="preserve">؛ </w:t>
       </w:r>
-      <w:hyperlink r:id="rId152">
-        <w:r>
-          <w:rPr>
-            <w:rtl/>
-            <w:cs/>
-            <w:lang w:val="ar_AE" w:bidi="ar_AE"/>
-          </w:rPr>
-          <w:rPr>
-            <w:color w:val="0000EE"/>
-            <w:u w:val="single"/>
-          </w:rPr>
-          <w:t>26:12</w:t>
-        </w:r>
-      </w:hyperlink>
+      <w:r>
+        <w:rPr>
+          <w:rtl/>
+          <w:cs/>
+          <w:lang w:val="ar_AE" w:bidi="ar_AE"/>
+        </w:rPr>
+        <w:t>26:12</w:t>
+      </w:r>
       <w:r>
         <w:rPr>
           <w:rtl/>
@@ -7476,20 +6576,14 @@
         </w:rPr>
         <w:t>). يشير عاموس إلى أن بني إسرائيل كانوا متدينين إلى درجة السخافة، لكنهم رفضوا أن يكونوا أتقياء (</w:t>
       </w:r>
-      <w:hyperlink r:id="rId153">
-        <w:r>
-          <w:rPr>
-            <w:rtl/>
-            <w:cs/>
-            <w:lang w:val="ar_AE" w:bidi="ar_AE"/>
-          </w:rPr>
-          <w:rPr>
-            <w:color w:val="0000EE"/>
-            <w:u w:val="single"/>
-          </w:rPr>
-          <w:t>عاموس 5:15</w:t>
-        </w:r>
-      </w:hyperlink>
+      <w:r>
+        <w:rPr>
+          <w:rtl/>
+          <w:cs/>
+          <w:lang w:val="ar_AE" w:bidi="ar_AE"/>
+        </w:rPr>
+        <w:t>عاموس 5:15</w:t>
+      </w:r>
       <w:r>
         <w:rPr>
           <w:rtl/>
@@ -7498,20 +6592,14 @@
         </w:rPr>
         <w:t xml:space="preserve">؛ </w:t>
       </w:r>
-      <w:hyperlink r:id="rId154">
-        <w:r>
-          <w:rPr>
-            <w:rtl/>
-            <w:cs/>
-            <w:lang w:val="ar_AE" w:bidi="ar_AE"/>
-          </w:rPr>
-          <w:rPr>
-            <w:color w:val="0000EE"/>
-            <w:u w:val="single"/>
-          </w:rPr>
-          <w:t>هوشع 6:6</w:t>
-        </w:r>
-      </w:hyperlink>
+      <w:r>
+        <w:rPr>
+          <w:rtl/>
+          <w:cs/>
+          <w:lang w:val="ar_AE" w:bidi="ar_AE"/>
+        </w:rPr>
+        <w:t>هوشع 6:6</w:t>
+      </w:r>
       <w:r>
         <w:rPr>
           <w:rtl/>
@@ -7520,20 +6608,14 @@
         </w:rPr>
         <w:t xml:space="preserve">؛ </w:t>
       </w:r>
-      <w:hyperlink r:id="rId155">
-        <w:r>
-          <w:rPr>
-            <w:rtl/>
-            <w:cs/>
-            <w:lang w:val="ar_AE" w:bidi="ar_AE"/>
-          </w:rPr>
-          <w:rPr>
-            <w:color w:val="0000EE"/>
-            <w:u w:val="single"/>
-          </w:rPr>
-          <w:t>ميخا 6:8</w:t>
-        </w:r>
-      </w:hyperlink>
+      <w:r>
+        <w:rPr>
+          <w:rtl/>
+          <w:cs/>
+          <w:lang w:val="ar_AE" w:bidi="ar_AE"/>
+        </w:rPr>
+        <w:t>ميخا 6:8</w:t>
+      </w:r>
       <w:r>
         <w:rPr>
           <w:rtl/>
@@ -7542,20 +6624,14 @@
         </w:rPr>
         <w:t xml:space="preserve">؛ انظر </w:t>
       </w:r>
-      <w:hyperlink r:id="rId156">
-        <w:r>
-          <w:rPr>
-            <w:rtl/>
-            <w:cs/>
-            <w:lang w:val="ar_AE" w:bidi="ar_AE"/>
-          </w:rPr>
-          <w:rPr>
-            <w:color w:val="0000EE"/>
-            <w:u w:val="single"/>
-          </w:rPr>
-          <w:t>لوقا 11:42</w:t>
-        </w:r>
-      </w:hyperlink>
+      <w:r>
+        <w:rPr>
+          <w:rtl/>
+          <w:cs/>
+          <w:lang w:val="ar_AE" w:bidi="ar_AE"/>
+        </w:rPr>
+        <w:t>لوقا 11:42</w:t>
+      </w:r>
       <w:r>
         <w:rPr>
           <w:rtl/>
@@ -7698,20 +6774,14 @@
         </w:rPr>
         <w:t>كان الخبز المختمر (أي العجين المخمر بواسطة الخميرة البرية) مخصصًا للاستهلاك اليومي. أما الفطير الأكثر بساطة (المصنوع بدون خميرة) فقد أصبح رمزًا مُقَدَّسًا، يحيي ذكرى معاناة بني إسرائيل كعبيد في مصر (</w:t>
       </w:r>
-      <w:hyperlink r:id="rId157">
-        <w:r>
-          <w:rPr>
-            <w:rtl/>
-            <w:cs/>
-            <w:lang w:val="ar_AE" w:bidi="ar_AE"/>
-          </w:rPr>
-          <w:rPr>
-            <w:color w:val="0000EE"/>
-            <w:u w:val="single"/>
-          </w:rPr>
-          <w:t>تثنية 16:3</w:t>
-        </w:r>
-      </w:hyperlink>
+      <w:r>
+        <w:rPr>
+          <w:rtl/>
+          <w:cs/>
+          <w:lang w:val="ar_AE" w:bidi="ar_AE"/>
+        </w:rPr>
+        <w:t>تثنية 16:3</w:t>
+      </w:r>
       <w:r>
         <w:rPr>
           <w:rtl/>
@@ -7720,20 +6790,14 @@
         </w:rPr>
         <w:t>)، والفصح (</w:t>
       </w:r>
-      <w:hyperlink r:id="rId158">
-        <w:r>
-          <w:rPr>
-            <w:rtl/>
-            <w:cs/>
-            <w:lang w:val="ar_AE" w:bidi="ar_AE"/>
-          </w:rPr>
-          <w:rPr>
-            <w:color w:val="0000EE"/>
-            <w:u w:val="single"/>
-          </w:rPr>
-          <w:t>خروج 12:17–20</w:t>
-        </w:r>
-      </w:hyperlink>
+      <w:r>
+        <w:rPr>
+          <w:rtl/>
+          <w:cs/>
+          <w:lang w:val="ar_AE" w:bidi="ar_AE"/>
+        </w:rPr>
+        <w:t>خروج 12:17–20</w:t>
+      </w:r>
       <w:r>
         <w:rPr>
           <w:rtl/>
@@ -7742,20 +6806,14 @@
         </w:rPr>
         <w:t>)، وخروجهم السريع من تلك الأرض (</w:t>
       </w:r>
-      <w:hyperlink r:id="rId159">
-        <w:r>
-          <w:rPr>
-            <w:rtl/>
-            <w:cs/>
-            <w:lang w:val="ar_AE" w:bidi="ar_AE"/>
-          </w:rPr>
-          <w:rPr>
-            <w:color w:val="0000EE"/>
-            <w:u w:val="single"/>
-          </w:rPr>
-          <w:t>خروج 12:34</w:t>
-        </w:r>
-      </w:hyperlink>
+      <w:r>
+        <w:rPr>
+          <w:rtl/>
+          <w:cs/>
+          <w:lang w:val="ar_AE" w:bidi="ar_AE"/>
+        </w:rPr>
+        <w:t>خروج 12:34</w:t>
+      </w:r>
       <w:r>
         <w:rPr>
           <w:rtl/>
@@ -7764,20 +6822,14 @@
         </w:rPr>
         <w:t xml:space="preserve">، </w:t>
       </w:r>
-      <w:hyperlink r:id="rId160">
-        <w:r>
-          <w:rPr>
-            <w:rtl/>
-            <w:cs/>
-            <w:lang w:val="ar_AE" w:bidi="ar_AE"/>
-          </w:rPr>
-          <w:rPr>
-            <w:color w:val="0000EE"/>
-            <w:u w:val="single"/>
-          </w:rPr>
-          <w:t>39</w:t>
-        </w:r>
-      </w:hyperlink>
+      <w:r>
+        <w:rPr>
+          <w:rtl/>
+          <w:cs/>
+          <w:lang w:val="ar_AE" w:bidi="ar_AE"/>
+        </w:rPr>
+        <w:t>39</w:t>
+      </w:r>
       <w:r>
         <w:rPr>
           <w:rtl/>
@@ -7786,20 +6838,14 @@
         </w:rPr>
         <w:t>). وهكذا، أصبح الفطير خبز المذبح (</w:t>
       </w:r>
-      <w:hyperlink r:id="rId161">
-        <w:r>
-          <w:rPr>
-            <w:rtl/>
-            <w:cs/>
-            <w:lang w:val="ar_AE" w:bidi="ar_AE"/>
-          </w:rPr>
-          <w:rPr>
-            <w:color w:val="0000EE"/>
-            <w:u w:val="single"/>
-          </w:rPr>
-          <w:t>لاويين 6:17</w:t>
-        </w:r>
-      </w:hyperlink>
+      <w:r>
+        <w:rPr>
+          <w:rtl/>
+          <w:cs/>
+          <w:lang w:val="ar_AE" w:bidi="ar_AE"/>
+        </w:rPr>
+        <w:t>لاويين 6:17</w:t>
+      </w:r>
       <w:r>
         <w:rPr>
           <w:rtl/>
@@ -7808,20 +6854,14 @@
         </w:rPr>
         <w:t xml:space="preserve">؛ </w:t>
       </w:r>
-      <w:hyperlink r:id="rId162">
-        <w:r>
-          <w:rPr>
-            <w:rtl/>
-            <w:cs/>
-            <w:lang w:val="ar_AE" w:bidi="ar_AE"/>
-          </w:rPr>
-          <w:rPr>
-            <w:color w:val="0000EE"/>
-            <w:u w:val="single"/>
-          </w:rPr>
-          <w:t>7:12</w:t>
-        </w:r>
-      </w:hyperlink>
+      <w:r>
+        <w:rPr>
+          <w:rtl/>
+          <w:cs/>
+          <w:lang w:val="ar_AE" w:bidi="ar_AE"/>
+        </w:rPr>
+        <w:t>7:12</w:t>
+      </w:r>
       <w:r>
         <w:rPr>
           <w:rtl/>
@@ -7830,20 +6870,14 @@
         </w:rPr>
         <w:t>). ومع ذلك، فإن الخبز المصنوع من الخميرة يمكن أن يصاحب ذبيحة الشكر السلامية (</w:t>
       </w:r>
-      <w:hyperlink r:id="rId163">
-        <w:r>
-          <w:rPr>
-            <w:rtl/>
-            <w:cs/>
-            <w:lang w:val="ar_AE" w:bidi="ar_AE"/>
-          </w:rPr>
-          <w:rPr>
-            <w:color w:val="0000EE"/>
-            <w:u w:val="single"/>
-          </w:rPr>
-          <w:t>لاويين 7:13</w:t>
-        </w:r>
-      </w:hyperlink>
+      <w:r>
+        <w:rPr>
+          <w:rtl/>
+          <w:cs/>
+          <w:lang w:val="ar_AE" w:bidi="ar_AE"/>
+        </w:rPr>
+        <w:t>لاويين 7:13</w:t>
+      </w:r>
       <w:r>
         <w:rPr>
           <w:rtl/>
@@ -7986,20 +7020,14 @@
         </w:rPr>
         <w:t>لقد استخدم الله الضربات لإقناع مصر بإطلاق سراح إسرائيل (</w:t>
       </w:r>
-      <w:hyperlink r:id="rId164">
-        <w:r>
-          <w:rPr>
-            <w:rtl/>
-            <w:cs/>
-            <w:lang w:val="ar_AE" w:bidi="ar_AE"/>
-          </w:rPr>
-          <w:rPr>
-            <w:color w:val="0000EE"/>
-            <w:u w:val="single"/>
-          </w:rPr>
-          <w:t>خروج 7:14–12:30</w:t>
-        </w:r>
-      </w:hyperlink>
+      <w:r>
+        <w:rPr>
+          <w:rtl/>
+          <w:cs/>
+          <w:lang w:val="ar_AE" w:bidi="ar_AE"/>
+        </w:rPr>
+        <w:t>خروج 7:14–12:30</w:t>
+      </w:r>
       <w:r>
         <w:rPr>
           <w:rtl/>
@@ -8008,20 +7036,14 @@
         </w:rPr>
         <w:t xml:space="preserve">؛ </w:t>
       </w:r>
-      <w:hyperlink r:id="rId165">
-        <w:r>
-          <w:rPr>
-            <w:rtl/>
-            <w:cs/>
-            <w:lang w:val="ar_AE" w:bidi="ar_AE"/>
-          </w:rPr>
-          <w:rPr>
-            <w:color w:val="0000EE"/>
-            <w:u w:val="single"/>
-          </w:rPr>
-          <w:t>9:2–3</w:t>
-        </w:r>
-      </w:hyperlink>
+      <w:r>
+        <w:rPr>
+          <w:rtl/>
+          <w:cs/>
+          <w:lang w:val="ar_AE" w:bidi="ar_AE"/>
+        </w:rPr>
+        <w:t>9:2–3</w:t>
+      </w:r>
       <w:r>
         <w:rPr>
           <w:rtl/>
@@ -8030,20 +7052,14 @@
         </w:rPr>
         <w:t xml:space="preserve">؛ </w:t>
       </w:r>
-      <w:hyperlink r:id="rId166">
-        <w:r>
-          <w:rPr>
-            <w:rtl/>
-            <w:cs/>
-            <w:lang w:val="ar_AE" w:bidi="ar_AE"/>
-          </w:rPr>
-          <w:rPr>
-            <w:color w:val="0000EE"/>
-            <w:u w:val="single"/>
-          </w:rPr>
-          <w:t>مزمور 91:6</w:t>
-        </w:r>
-      </w:hyperlink>
+      <w:r>
+        <w:rPr>
+          <w:rtl/>
+          <w:cs/>
+          <w:lang w:val="ar_AE" w:bidi="ar_AE"/>
+        </w:rPr>
+        <w:t>مزمور 91:6</w:t>
+      </w:r>
       <w:r>
         <w:rPr>
           <w:rtl/>
@@ -8052,20 +7068,14 @@
         </w:rPr>
         <w:t xml:space="preserve">؛ </w:t>
       </w:r>
-      <w:hyperlink r:id="rId167">
-        <w:r>
-          <w:rPr>
-            <w:rtl/>
-            <w:cs/>
-            <w:lang w:val="ar_AE" w:bidi="ar_AE"/>
-          </w:rPr>
-          <w:rPr>
-            <w:color w:val="0000EE"/>
-            <w:u w:val="single"/>
-          </w:rPr>
-          <w:t>حبقوق 3:5</w:t>
-        </w:r>
-      </w:hyperlink>
+      <w:r>
+        <w:rPr>
+          <w:rtl/>
+          <w:cs/>
+          <w:lang w:val="ar_AE" w:bidi="ar_AE"/>
+        </w:rPr>
+        <w:t>حبقوق 3:5</w:t>
+      </w:r>
       <w:r>
         <w:rPr>
           <w:rtl/>
@@ -8074,20 +7084,14 @@
         </w:rPr>
         <w:t>)؛ ولقد وعد بجلب ضربات مصر على إسرائيل إذا استمروا في الابتعاد عنه وعبادة الآلهة الوثنية (</w:t>
       </w:r>
-      <w:hyperlink r:id="rId168">
-        <w:r>
-          <w:rPr>
-            <w:rtl/>
-            <w:cs/>
-            <w:lang w:val="ar_AE" w:bidi="ar_AE"/>
-          </w:rPr>
-          <w:rPr>
-            <w:color w:val="0000EE"/>
-            <w:u w:val="single"/>
-          </w:rPr>
-          <w:t>تثنية 28:27</w:t>
-        </w:r>
-      </w:hyperlink>
+      <w:r>
+        <w:rPr>
+          <w:rtl/>
+          <w:cs/>
+          <w:lang w:val="ar_AE" w:bidi="ar_AE"/>
+        </w:rPr>
+        <w:t>تثنية 28:27</w:t>
+      </w:r>
       <w:r>
         <w:rPr>
           <w:rtl/>
@@ -8096,20 +7100,14 @@
         </w:rPr>
         <w:t xml:space="preserve">، </w:t>
       </w:r>
-      <w:hyperlink r:id="rId169">
-        <w:r>
-          <w:rPr>
-            <w:rtl/>
-            <w:cs/>
-            <w:lang w:val="ar_AE" w:bidi="ar_AE"/>
-          </w:rPr>
-          <w:rPr>
-            <w:color w:val="0000EE"/>
-            <w:u w:val="single"/>
-          </w:rPr>
-          <w:t>60</w:t>
-        </w:r>
-      </w:hyperlink>
+      <w:r>
+        <w:rPr>
+          <w:rtl/>
+          <w:cs/>
+          <w:lang w:val="ar_AE" w:bidi="ar_AE"/>
+        </w:rPr>
+        <w:t>60</w:t>
+      </w:r>
       <w:r>
         <w:rPr>
           <w:rtl/>
@@ -8185,20 +7183,14 @@
         </w:rPr>
         <w:t>كما هو الحال مع الضربات على مصر (</w:t>
       </w:r>
-      <w:hyperlink r:id="rId170">
-        <w:r>
-          <w:rPr>
-            <w:rtl/>
-            <w:cs/>
-            <w:lang w:val="ar_AE" w:bidi="ar_AE"/>
-          </w:rPr>
-          <w:rPr>
-            <w:color w:val="0000EE"/>
-            <w:u w:val="single"/>
-          </w:rPr>
-          <w:t>4:10</w:t>
-        </w:r>
-      </w:hyperlink>
+      <w:r>
+        <w:rPr>
+          <w:rtl/>
+          <w:cs/>
+          <w:lang w:val="ar_AE" w:bidi="ar_AE"/>
+        </w:rPr>
+        <w:t>4:10</w:t>
+      </w:r>
       <w:r>
         <w:rPr>
           <w:rtl/>
@@ -8207,20 +7199,14 @@
         </w:rPr>
         <w:t xml:space="preserve">)، كانت الضربات على إسرائيل تزداد في الحجم والشدة (قارن </w:t>
       </w:r>
-      <w:hyperlink r:id="rId171">
-        <w:r>
-          <w:rPr>
-            <w:rtl/>
-            <w:cs/>
-            <w:lang w:val="ar_AE" w:bidi="ar_AE"/>
-          </w:rPr>
-          <w:rPr>
-            <w:color w:val="0000EE"/>
-            <w:u w:val="single"/>
-          </w:rPr>
-          <w:t>4:12</w:t>
-        </w:r>
-      </w:hyperlink>
+      <w:r>
+        <w:rPr>
+          <w:rtl/>
+          <w:cs/>
+          <w:lang w:val="ar_AE" w:bidi="ar_AE"/>
+        </w:rPr>
+        <w:t>4:12</w:t>
+      </w:r>
       <w:r>
         <w:rPr>
           <w:rtl/>
@@ -8229,20 +7215,14 @@
         </w:rPr>
         <w:t>). • كَمَا قَلَبَ: كانت الفكرة أن الله سيعامل شعبه بنفس الطريقة التي عامل بها سدوم وعمورة (</w:t>
       </w:r>
-      <w:hyperlink r:id="rId172">
-        <w:r>
-          <w:rPr>
-            <w:rtl/>
-            <w:cs/>
-            <w:lang w:val="ar_AE" w:bidi="ar_AE"/>
-          </w:rPr>
-          <w:rPr>
-            <w:color w:val="0000EE"/>
-            <w:u w:val="single"/>
-          </w:rPr>
-          <w:t>تكوين 19:24–25</w:t>
-        </w:r>
-      </w:hyperlink>
+      <w:r>
+        <w:rPr>
+          <w:rtl/>
+          <w:cs/>
+          <w:lang w:val="ar_AE" w:bidi="ar_AE"/>
+        </w:rPr>
+        <w:t>تكوين 19:24–25</w:t>
+      </w:r>
       <w:r>
         <w:rPr>
           <w:rtl/>
@@ -8318,20 +7298,14 @@
         </w:rPr>
         <w:t xml:space="preserve">هذه واحدة من آيتين تحددان الموضوعين الأساسين في عاموس (الثانية هي </w:t>
       </w:r>
-      <w:hyperlink r:id="rId173">
-        <w:r>
-          <w:rPr>
-            <w:rtl/>
-            <w:cs/>
-            <w:lang w:val="ar_AE" w:bidi="ar_AE"/>
-          </w:rPr>
-          <w:rPr>
-            <w:color w:val="0000EE"/>
-            <w:u w:val="single"/>
-          </w:rPr>
-          <w:t>5:24</w:t>
-        </w:r>
-      </w:hyperlink>
+      <w:r>
+        <w:rPr>
+          <w:rtl/>
+          <w:cs/>
+          <w:lang w:val="ar_AE" w:bidi="ar_AE"/>
+        </w:rPr>
+        <w:t>5:24</w:t>
+      </w:r>
       <w:r>
         <w:rPr>
           <w:rtl/>
@@ -8407,20 +7381,14 @@
         </w:rPr>
         <w:t xml:space="preserve">يبدو أن هذه الآية جزء من ترنيمة، ربما غناها المصلون في بيت إيل (لأجزاء الترنيمة الأخرى، انظر </w:t>
       </w:r>
-      <w:hyperlink r:id="rId174">
-        <w:r>
-          <w:rPr>
-            <w:rtl/>
-            <w:cs/>
-            <w:lang w:val="ar_AE" w:bidi="ar_AE"/>
-          </w:rPr>
-          <w:rPr>
-            <w:color w:val="0000EE"/>
-            <w:u w:val="single"/>
-          </w:rPr>
-          <w:t>5:8–9</w:t>
-        </w:r>
-      </w:hyperlink>
+      <w:r>
+        <w:rPr>
+          <w:rtl/>
+          <w:cs/>
+          <w:lang w:val="ar_AE" w:bidi="ar_AE"/>
+        </w:rPr>
+        <w:t>5:8–9</w:t>
+      </w:r>
       <w:r>
         <w:rPr>
           <w:rtl/>
@@ -8429,20 +7397,14 @@
         </w:rPr>
         <w:t xml:space="preserve">؛ </w:t>
       </w:r>
-      <w:hyperlink r:id="rId175">
-        <w:r>
-          <w:rPr>
-            <w:rtl/>
-            <w:cs/>
-            <w:lang w:val="ar_AE" w:bidi="ar_AE"/>
-          </w:rPr>
-          <w:rPr>
-            <w:color w:val="0000EE"/>
-            <w:u w:val="single"/>
-          </w:rPr>
-          <w:t>9:5–6</w:t>
-        </w:r>
-      </w:hyperlink>
+      <w:r>
+        <w:rPr>
+          <w:rtl/>
+          <w:cs/>
+          <w:lang w:val="ar_AE" w:bidi="ar_AE"/>
+        </w:rPr>
+        <w:t>9:5–6</w:t>
+      </w:r>
       <w:r>
         <w:rPr>
           <w:rtl/>
@@ -8626,20 +7588,14 @@
         </w:rPr>
         <w:t>تم توجيه التهم ضد إسرائيل (</w:t>
       </w:r>
-      <w:hyperlink r:id="rId176">
-        <w:r>
-          <w:rPr>
-            <w:rtl/>
-            <w:cs/>
-            <w:lang w:val="ar_AE" w:bidi="ar_AE"/>
-          </w:rPr>
-          <w:rPr>
-            <w:color w:val="0000EE"/>
-            <w:u w:val="single"/>
-          </w:rPr>
-          <w:t>3:1–2</w:t>
-        </w:r>
-      </w:hyperlink>
+      <w:r>
+        <w:rPr>
+          <w:rtl/>
+          <w:cs/>
+          <w:lang w:val="ar_AE" w:bidi="ar_AE"/>
+        </w:rPr>
+        <w:t>3:1–2</w:t>
+      </w:r>
       <w:r>
         <w:rPr>
           <w:rtl/>
@@ -8648,20 +7604,14 @@
         </w:rPr>
         <w:t xml:space="preserve">؛ </w:t>
       </w:r>
-      <w:hyperlink r:id="rId177">
-        <w:r>
-          <w:rPr>
-            <w:rtl/>
-            <w:cs/>
-            <w:lang w:val="ar_AE" w:bidi="ar_AE"/>
-          </w:rPr>
-          <w:rPr>
-            <w:color w:val="0000EE"/>
-            <w:u w:val="single"/>
-          </w:rPr>
-          <w:t>4:1–3</w:t>
-        </w:r>
-      </w:hyperlink>
+      <w:r>
+        <w:rPr>
+          <w:rtl/>
+          <w:cs/>
+          <w:lang w:val="ar_AE" w:bidi="ar_AE"/>
+        </w:rPr>
+        <w:t>4:1–3</w:t>
+      </w:r>
       <w:r>
         <w:rPr>
           <w:rtl/>
@@ -8737,20 +7687,14 @@
         </w:rPr>
         <w:t xml:space="preserve">عند استخدامها لوصف القوى السياسية، تشير كلمة العذراء إلى حالة عدم الهزيمة على يد قوة أجنبية (مثل بابل، </w:t>
       </w:r>
-      <w:hyperlink r:id="rId178">
-        <w:r>
-          <w:rPr>
-            <w:rtl/>
-            <w:cs/>
-            <w:lang w:val="ar_AE" w:bidi="ar_AE"/>
-          </w:rPr>
-          <w:rPr>
-            <w:color w:val="0000EE"/>
-            <w:u w:val="single"/>
-          </w:rPr>
-          <w:t>إشعياء 47:1</w:t>
-        </w:r>
-      </w:hyperlink>
+      <w:r>
+        <w:rPr>
+          <w:rtl/>
+          <w:cs/>
+          <w:lang w:val="ar_AE" w:bidi="ar_AE"/>
+        </w:rPr>
+        <w:t>إشعياء 47:1</w:t>
+      </w:r>
       <w:r>
         <w:rPr>
           <w:rtl/>
@@ -8759,20 +7703,14 @@
         </w:rPr>
         <w:t xml:space="preserve">؛ أورشليم، </w:t>
       </w:r>
-      <w:hyperlink r:id="rId179">
-        <w:r>
-          <w:rPr>
-            <w:rtl/>
-            <w:cs/>
-            <w:lang w:val="ar_AE" w:bidi="ar_AE"/>
-          </w:rPr>
-          <w:rPr>
-            <w:color w:val="0000EE"/>
-            <w:u w:val="single"/>
-          </w:rPr>
-          <w:t>مراثي 2:13</w:t>
-        </w:r>
-      </w:hyperlink>
+      <w:r>
+        <w:rPr>
+          <w:rtl/>
+          <w:cs/>
+          <w:lang w:val="ar_AE" w:bidi="ar_AE"/>
+        </w:rPr>
+        <w:t>مراثي 2:13</w:t>
+      </w:r>
       <w:r>
         <w:rPr>
           <w:rtl/>
@@ -8781,20 +7719,14 @@
         </w:rPr>
         <w:t xml:space="preserve">؛ قارن </w:t>
       </w:r>
-      <w:hyperlink r:id="rId180">
-        <w:r>
-          <w:rPr>
-            <w:rtl/>
-            <w:cs/>
-            <w:lang w:val="ar_AE" w:bidi="ar_AE"/>
-          </w:rPr>
-          <w:rPr>
-            <w:color w:val="0000EE"/>
-            <w:u w:val="single"/>
-          </w:rPr>
-          <w:t>مراثي 1:1</w:t>
-        </w:r>
-      </w:hyperlink>
+      <w:r>
+        <w:rPr>
+          <w:rtl/>
+          <w:cs/>
+          <w:lang w:val="ar_AE" w:bidi="ar_AE"/>
+        </w:rPr>
+        <w:t>مراثي 1:1</w:t>
+      </w:r>
       <w:r>
         <w:rPr>
           <w:rtl/>
@@ -8870,20 +7802,14 @@
         </w:rPr>
         <w:t xml:space="preserve">هذه الآية تتناقض مع الوعود التي قُدمت في </w:t>
       </w:r>
-      <w:hyperlink r:id="rId181">
-        <w:r>
-          <w:rPr>
-            <w:rtl/>
-            <w:cs/>
-            <w:lang w:val="ar_AE" w:bidi="ar_AE"/>
-          </w:rPr>
-          <w:rPr>
-            <w:color w:val="0000EE"/>
-            <w:u w:val="single"/>
-          </w:rPr>
-          <w:t>لاويين 26:8</w:t>
-        </w:r>
-      </w:hyperlink>
+      <w:r>
+        <w:rPr>
+          <w:rtl/>
+          <w:cs/>
+          <w:lang w:val="ar_AE" w:bidi="ar_AE"/>
+        </w:rPr>
+        <w:t>لاويين 26:8</w:t>
+      </w:r>
       <w:r>
         <w:rPr>
           <w:rtl/>
@@ -8959,20 +7885,14 @@
         </w:rPr>
         <w:t xml:space="preserve">اطْلُبُوا فَتَحْيَوْا: لكي تحيا، يجب على إسرائيل أن تطلب الرب (كما في </w:t>
       </w:r>
-      <w:hyperlink r:id="rId182">
-        <w:r>
-          <w:rPr>
-            <w:rtl/>
-            <w:cs/>
-            <w:lang w:val="ar_AE" w:bidi="ar_AE"/>
-          </w:rPr>
-          <w:rPr>
-            <w:color w:val="0000EE"/>
-            <w:u w:val="single"/>
-          </w:rPr>
-          <w:t>5:6</w:t>
-        </w:r>
-      </w:hyperlink>
+      <w:r>
+        <w:rPr>
+          <w:rtl/>
+          <w:cs/>
+          <w:lang w:val="ar_AE" w:bidi="ar_AE"/>
+        </w:rPr>
+        <w:t>5:6</w:t>
+      </w:r>
       <w:r>
         <w:rPr>
           <w:rtl/>
@@ -8981,20 +7901,14 @@
         </w:rPr>
         <w:t>). وإلا، فإن المرثاة (</w:t>
       </w:r>
-      <w:hyperlink r:id="rId183">
-        <w:r>
-          <w:rPr>
-            <w:rtl/>
-            <w:cs/>
-            <w:lang w:val="ar_AE" w:bidi="ar_AE"/>
-          </w:rPr>
-          <w:rPr>
-            <w:color w:val="0000EE"/>
-            <w:u w:val="single"/>
-          </w:rPr>
-          <w:t>5:1–2</w:t>
-        </w:r>
-      </w:hyperlink>
+      <w:r>
+        <w:rPr>
+          <w:rtl/>
+          <w:cs/>
+          <w:lang w:val="ar_AE" w:bidi="ar_AE"/>
+        </w:rPr>
+        <w:t>5:1–2</w:t>
+      </w:r>
       <w:r>
         <w:rPr>
           <w:rtl/>
@@ -9086,20 +8000,14 @@
         </w:rPr>
         <w:t xml:space="preserve">) له روابط بزمن الآباء (مثلًا، إبراهيم، </w:t>
       </w:r>
-      <w:hyperlink r:id="rId184">
-        <w:r>
-          <w:rPr>
-            <w:rtl/>
-            <w:cs/>
-            <w:lang w:val="ar_AE" w:bidi="ar_AE"/>
-          </w:rPr>
-          <w:rPr>
-            <w:color w:val="0000EE"/>
-            <w:u w:val="single"/>
-          </w:rPr>
-          <w:t>تكوين 21:33</w:t>
-        </w:r>
-      </w:hyperlink>
+      <w:r>
+        <w:rPr>
+          <w:rtl/>
+          <w:cs/>
+          <w:lang w:val="ar_AE" w:bidi="ar_AE"/>
+        </w:rPr>
+        <w:t>تكوين 21:33</w:t>
+      </w:r>
       <w:r>
         <w:rPr>
           <w:rtl/>
@@ -9108,20 +8016,14 @@
         </w:rPr>
         <w:t xml:space="preserve">؛ </w:t>
       </w:r>
-      <w:hyperlink r:id="rId185">
-        <w:r>
-          <w:rPr>
-            <w:rtl/>
-            <w:cs/>
-            <w:lang w:val="ar_AE" w:bidi="ar_AE"/>
-          </w:rPr>
-          <w:rPr>
-            <w:color w:val="0000EE"/>
-            <w:u w:val="single"/>
-          </w:rPr>
-          <w:t>22:19</w:t>
-        </w:r>
-      </w:hyperlink>
+      <w:r>
+        <w:rPr>
+          <w:rtl/>
+          <w:cs/>
+          <w:lang w:val="ar_AE" w:bidi="ar_AE"/>
+        </w:rPr>
+        <w:t>22:19</w:t>
+      </w:r>
       <w:r>
         <w:rPr>
           <w:rtl/>
@@ -9230,20 +8132,14 @@
         </w:rPr>
         <w:t xml:space="preserve">؛ انظر </w:t>
       </w:r>
-      <w:hyperlink r:id="rId115">
-        <w:r>
-          <w:rPr>
-            <w:rtl/>
-            <w:cs/>
-            <w:lang w:val="ar_AE" w:bidi="ar_AE"/>
-          </w:rPr>
-          <w:rPr>
-            <w:color w:val="0000EE"/>
-            <w:u w:val="single"/>
-          </w:rPr>
-          <w:t>هوشع 5:3</w:t>
-        </w:r>
-      </w:hyperlink>
+      <w:r>
+        <w:rPr>
+          <w:rtl/>
+          <w:cs/>
+          <w:lang w:val="ar_AE" w:bidi="ar_AE"/>
+        </w:rPr>
+        <w:t>هوشع 5:3</w:t>
+      </w:r>
       <w:r>
         <w:rPr>
           <w:rtl/>
@@ -9252,20 +8148,14 @@
         </w:rPr>
         <w:t xml:space="preserve">، </w:t>
       </w:r>
-      <w:hyperlink r:id="rId186">
-        <w:r>
-          <w:rPr>
-            <w:rtl/>
-            <w:cs/>
-            <w:lang w:val="ar_AE" w:bidi="ar_AE"/>
-          </w:rPr>
-          <w:rPr>
-            <w:color w:val="0000EE"/>
-            <w:u w:val="single"/>
-          </w:rPr>
-          <w:t>5</w:t>
-        </w:r>
-      </w:hyperlink>
+      <w:r>
+        <w:rPr>
+          <w:rtl/>
+          <w:cs/>
+          <w:lang w:val="ar_AE" w:bidi="ar_AE"/>
+        </w:rPr>
+        <w:t>5</w:t>
+      </w:r>
       <w:r>
         <w:rPr>
           <w:rtl/>
@@ -9341,20 +8231,14 @@
         </w:rPr>
         <w:t xml:space="preserve">يقتبس عاموس مقطعًا ثانيًا من الترنيمة (انظر </w:t>
       </w:r>
-      <w:hyperlink r:id="rId127">
-        <w:r>
-          <w:rPr>
-            <w:rtl/>
-            <w:cs/>
-            <w:lang w:val="ar_AE" w:bidi="ar_AE"/>
-          </w:rPr>
-          <w:rPr>
-            <w:color w:val="0000EE"/>
-            <w:u w:val="single"/>
-          </w:rPr>
-          <w:t>4:13</w:t>
-        </w:r>
-      </w:hyperlink>
+      <w:r>
+        <w:rPr>
+          <w:rtl/>
+          <w:cs/>
+          <w:lang w:val="ar_AE" w:bidi="ar_AE"/>
+        </w:rPr>
+        <w:t>4:13</w:t>
+      </w:r>
       <w:r>
         <w:rPr>
           <w:rtl/>
@@ -9363,20 +8247,14 @@
         </w:rPr>
         <w:t xml:space="preserve">؛ </w:t>
       </w:r>
-      <w:hyperlink r:id="rId175">
-        <w:r>
-          <w:rPr>
-            <w:rtl/>
-            <w:cs/>
-            <w:lang w:val="ar_AE" w:bidi="ar_AE"/>
-          </w:rPr>
-          <w:rPr>
-            <w:color w:val="0000EE"/>
-            <w:u w:val="single"/>
-          </w:rPr>
-          <w:t>9:5–6</w:t>
-        </w:r>
-      </w:hyperlink>
+      <w:r>
+        <w:rPr>
+          <w:rtl/>
+          <w:cs/>
+          <w:lang w:val="ar_AE" w:bidi="ar_AE"/>
+        </w:rPr>
+        <w:t>9:5–6</w:t>
+      </w:r>
       <w:r>
         <w:rPr>
           <w:rtl/>
@@ -9452,20 +8330,14 @@
         </w:rPr>
         <w:t xml:space="preserve">يواصل عاموس الفكرة التي بدأت في </w:t>
       </w:r>
-      <w:hyperlink r:id="rId187">
-        <w:r>
-          <w:rPr>
-            <w:rtl/>
-            <w:cs/>
-            <w:lang w:val="ar_AE" w:bidi="ar_AE"/>
-          </w:rPr>
-          <w:rPr>
-            <w:color w:val="0000EE"/>
-            <w:u w:val="single"/>
-          </w:rPr>
-          <w:t>5:7</w:t>
-        </w:r>
-      </w:hyperlink>
+      <w:r>
+        <w:rPr>
+          <w:rtl/>
+          <w:cs/>
+          <w:lang w:val="ar_AE" w:bidi="ar_AE"/>
+        </w:rPr>
+        <w:t>5:7</w:t>
+      </w:r>
       <w:r>
         <w:rPr>
           <w:rtl/>
@@ -9474,20 +8346,14 @@
         </w:rPr>
         <w:t>. كانت محاكم إسرائيل، التي يسيطر عليها الأثرياء، تعتمد على قضاة فاسدين وشهود مأجورين. لم يكن لديهم اهتمام بما هو حق، بل فقط بما كان يخدم مصالحهم الخاصة (</w:t>
       </w:r>
-      <w:hyperlink r:id="rId101">
-        <w:r>
-          <w:rPr>
-            <w:rtl/>
-            <w:cs/>
-            <w:lang w:val="ar_AE" w:bidi="ar_AE"/>
-          </w:rPr>
-          <w:rPr>
-            <w:color w:val="0000EE"/>
-            <w:u w:val="single"/>
-          </w:rPr>
-          <w:t>5:12</w:t>
-        </w:r>
-      </w:hyperlink>
+      <w:r>
+        <w:rPr>
+          <w:rtl/>
+          <w:cs/>
+          <w:lang w:val="ar_AE" w:bidi="ar_AE"/>
+        </w:rPr>
+        <w:t>5:12</w:t>
+      </w:r>
       <w:r>
         <w:rPr>
           <w:rtl/>
@@ -9630,20 +8496,14 @@
         </w:rPr>
         <w:t>أفاد الشهود بأنهم لم يروا أو يسمعوا شيئًا. أصبح الصدق عبئًا (</w:t>
       </w:r>
-      <w:hyperlink r:id="rId188">
-        <w:r>
-          <w:rPr>
-            <w:rtl/>
-            <w:cs/>
-            <w:lang w:val="ar_AE" w:bidi="ar_AE"/>
-          </w:rPr>
-          <w:rPr>
-            <w:color w:val="0000EE"/>
-            <w:u w:val="single"/>
-          </w:rPr>
-          <w:t>5:10</w:t>
-        </w:r>
-      </w:hyperlink>
+      <w:r>
+        <w:rPr>
+          <w:rtl/>
+          <w:cs/>
+          <w:lang w:val="ar_AE" w:bidi="ar_AE"/>
+        </w:rPr>
+        <w:t>5:10</w:t>
+      </w:r>
       <w:r>
         <w:rPr>
           <w:rtl/>
@@ -9719,20 +8579,14 @@
         </w:rPr>
         <w:t>يجعل عاموس تلميحاته السابقة (</w:t>
       </w:r>
-      <w:hyperlink r:id="rId189">
-        <w:r>
-          <w:rPr>
-            <w:rtl/>
-            <w:cs/>
-            <w:lang w:val="ar_AE" w:bidi="ar_AE"/>
-          </w:rPr>
-          <w:rPr>
-            <w:color w:val="0000EE"/>
-            <w:u w:val="single"/>
-          </w:rPr>
-          <w:t>5:4</w:t>
-        </w:r>
-      </w:hyperlink>
+      <w:r>
+        <w:rPr>
+          <w:rtl/>
+          <w:cs/>
+          <w:lang w:val="ar_AE" w:bidi="ar_AE"/>
+        </w:rPr>
+        <w:t>5:4</w:t>
+      </w:r>
       <w:r>
         <w:rPr>
           <w:rtl/>
@@ -9741,20 +8595,14 @@
         </w:rPr>
         <w:t xml:space="preserve">، </w:t>
       </w:r>
-      <w:hyperlink r:id="rId182">
-        <w:r>
-          <w:rPr>
-            <w:rtl/>
-            <w:cs/>
-            <w:lang w:val="ar_AE" w:bidi="ar_AE"/>
-          </w:rPr>
-          <w:rPr>
-            <w:color w:val="0000EE"/>
-            <w:u w:val="single"/>
-          </w:rPr>
-          <w:t>6</w:t>
-        </w:r>
-      </w:hyperlink>
+      <w:r>
+        <w:rPr>
+          <w:rtl/>
+          <w:cs/>
+          <w:lang w:val="ar_AE" w:bidi="ar_AE"/>
+        </w:rPr>
+        <w:t>6</w:t>
+      </w:r>
       <w:r>
         <w:rPr>
           <w:rtl/>
@@ -9981,20 +8829,14 @@
         </w:rPr>
         <w:t>نَحِيبٌ … النَّوْحِ … لِلنَّدْبِ: الحزن سوف ينجم عن الدمار الواسع والمؤكد الذي ينتظرهم (</w:t>
       </w:r>
-      <w:hyperlink r:id="rId183">
-        <w:r>
-          <w:rPr>
-            <w:rtl/>
-            <w:cs/>
-            <w:lang w:val="ar_AE" w:bidi="ar_AE"/>
-          </w:rPr>
-          <w:rPr>
-            <w:color w:val="0000EE"/>
-            <w:u w:val="single"/>
-          </w:rPr>
-          <w:t>5:1–2</w:t>
-        </w:r>
-      </w:hyperlink>
+      <w:r>
+        <w:rPr>
+          <w:rtl/>
+          <w:cs/>
+          <w:lang w:val="ar_AE" w:bidi="ar_AE"/>
+        </w:rPr>
+        <w:t>5:1–2</w:t>
+      </w:r>
       <w:r>
         <w:rPr>
           <w:rtl/>
@@ -10070,20 +8912,14 @@
         </w:rPr>
         <w:t xml:space="preserve">يواجه عاموس مرة أخرى النظرة المشوهة للإسرائيليين حول وضعهم المختار (انظر </w:t>
       </w:r>
-      <w:hyperlink r:id="rId81">
-        <w:r>
-          <w:rPr>
-            <w:rtl/>
-            <w:cs/>
-            <w:lang w:val="ar_AE" w:bidi="ar_AE"/>
-          </w:rPr>
-          <w:rPr>
-            <w:color w:val="0000EE"/>
-            <w:u w:val="single"/>
-          </w:rPr>
-          <w:t>3:2</w:t>
-        </w:r>
-      </w:hyperlink>
+      <w:r>
+        <w:rPr>
+          <w:rtl/>
+          <w:cs/>
+          <w:lang w:val="ar_AE" w:bidi="ar_AE"/>
+        </w:rPr>
+        <w:t>3:2</w:t>
+      </w:r>
       <w:r>
         <w:rPr>
           <w:rtl/>
@@ -10092,20 +8928,14 @@
         </w:rPr>
         <w:t xml:space="preserve">). • تشير عبارة "وَيْلٌ لِلَّذِينَ" إلى اليأس الناتج عن مأساة كبيرة. • كان يوم الرب في العهد القديم (انظر </w:t>
       </w:r>
-      <w:hyperlink r:id="rId190">
-        <w:r>
-          <w:rPr>
-            <w:rtl/>
-            <w:cs/>
-            <w:lang w:val="ar_AE" w:bidi="ar_AE"/>
-          </w:rPr>
-          <w:rPr>
-            <w:color w:val="0000EE"/>
-            <w:u w:val="single"/>
-          </w:rPr>
-          <w:t>إشعياء 13:6</w:t>
-        </w:r>
-      </w:hyperlink>
+      <w:r>
+        <w:rPr>
+          <w:rtl/>
+          <w:cs/>
+          <w:lang w:val="ar_AE" w:bidi="ar_AE"/>
+        </w:rPr>
+        <w:t>إشعياء 13:6</w:t>
+      </w:r>
       <w:r>
         <w:rPr>
           <w:rtl/>
@@ -10114,20 +8944,14 @@
         </w:rPr>
         <w:t xml:space="preserve">، </w:t>
       </w:r>
-      <w:hyperlink r:id="rId191">
-        <w:r>
-          <w:rPr>
-            <w:rtl/>
-            <w:cs/>
-            <w:lang w:val="ar_AE" w:bidi="ar_AE"/>
-          </w:rPr>
-          <w:rPr>
-            <w:color w:val="0000EE"/>
-            <w:u w:val="single"/>
-          </w:rPr>
-          <w:t>9</w:t>
-        </w:r>
-      </w:hyperlink>
+      <w:r>
+        <w:rPr>
+          <w:rtl/>
+          <w:cs/>
+          <w:lang w:val="ar_AE" w:bidi="ar_AE"/>
+        </w:rPr>
+        <w:t>9</w:t>
+      </w:r>
       <w:r>
         <w:rPr>
           <w:rtl/>
@@ -10136,20 +8960,14 @@
         </w:rPr>
         <w:t xml:space="preserve">) وقتًا يتدخل فيه الله في العالم لتصحيح الأمور التي سارت بشكل خاطئ. تدخل الله يعني تبرئة الأبرار، ولكنه يعني دينونة للأشرار. اعتقد الإسرائيليون أنه في ذلك اليوم (انظر أيضًا </w:t>
       </w:r>
-      <w:hyperlink r:id="rId109">
-        <w:r>
-          <w:rPr>
-            <w:rtl/>
-            <w:cs/>
-            <w:lang w:val="ar_AE" w:bidi="ar_AE"/>
-          </w:rPr>
-          <w:rPr>
-            <w:color w:val="0000EE"/>
-            <w:u w:val="single"/>
-          </w:rPr>
-          <w:t>عاموس 8:3</w:t>
-        </w:r>
-      </w:hyperlink>
+      <w:r>
+        <w:rPr>
+          <w:rtl/>
+          <w:cs/>
+          <w:lang w:val="ar_AE" w:bidi="ar_AE"/>
+        </w:rPr>
+        <w:t>عاموس 8:3</w:t>
+      </w:r>
       <w:r>
         <w:rPr>
           <w:rtl/>
@@ -10158,20 +8976,14 @@
         </w:rPr>
         <w:t xml:space="preserve">، </w:t>
       </w:r>
-      <w:hyperlink r:id="rId192">
-        <w:r>
-          <w:rPr>
-            <w:rtl/>
-            <w:cs/>
-            <w:lang w:val="ar_AE" w:bidi="ar_AE"/>
-          </w:rPr>
-          <w:rPr>
-            <w:color w:val="0000EE"/>
-            <w:u w:val="single"/>
-          </w:rPr>
-          <w:t>9</w:t>
-        </w:r>
-      </w:hyperlink>
+      <w:r>
+        <w:rPr>
+          <w:rtl/>
+          <w:cs/>
+          <w:lang w:val="ar_AE" w:bidi="ar_AE"/>
+        </w:rPr>
+        <w:t>9</w:t>
+      </w:r>
       <w:r>
         <w:rPr>
           <w:rtl/>
@@ -10180,20 +8992,14 @@
         </w:rPr>
         <w:t xml:space="preserve">، </w:t>
       </w:r>
-      <w:hyperlink r:id="rId193">
-        <w:r>
-          <w:rPr>
-            <w:rtl/>
-            <w:cs/>
-            <w:lang w:val="ar_AE" w:bidi="ar_AE"/>
-          </w:rPr>
-          <w:rPr>
-            <w:color w:val="0000EE"/>
-            <w:u w:val="single"/>
-          </w:rPr>
-          <w:t>13</w:t>
-        </w:r>
-      </w:hyperlink>
+      <w:r>
+        <w:rPr>
+          <w:rtl/>
+          <w:cs/>
+          <w:lang w:val="ar_AE" w:bidi="ar_AE"/>
+        </w:rPr>
+        <w:t>13</w:t>
+      </w:r>
       <w:r>
         <w:rPr>
           <w:rtl/>
@@ -10202,20 +9008,14 @@
         </w:rPr>
         <w:t xml:space="preserve">؛ </w:t>
       </w:r>
-      <w:hyperlink r:id="rId194">
-        <w:r>
-          <w:rPr>
-            <w:rtl/>
-            <w:cs/>
-            <w:lang w:val="ar_AE" w:bidi="ar_AE"/>
-          </w:rPr>
-          <w:rPr>
-            <w:color w:val="0000EE"/>
-            <w:u w:val="single"/>
-          </w:rPr>
-          <w:t>9:11</w:t>
-        </w:r>
-      </w:hyperlink>
+      <w:r>
+        <w:rPr>
+          <w:rtl/>
+          <w:cs/>
+          <w:lang w:val="ar_AE" w:bidi="ar_AE"/>
+        </w:rPr>
+        <w:t>9:11</w:t>
+      </w:r>
       <w:r>
         <w:rPr>
           <w:rtl/>
@@ -10224,20 +9024,14 @@
         </w:rPr>
         <w:t>) سيخلصهم الله. ومع ذلك، لأن بني إسرائيل كانوا أشرارًا، فإن يوم الرب سيأتي بالظلمة، وليس النور. لقد غزت أشور المملكة الشمالية في عام 722 قبل الميلاد (</w:t>
       </w:r>
-      <w:hyperlink r:id="rId195">
-        <w:r>
-          <w:rPr>
-            <w:rtl/>
-            <w:cs/>
-            <w:lang w:val="ar_AE" w:bidi="ar_AE"/>
-          </w:rPr>
-          <w:rPr>
-            <w:color w:val="0000EE"/>
-            <w:u w:val="single"/>
-          </w:rPr>
-          <w:t>2 ملوك 17:7–23</w:t>
-        </w:r>
-      </w:hyperlink>
+      <w:r>
+        <w:rPr>
+          <w:rtl/>
+          <w:cs/>
+          <w:lang w:val="ar_AE" w:bidi="ar_AE"/>
+        </w:rPr>
+        <w:t>2 ملوك 17:7–23</w:t>
+      </w:r>
       <w:r>
         <w:rPr>
           <w:rtl/>
@@ -10380,20 +9174,14 @@
         </w:rPr>
         <w:t xml:space="preserve">يواجه عاموس مرة أخرى النفاق الديني والخيانة الروحية لبني إسرائيل (انظر </w:t>
       </w:r>
-      <w:hyperlink r:id="rId196">
-        <w:r>
-          <w:rPr>
-            <w:rtl/>
-            <w:cs/>
-            <w:lang w:val="ar_AE" w:bidi="ar_AE"/>
-          </w:rPr>
-          <w:rPr>
-            <w:color w:val="0000EE"/>
-            <w:u w:val="single"/>
-          </w:rPr>
-          <w:t>4:4–5</w:t>
-        </w:r>
-      </w:hyperlink>
+      <w:r>
+        <w:rPr>
+          <w:rtl/>
+          <w:cs/>
+          <w:lang w:val="ar_AE" w:bidi="ar_AE"/>
+        </w:rPr>
+        <w:t>4:4–5</w:t>
+      </w:r>
       <w:r>
         <w:rPr>
           <w:rtl/>
@@ -10402,20 +9190,14 @@
         </w:rPr>
         <w:t xml:space="preserve">؛ </w:t>
       </w:r>
-      <w:hyperlink r:id="rId197">
-        <w:r>
-          <w:rPr>
-            <w:rtl/>
-            <w:cs/>
-            <w:lang w:val="ar_AE" w:bidi="ar_AE"/>
-          </w:rPr>
-          <w:rPr>
-            <w:color w:val="0000EE"/>
-            <w:u w:val="single"/>
-          </w:rPr>
-          <w:t>إشعياء 1:10–20</w:t>
-        </w:r>
-      </w:hyperlink>
+      <w:r>
+        <w:rPr>
+          <w:rtl/>
+          <w:cs/>
+          <w:lang w:val="ar_AE" w:bidi="ar_AE"/>
+        </w:rPr>
+        <w:t>إشعياء 1:10–20</w:t>
+      </w:r>
       <w:r>
         <w:rPr>
           <w:rtl/>
@@ -10491,20 +9273,14 @@
         </w:rPr>
         <w:t xml:space="preserve">لم يكن الله ليقبل القرابين (انظر </w:t>
       </w:r>
-      <w:hyperlink r:id="rId198">
-        <w:r>
-          <w:rPr>
-            <w:rtl/>
-            <w:cs/>
-            <w:lang w:val="ar_AE" w:bidi="ar_AE"/>
-          </w:rPr>
-          <w:rPr>
-            <w:color w:val="0000EE"/>
-            <w:u w:val="single"/>
-          </w:rPr>
-          <w:t>لاويين 1–6</w:t>
-        </w:r>
-      </w:hyperlink>
+      <w:r>
+        <w:rPr>
+          <w:rtl/>
+          <w:cs/>
+          <w:lang w:val="ar_AE" w:bidi="ar_AE"/>
+        </w:rPr>
+        <w:t>لاويين 1–6</w:t>
+      </w:r>
       <w:r>
         <w:rPr>
           <w:rtl/>
@@ -10580,20 +9356,14 @@
         </w:rPr>
         <w:t xml:space="preserve">هذه هي الآية الثانية من الآيتين اللتين تحددان الموضوعين الأساسين في عاموس (انظر </w:t>
       </w:r>
-      <w:hyperlink r:id="rId171">
-        <w:r>
-          <w:rPr>
-            <w:rtl/>
-            <w:cs/>
-            <w:lang w:val="ar_AE" w:bidi="ar_AE"/>
-          </w:rPr>
-          <w:rPr>
-            <w:color w:val="0000EE"/>
-            <w:u w:val="single"/>
-          </w:rPr>
-          <w:t>4:12</w:t>
-        </w:r>
-      </w:hyperlink>
+      <w:r>
+        <w:rPr>
+          <w:rtl/>
+          <w:cs/>
+          <w:lang w:val="ar_AE" w:bidi="ar_AE"/>
+        </w:rPr>
+        <w:t>4:12</w:t>
+      </w:r>
       <w:r>
         <w:rPr>
           <w:rtl/>
@@ -10669,20 +9439,14 @@
         </w:rPr>
         <w:t>كانت علاقة إسرائيل بالله مبنية على التعبد الحقيقي الذي أثمر الطاعة (</w:t>
       </w:r>
-      <w:hyperlink r:id="rId199">
-        <w:r>
-          <w:rPr>
-            <w:rtl/>
-            <w:cs/>
-            <w:lang w:val="ar_AE" w:bidi="ar_AE"/>
-          </w:rPr>
-          <w:rPr>
-            <w:color w:val="0000EE"/>
-            <w:u w:val="single"/>
-          </w:rPr>
-          <w:t>1 صموئيل 15:22–23</w:t>
-        </w:r>
-      </w:hyperlink>
+      <w:r>
+        <w:rPr>
+          <w:rtl/>
+          <w:cs/>
+          <w:lang w:val="ar_AE" w:bidi="ar_AE"/>
+        </w:rPr>
+        <w:t>1 صموئيل 15:22–23</w:t>
+      </w:r>
       <w:r>
         <w:rPr>
           <w:rtl/>
@@ -10691,20 +9455,14 @@
         </w:rPr>
         <w:t xml:space="preserve">). الذبائح التي تُمثل التوبة والإيمان يمكن أن تصلح الخرق الذي أحدثته الخطية، لكنها لم تكن بديلًا عن حياة تُعاش وفقًا لكلمة الله. • أربعون سنة في البرية هي المدة التي قضاها إسرائيل في التجوال بعد التمرد في قادش برنيع (انظر </w:t>
       </w:r>
-      <w:hyperlink r:id="rId200">
-        <w:r>
-          <w:rPr>
-            <w:rtl/>
-            <w:cs/>
-            <w:lang w:val="ar_AE" w:bidi="ar_AE"/>
-          </w:rPr>
-          <w:rPr>
-            <w:color w:val="0000EE"/>
-            <w:u w:val="single"/>
-          </w:rPr>
-          <w:t>عدد 14:32–35</w:t>
-        </w:r>
-      </w:hyperlink>
+      <w:r>
+        <w:rPr>
+          <w:rtl/>
+          <w:cs/>
+          <w:lang w:val="ar_AE" w:bidi="ar_AE"/>
+        </w:rPr>
+        <w:t>عدد 14:32–35</w:t>
+      </w:r>
       <w:r>
         <w:rPr>
           <w:rtl/>
@@ -10847,20 +9605,14 @@
         </w:rPr>
         <w:t xml:space="preserve">الأسماء التي تظهر في </w:t>
       </w:r>
-      <w:hyperlink r:id="rId201">
-        <w:r>
-          <w:rPr>
-            <w:rtl/>
-            <w:cs/>
-            <w:lang w:val="ar_AE" w:bidi="ar_AE"/>
-          </w:rPr>
-          <w:rPr>
-            <w:color w:val="0000EE"/>
-            <w:u w:val="single"/>
-          </w:rPr>
-          <w:t>5:26</w:t>
-        </w:r>
-      </w:hyperlink>
+      <w:r>
+        <w:rPr>
+          <w:rtl/>
+          <w:cs/>
+          <w:lang w:val="ar_AE" w:bidi="ar_AE"/>
+        </w:rPr>
+        <w:t>5:26</w:t>
+      </w:r>
       <w:r>
         <w:rPr>
           <w:rtl/>
@@ -10869,20 +9621,14 @@
         </w:rPr>
         <w:t xml:space="preserve"> أثارت العديد من التكهنات، ولكن العديد من المفسرين يرون أنها أسماء لآلهة وثنية غير معروفة. قد يكون الإله الملك إشارة إلى مولك، إله العمونيين (انظر </w:t>
       </w:r>
-      <w:hyperlink r:id="rId202">
-        <w:r>
-          <w:rPr>
-            <w:rtl/>
-            <w:cs/>
-            <w:lang w:val="ar_AE" w:bidi="ar_AE"/>
-          </w:rPr>
-          <w:rPr>
-            <w:color w:val="0000EE"/>
-            <w:u w:val="single"/>
-          </w:rPr>
-          <w:t>1:15</w:t>
-        </w:r>
-      </w:hyperlink>
+      <w:r>
+        <w:rPr>
+          <w:rtl/>
+          <w:cs/>
+          <w:lang w:val="ar_AE" w:bidi="ar_AE"/>
+        </w:rPr>
+        <w:t>1:15</w:t>
+      </w:r>
       <w:r>
         <w:rPr>
           <w:rtl/>
@@ -10908,20 +9654,14 @@
         </w:rPr>
         <w:t xml:space="preserve">(كما فعلت الترجمة العربية)، وفي هذه الحالة، يكون النبي يبرز تباينًا بين إسرائيل أو يهوذا، الذين حملوا أصنامهم، والله، الذي يحمل شعبه (انظر </w:t>
       </w:r>
-      <w:hyperlink r:id="rId203">
-        <w:r>
-          <w:rPr>
-            <w:rtl/>
-            <w:cs/>
-            <w:lang w:val="ar_AE" w:bidi="ar_AE"/>
-          </w:rPr>
-          <w:rPr>
-            <w:color w:val="0000EE"/>
-            <w:u w:val="single"/>
-          </w:rPr>
-          <w:t>إشعياء 46:1–7</w:t>
-        </w:r>
-      </w:hyperlink>
+      <w:r>
+        <w:rPr>
+          <w:rtl/>
+          <w:cs/>
+          <w:lang w:val="ar_AE" w:bidi="ar_AE"/>
+        </w:rPr>
+        <w:t>إشعياء 46:1–7</w:t>
+      </w:r>
       <w:r>
         <w:rPr>
           <w:rtl/>
@@ -11014,20 +9754,14 @@
         </w:rPr>
         <w:t xml:space="preserve">، مشيرًا إلى حصون المدينتين. كان شعب كل من يهوذا وإسرائيل متعجرفًا ومغرورًا، معتقدًا أن حصون مدينتي أورشليم والسامرة منيعة (انظر أيضًا </w:t>
       </w:r>
-      <w:hyperlink r:id="rId204">
-        <w:r>
-          <w:rPr>
-            <w:rtl/>
-            <w:cs/>
-            <w:lang w:val="ar_AE" w:bidi="ar_AE"/>
-          </w:rPr>
-          <w:rPr>
-            <w:color w:val="0000EE"/>
-            <w:u w:val="single"/>
-          </w:rPr>
-          <w:t>4:3</w:t>
-        </w:r>
-      </w:hyperlink>
+      <w:r>
+        <w:rPr>
+          <w:rtl/>
+          <w:cs/>
+          <w:lang w:val="ar_AE" w:bidi="ar_AE"/>
+        </w:rPr>
+        <w:t>4:3</w:t>
+      </w:r>
       <w:r>
         <w:rPr>
           <w:rtl/>
@@ -11103,20 +9837,14 @@
         </w:rPr>
         <w:t xml:space="preserve">كانت كلنة وحماة مدينتين آراميتين تحت النفوذ الإسرائيلي (انظر </w:t>
       </w:r>
-      <w:hyperlink r:id="rId205">
-        <w:r>
-          <w:rPr>
-            <w:rtl/>
-            <w:cs/>
-            <w:lang w:val="ar_AE" w:bidi="ar_AE"/>
-          </w:rPr>
-          <w:rPr>
-            <w:color w:val="0000EE"/>
-            <w:u w:val="single"/>
-          </w:rPr>
-          <w:t>2 ملوك 14:28</w:t>
-        </w:r>
-      </w:hyperlink>
+      <w:r>
+        <w:rPr>
+          <w:rtl/>
+          <w:cs/>
+          <w:lang w:val="ar_AE" w:bidi="ar_AE"/>
+        </w:rPr>
+        <w:t>2 ملوك 14:28</w:t>
+      </w:r>
       <w:r>
         <w:rPr>
           <w:rtl/>
@@ -11125,20 +9853,14 @@
         </w:rPr>
         <w:t>). سقطت كلنة في يد أشور في عام 738 قبل الميلاد، وأُجبرت حماة على دفع الجزية بعد ذلك بوقت قصير. كان عُزّيّا قد هدم سور جت (</w:t>
       </w:r>
-      <w:hyperlink r:id="rId39">
-        <w:r>
-          <w:rPr>
-            <w:rtl/>
-            <w:cs/>
-            <w:lang w:val="ar_AE" w:bidi="ar_AE"/>
-          </w:rPr>
-          <w:rPr>
-            <w:color w:val="0000EE"/>
-            <w:u w:val="single"/>
-          </w:rPr>
-          <w:t>2 أخبار الأيام 26:6</w:t>
-        </w:r>
-      </w:hyperlink>
+      <w:r>
+        <w:rPr>
+          <w:rtl/>
+          <w:cs/>
+          <w:lang w:val="ar_AE" w:bidi="ar_AE"/>
+        </w:rPr>
+        <w:t>2 أخبار الأيام 26:6</w:t>
+      </w:r>
       <w:r>
         <w:rPr>
           <w:rtl/>
@@ -11483,20 +10205,14 @@
         </w:rPr>
         <w:t xml:space="preserve"> انظر </w:t>
       </w:r>
-      <w:hyperlink r:id="rId206">
-        <w:r>
-          <w:rPr>
-            <w:rtl/>
-            <w:cs/>
-            <w:lang w:val="ar_AE" w:bidi="ar_AE"/>
-          </w:rPr>
-          <w:rPr>
-            <w:color w:val="0000EE"/>
-            <w:u w:val="single"/>
-          </w:rPr>
-          <w:t>خروج 24:6</w:t>
-        </w:r>
-      </w:hyperlink>
+      <w:r>
+        <w:rPr>
+          <w:rtl/>
+          <w:cs/>
+          <w:lang w:val="ar_AE" w:bidi="ar_AE"/>
+        </w:rPr>
+        <w:t>خروج 24:6</w:t>
+      </w:r>
       <w:r>
         <w:rPr>
           <w:rtl/>
@@ -11505,20 +10221,14 @@
         </w:rPr>
         <w:t xml:space="preserve">)؛ نفس الكلمة تشير إلى الأواني المستخدمة لرش الدم أو الماء في الطقوس الدينية (انظر </w:t>
       </w:r>
-      <w:hyperlink r:id="rId207">
-        <w:r>
-          <w:rPr>
-            <w:rtl/>
-            <w:cs/>
-            <w:lang w:val="ar_AE" w:bidi="ar_AE"/>
-          </w:rPr>
-          <w:rPr>
-            <w:color w:val="0000EE"/>
-            <w:u w:val="single"/>
-          </w:rPr>
-          <w:t>2 ملوك 12:13</w:t>
-        </w:r>
-      </w:hyperlink>
+      <w:r>
+        <w:rPr>
+          <w:rtl/>
+          <w:cs/>
+          <w:lang w:val="ar_AE" w:bidi="ar_AE"/>
+        </w:rPr>
+        <w:t>2 ملوك 12:13</w:t>
+      </w:r>
       <w:r>
         <w:rPr>
           <w:rtl/>
@@ -11527,20 +10237,14 @@
         </w:rPr>
         <w:t xml:space="preserve">؛ </w:t>
       </w:r>
-      <w:hyperlink r:id="rId208">
-        <w:r>
-          <w:rPr>
-            <w:rtl/>
-            <w:cs/>
-            <w:lang w:val="ar_AE" w:bidi="ar_AE"/>
-          </w:rPr>
-          <w:rPr>
-            <w:color w:val="0000EE"/>
-            <w:u w:val="single"/>
-          </w:rPr>
-          <w:t>25:15</w:t>
-        </w:r>
-      </w:hyperlink>
+      <w:r>
+        <w:rPr>
+          <w:rtl/>
+          <w:cs/>
+          <w:lang w:val="ar_AE" w:bidi="ar_AE"/>
+        </w:rPr>
+        <w:t>25:15</w:t>
+      </w:r>
       <w:r>
         <w:rPr>
           <w:rtl/>
@@ -11649,20 +10353,14 @@
         </w:rPr>
         <w:t xml:space="preserve">كان القَسَم الأعظم الذي يمكن للرب أن ينطق به هو باسمه الخاص (انظر أيضًا </w:t>
       </w:r>
-      <w:hyperlink r:id="rId209">
-        <w:r>
-          <w:rPr>
-            <w:rtl/>
-            <w:cs/>
-            <w:lang w:val="ar_AE" w:bidi="ar_AE"/>
-          </w:rPr>
-          <w:rPr>
-            <w:color w:val="0000EE"/>
-            <w:u w:val="single"/>
-          </w:rPr>
-          <w:t>تكوين 22:16</w:t>
-        </w:r>
-      </w:hyperlink>
+      <w:r>
+        <w:rPr>
+          <w:rtl/>
+          <w:cs/>
+          <w:lang w:val="ar_AE" w:bidi="ar_AE"/>
+        </w:rPr>
+        <w:t>تكوين 22:16</w:t>
+      </w:r>
       <w:r>
         <w:rPr>
           <w:rtl/>
@@ -11671,20 +10369,14 @@
         </w:rPr>
         <w:t xml:space="preserve">؛ </w:t>
       </w:r>
-      <w:hyperlink r:id="rId210">
-        <w:r>
-          <w:rPr>
-            <w:rtl/>
-            <w:cs/>
-            <w:lang w:val="ar_AE" w:bidi="ar_AE"/>
-          </w:rPr>
-          <w:rPr>
-            <w:color w:val="0000EE"/>
-            <w:u w:val="single"/>
-          </w:rPr>
-          <w:t>إرميا 51:14</w:t>
-        </w:r>
-      </w:hyperlink>
+      <w:r>
+        <w:rPr>
+          <w:rtl/>
+          <w:cs/>
+          <w:lang w:val="ar_AE" w:bidi="ar_AE"/>
+        </w:rPr>
+        <w:t>إرميا 51:14</w:t>
+      </w:r>
       <w:r>
         <w:rPr>
           <w:rtl/>
@@ -11693,20 +10385,14 @@
         </w:rPr>
         <w:t xml:space="preserve">؛ قارن </w:t>
       </w:r>
-      <w:hyperlink r:id="rId211">
-        <w:r>
-          <w:rPr>
-            <w:rtl/>
-            <w:cs/>
-            <w:lang w:val="ar_AE" w:bidi="ar_AE"/>
-          </w:rPr>
-          <w:rPr>
-            <w:color w:val="0000EE"/>
-            <w:u w:val="single"/>
-          </w:rPr>
-          <w:t>عاموس 4:2</w:t>
-        </w:r>
-      </w:hyperlink>
+      <w:r>
+        <w:rPr>
+          <w:rtl/>
+          <w:cs/>
+          <w:lang w:val="ar_AE" w:bidi="ar_AE"/>
+        </w:rPr>
+        <w:t>عاموس 4:2</w:t>
+      </w:r>
       <w:r>
         <w:rPr>
           <w:rtl/>
@@ -11715,20 +10401,14 @@
         </w:rPr>
         <w:t xml:space="preserve">؛ </w:t>
       </w:r>
-      <w:hyperlink r:id="rId212">
-        <w:r>
-          <w:rPr>
-            <w:rtl/>
-            <w:cs/>
-            <w:lang w:val="ar_AE" w:bidi="ar_AE"/>
-          </w:rPr>
-          <w:rPr>
-            <w:color w:val="0000EE"/>
-            <w:u w:val="single"/>
-          </w:rPr>
-          <w:t>مزمور 110:4</w:t>
-        </w:r>
-      </w:hyperlink>
+      <w:r>
+        <w:rPr>
+          <w:rtl/>
+          <w:cs/>
+          <w:lang w:val="ar_AE" w:bidi="ar_AE"/>
+        </w:rPr>
+        <w:t>مزمور 110:4</w:t>
+      </w:r>
       <w:r>
         <w:rPr>
           <w:rtl/>
@@ -11737,20 +10417,14 @@
         </w:rPr>
         <w:t xml:space="preserve">؛ </w:t>
       </w:r>
-      <w:hyperlink r:id="rId213">
-        <w:r>
-          <w:rPr>
-            <w:rtl/>
-            <w:cs/>
-            <w:lang w:val="ar_AE" w:bidi="ar_AE"/>
-          </w:rPr>
-          <w:rPr>
-            <w:color w:val="0000EE"/>
-            <w:u w:val="single"/>
-          </w:rPr>
-          <w:t>عبرانيين 6:13–14</w:t>
-        </w:r>
-      </w:hyperlink>
+      <w:r>
+        <w:rPr>
+          <w:rtl/>
+          <w:cs/>
+          <w:lang w:val="ar_AE" w:bidi="ar_AE"/>
+        </w:rPr>
+        <w:t>عبرانيين 6:13–14</w:t>
+      </w:r>
       <w:r>
         <w:rPr>
           <w:rtl/>
@@ -11826,20 +10500,14 @@
         </w:rPr>
         <w:t xml:space="preserve"> (</w:t>
       </w:r>
-      <w:hyperlink r:id="rId214">
-        <w:r>
-          <w:rPr>
-            <w:rtl/>
-            <w:cs/>
-            <w:lang w:val="ar_AE" w:bidi="ar_AE"/>
-          </w:rPr>
-          <w:rPr>
-            <w:color w:val="0000EE"/>
-            <w:u w:val="single"/>
-          </w:rPr>
-          <w:t>تكوين 27:36</w:t>
-        </w:r>
-      </w:hyperlink>
+      <w:r>
+        <w:rPr>
+          <w:rtl/>
+          <w:cs/>
+          <w:lang w:val="ar_AE" w:bidi="ar_AE"/>
+        </w:rPr>
+        <w:t>تكوين 27:36</w:t>
+      </w:r>
       <w:r>
         <w:rPr>
           <w:rtl/>
@@ -11882,20 +10550,14 @@
         </w:rPr>
         <w:t xml:space="preserve"> (</w:t>
       </w:r>
-      <w:hyperlink r:id="rId215">
-        <w:r>
-          <w:rPr>
-            <w:rtl/>
-            <w:cs/>
-            <w:lang w:val="ar_AE" w:bidi="ar_AE"/>
-          </w:rPr>
-          <w:rPr>
-            <w:color w:val="0000EE"/>
-            <w:u w:val="single"/>
-          </w:rPr>
-          <w:t>تكوين 32:28</w:t>
-        </w:r>
-      </w:hyperlink>
+      <w:r>
+        <w:rPr>
+          <w:rtl/>
+          <w:cs/>
+          <w:lang w:val="ar_AE" w:bidi="ar_AE"/>
+        </w:rPr>
+        <w:t>تكوين 32:28</w:t>
+      </w:r>
       <w:r>
         <w:rPr>
           <w:rtl/>
@@ -11988,20 +10650,14 @@
         </w:rPr>
         <w:t xml:space="preserve">توضح هذه الآيات بشكل تصويري المذبحة الشاملة الناتجة عن الغزو العسكري الذي أقسم به في </w:t>
       </w:r>
-      <w:hyperlink r:id="rId130">
-        <w:r>
-          <w:rPr>
-            <w:rtl/>
-            <w:cs/>
-            <w:lang w:val="ar_AE" w:bidi="ar_AE"/>
-          </w:rPr>
-          <w:rPr>
-            <w:color w:val="0000EE"/>
-            <w:u w:val="single"/>
-          </w:rPr>
-          <w:t>6:8</w:t>
-        </w:r>
-      </w:hyperlink>
+      <w:r>
+        <w:rPr>
+          <w:rtl/>
+          <w:cs/>
+          <w:lang w:val="ar_AE" w:bidi="ar_AE"/>
+        </w:rPr>
+        <w:t>6:8</w:t>
+      </w:r>
       <w:r>
         <w:rPr>
           <w:rtl/>
@@ -12127,20 +10783,14 @@
         </w:rPr>
         <w:t xml:space="preserve"> (انظر </w:t>
       </w:r>
-      <w:hyperlink r:id="rId216">
-        <w:r>
-          <w:rPr>
-            <w:rtl/>
-            <w:cs/>
-            <w:lang w:val="ar_AE" w:bidi="ar_AE"/>
-          </w:rPr>
-          <w:rPr>
-            <w:color w:val="0000EE"/>
-            <w:u w:val="single"/>
-          </w:rPr>
-          <w:t>إرميا 34:5</w:t>
-        </w:r>
-      </w:hyperlink>
+      <w:r>
+        <w:rPr>
+          <w:rtl/>
+          <w:cs/>
+          <w:lang w:val="ar_AE" w:bidi="ar_AE"/>
+        </w:rPr>
+        <w:t>إرميا 34:5</w:t>
+      </w:r>
       <w:r>
         <w:rPr>
           <w:rtl/>
@@ -12166,20 +10816,14 @@
         </w:rPr>
         <w:t>وليس القيام بعملية حرق الجثة. ومع ذلك، فإن السياق—الحاجة إلى التخلص من جثث متعددة لتجنب التعفن والمرض (</w:t>
       </w:r>
-      <w:hyperlink r:id="rId217">
-        <w:r>
-          <w:rPr>
-            <w:rtl/>
-            <w:cs/>
-            <w:lang w:val="ar_AE" w:bidi="ar_AE"/>
-          </w:rPr>
-          <w:rPr>
-            <w:color w:val="0000EE"/>
-            <w:u w:val="single"/>
-          </w:rPr>
-          <w:t>عاموس 6:9</w:t>
-        </w:r>
-      </w:hyperlink>
+      <w:r>
+        <w:rPr>
+          <w:rtl/>
+          <w:cs/>
+          <w:lang w:val="ar_AE" w:bidi="ar_AE"/>
+        </w:rPr>
+        <w:t>عاموس 6:9</w:t>
+      </w:r>
       <w:r>
         <w:rPr>
           <w:rtl/>
@@ -12188,20 +10832,14 @@
         </w:rPr>
         <w:t xml:space="preserve">؛ انظر </w:t>
       </w:r>
-      <w:hyperlink r:id="rId109">
-        <w:r>
-          <w:rPr>
-            <w:rtl/>
-            <w:cs/>
-            <w:lang w:val="ar_AE" w:bidi="ar_AE"/>
-          </w:rPr>
-          <w:rPr>
-            <w:color w:val="0000EE"/>
-            <w:u w:val="single"/>
-          </w:rPr>
-          <w:t>8:3</w:t>
-        </w:r>
-      </w:hyperlink>
+      <w:r>
+        <w:rPr>
+          <w:rtl/>
+          <w:cs/>
+          <w:lang w:val="ar_AE" w:bidi="ar_AE"/>
+        </w:rPr>
+        <w:t>8:3</w:t>
+      </w:r>
       <w:r>
         <w:rPr>
           <w:rtl/>
@@ -12311,20 +10949,14 @@
         </w:rPr>
         <w:t xml:space="preserve">، وهو اقتراح سخيف أيضًا. • هذا هو مدى حماقتك: لقد أصبح المغزى من المقارنات الآن واضحًا، مع ظهور سخافة إسرائيل في المجال الأخلاقي. • حَتَّى حَوَّلْتُمُ الْحَقَّ سَمًّا: لقد حرّف الناس ما هو عادل وصحيح، محوّلين إياه إلى شيء سام ومرير (انظر أيضًا </w:t>
       </w:r>
-      <w:hyperlink r:id="rId187">
-        <w:r>
-          <w:rPr>
-            <w:rtl/>
-            <w:cs/>
-            <w:lang w:val="ar_AE" w:bidi="ar_AE"/>
-          </w:rPr>
-          <w:rPr>
-            <w:color w:val="0000EE"/>
-            <w:u w:val="single"/>
-          </w:rPr>
-          <w:t>5:7</w:t>
-        </w:r>
-      </w:hyperlink>
+      <w:r>
+        <w:rPr>
+          <w:rtl/>
+          <w:cs/>
+          <w:lang w:val="ar_AE" w:bidi="ar_AE"/>
+        </w:rPr>
+        <w:t>5:7</w:t>
+      </w:r>
       <w:r>
         <w:rPr>
           <w:rtl/>
@@ -12400,20 +11032,14 @@
         </w:rPr>
         <w:t>لودبار وقرنايم كانتا جزءًا من الأراضي التي استعادها يربعام الثاني من الآراميين (</w:t>
       </w:r>
-      <w:hyperlink r:id="rId218">
-        <w:r>
-          <w:rPr>
-            <w:rtl/>
-            <w:cs/>
-            <w:lang w:val="ar_AE" w:bidi="ar_AE"/>
-          </w:rPr>
-          <w:rPr>
-            <w:color w:val="0000EE"/>
-            <w:u w:val="single"/>
-          </w:rPr>
-          <w:t>2 ملوك 14:25–28</w:t>
-        </w:r>
-      </w:hyperlink>
+      <w:r>
+        <w:rPr>
+          <w:rtl/>
+          <w:cs/>
+          <w:lang w:val="ar_AE" w:bidi="ar_AE"/>
+        </w:rPr>
+        <w:t>2 ملوك 14:25–28</w:t>
+      </w:r>
       <w:r>
         <w:rPr>
           <w:rtl/>
@@ -12489,20 +11115,14 @@
         </w:rPr>
         <w:t>كانت حماة تمثل الحدود الشمالية لنفوذ سليمان (</w:t>
       </w:r>
-      <w:hyperlink r:id="rId219">
-        <w:r>
-          <w:rPr>
-            <w:rtl/>
-            <w:cs/>
-            <w:lang w:val="ar_AE" w:bidi="ar_AE"/>
-          </w:rPr>
-          <w:rPr>
-            <w:color w:val="0000EE"/>
-            <w:u w:val="single"/>
-          </w:rPr>
-          <w:t>1 ملوك 8:65</w:t>
-        </w:r>
-      </w:hyperlink>
+      <w:r>
+        <w:rPr>
+          <w:rtl/>
+          <w:cs/>
+          <w:lang w:val="ar_AE" w:bidi="ar_AE"/>
+        </w:rPr>
+        <w:t>1 ملوك 8:65</w:t>
+      </w:r>
       <w:r>
         <w:rPr>
           <w:rtl/>
@@ -12528,20 +11148,14 @@
         </w:rPr>
         <w:t xml:space="preserve"> انظر الحاشية على </w:t>
       </w:r>
-      <w:hyperlink r:id="rId220">
-        <w:r>
-          <w:rPr>
-            <w:rtl/>
-            <w:cs/>
-            <w:lang w:val="ar_AE" w:bidi="ar_AE"/>
-          </w:rPr>
-          <w:rPr>
-            <w:color w:val="0000EE"/>
-            <w:u w:val="single"/>
-          </w:rPr>
-          <w:t>2 ملوك 14:25</w:t>
-        </w:r>
-      </w:hyperlink>
+      <w:r>
+        <w:rPr>
+          <w:rtl/>
+          <w:cs/>
+          <w:lang w:val="ar_AE" w:bidi="ar_AE"/>
+        </w:rPr>
+        <w:t>2 ملوك 14:25</w:t>
+      </w:r>
       <w:r>
         <w:rPr>
           <w:rtl/>
@@ -12617,20 +11231,14 @@
         </w:rPr>
         <w:t xml:space="preserve">كان الجراد (انظر </w:t>
       </w:r>
-      <w:hyperlink r:id="rId221">
-        <w:r>
-          <w:rPr>
-            <w:rtl/>
-            <w:cs/>
-            <w:lang w:val="ar_AE" w:bidi="ar_AE"/>
-          </w:rPr>
-          <w:rPr>
-            <w:color w:val="0000EE"/>
-            <w:u w:val="single"/>
-          </w:rPr>
-          <w:t>4:9</w:t>
-        </w:r>
-      </w:hyperlink>
+      <w:r>
+        <w:rPr>
+          <w:rtl/>
+          <w:cs/>
+          <w:lang w:val="ar_AE" w:bidi="ar_AE"/>
+        </w:rPr>
+        <w:t>4:9</w:t>
+      </w:r>
       <w:r>
         <w:rPr>
           <w:rtl/>
@@ -12639,20 +11247,14 @@
         </w:rPr>
         <w:t>) واحدًا من الضربات التي أُرسلت على مصر (</w:t>
       </w:r>
-      <w:hyperlink r:id="rId222">
-        <w:r>
-          <w:rPr>
-            <w:rtl/>
-            <w:cs/>
-            <w:lang w:val="ar_AE" w:bidi="ar_AE"/>
-          </w:rPr>
-          <w:rPr>
-            <w:color w:val="0000EE"/>
-            <w:u w:val="single"/>
-          </w:rPr>
-          <w:t>خروج 10:4</w:t>
-        </w:r>
-      </w:hyperlink>
+      <w:r>
+        <w:rPr>
+          <w:rtl/>
+          <w:cs/>
+          <w:lang w:val="ar_AE" w:bidi="ar_AE"/>
+        </w:rPr>
+        <w:t>خروج 10:4</w:t>
+      </w:r>
       <w:r>
         <w:rPr>
           <w:rtl/>
@@ -12807,20 +11409,14 @@
         </w:rPr>
         <w:t xml:space="preserve">تتضمن هذه الفقرة خمس رؤى. ومن المفيد مقارنة تطور هذه الرؤى الخمس مع الأحكام المذكورة في </w:t>
       </w:r>
-      <w:hyperlink r:id="rId223">
-        <w:r>
-          <w:rPr>
-            <w:rtl/>
-            <w:cs/>
-            <w:lang w:val="ar_AE" w:bidi="ar_AE"/>
-          </w:rPr>
-          <w:rPr>
-            <w:color w:val="0000EE"/>
-            <w:u w:val="single"/>
-          </w:rPr>
-          <w:t>4:6–11</w:t>
-        </w:r>
-      </w:hyperlink>
+      <w:r>
+        <w:rPr>
+          <w:rtl/>
+          <w:cs/>
+          <w:lang w:val="ar_AE" w:bidi="ar_AE"/>
+        </w:rPr>
+        <w:t>4:6–11</w:t>
+      </w:r>
       <w:r>
         <w:rPr>
           <w:rtl/>
@@ -13105,20 +11701,14 @@
         </w:rPr>
         <w:t>تبدأ هذه الرؤيا كما في الرؤيتين السابقتين (</w:t>
       </w:r>
-      <w:hyperlink r:id="rId224">
-        <w:r>
-          <w:rPr>
-            <w:rtl/>
-            <w:cs/>
-            <w:lang w:val="ar_AE" w:bidi="ar_AE"/>
-          </w:rPr>
-          <w:rPr>
-            <w:color w:val="0000EE"/>
-            <w:u w:val="single"/>
-          </w:rPr>
-          <w:t>7:2–3</w:t>
-        </w:r>
-      </w:hyperlink>
+      <w:r>
+        <w:rPr>
+          <w:rtl/>
+          <w:cs/>
+          <w:lang w:val="ar_AE" w:bidi="ar_AE"/>
+        </w:rPr>
+        <w:t>7:2–3</w:t>
+      </w:r>
       <w:r>
         <w:rPr>
           <w:rtl/>
@@ -13127,20 +11717,14 @@
         </w:rPr>
         <w:t xml:space="preserve">، </w:t>
       </w:r>
-      <w:hyperlink r:id="rId225">
-        <w:r>
-          <w:rPr>
-            <w:rtl/>
-            <w:cs/>
-            <w:lang w:val="ar_AE" w:bidi="ar_AE"/>
-          </w:rPr>
-          <w:rPr>
-            <w:color w:val="0000EE"/>
-            <w:u w:val="single"/>
-          </w:rPr>
-          <w:t>4–6</w:t>
-        </w:r>
-      </w:hyperlink>
+      <w:r>
+        <w:rPr>
+          <w:rtl/>
+          <w:cs/>
+          <w:lang w:val="ar_AE" w:bidi="ar_AE"/>
+        </w:rPr>
+        <w:t>4–6</w:t>
+      </w:r>
       <w:r>
         <w:rPr>
           <w:rtl/>
@@ -13216,20 +11800,14 @@
         </w:rPr>
         <w:t xml:space="preserve">الكلمة العبرية التي تُترجم إلى زيج (عبرية عناق anak’) تشبه الكلمة التي تعني الأنين (عناخة anakhah’، انظر </w:t>
       </w:r>
-      <w:hyperlink r:id="rId226">
-        <w:r>
-          <w:rPr>
-            <w:rtl/>
-            <w:cs/>
-            <w:lang w:val="ar_AE" w:bidi="ar_AE"/>
-          </w:rPr>
-          <w:rPr>
-            <w:color w:val="0000EE"/>
-            <w:u w:val="single"/>
-          </w:rPr>
-          <w:t>إشعياء 35:10</w:t>
-        </w:r>
-      </w:hyperlink>
+      <w:r>
+        <w:rPr>
+          <w:rtl/>
+          <w:cs/>
+          <w:lang w:val="ar_AE" w:bidi="ar_AE"/>
+        </w:rPr>
+        <w:t>إشعياء 35:10</w:t>
+      </w:r>
       <w:r>
         <w:rPr>
           <w:rtl/>
@@ -13238,20 +11816,14 @@
         </w:rPr>
         <w:t xml:space="preserve">؛ </w:t>
       </w:r>
-      <w:hyperlink r:id="rId227">
-        <w:r>
-          <w:rPr>
-            <w:rtl/>
-            <w:cs/>
-            <w:lang w:val="ar_AE" w:bidi="ar_AE"/>
-          </w:rPr>
-          <w:rPr>
-            <w:color w:val="0000EE"/>
-            <w:u w:val="single"/>
-          </w:rPr>
-          <w:t>مراثي 1:22</w:t>
-        </w:r>
-      </w:hyperlink>
+      <w:r>
+        <w:rPr>
+          <w:rtl/>
+          <w:cs/>
+          <w:lang w:val="ar_AE" w:bidi="ar_AE"/>
+        </w:rPr>
+        <w:t>مراثي 1:22</w:t>
+      </w:r>
       <w:r>
         <w:rPr>
           <w:rtl/>
@@ -13344,20 +11916,14 @@
         </w:rPr>
         <w:t>): يمثل إسحاق آباء إسرائيل، آباء الأمة. • بَيْتِ يَرُبْعَامَ: مات يربعام الثاني لأسباب طبيعية (</w:t>
       </w:r>
-      <w:hyperlink r:id="rId228">
-        <w:r>
-          <w:rPr>
-            <w:rtl/>
-            <w:cs/>
-            <w:lang w:val="ar_AE" w:bidi="ar_AE"/>
-          </w:rPr>
-          <w:rPr>
-            <w:color w:val="0000EE"/>
-            <w:u w:val="single"/>
-          </w:rPr>
-          <w:t>2 ملوك 14:29</w:t>
-        </w:r>
-      </w:hyperlink>
+      <w:r>
+        <w:rPr>
+          <w:rtl/>
+          <w:cs/>
+          <w:lang w:val="ar_AE" w:bidi="ar_AE"/>
+        </w:rPr>
+        <w:t>2 ملوك 14:29</w:t>
+      </w:r>
       <w:r>
         <w:rPr>
           <w:rtl/>
@@ -13366,20 +11932,14 @@
         </w:rPr>
         <w:t>)، ولكن مقتل ابنه وخليفته، زكريّا، بعد حكم لم يدم أكثر من عام (</w:t>
       </w:r>
-      <w:hyperlink r:id="rId229">
-        <w:r>
-          <w:rPr>
-            <w:rtl/>
-            <w:cs/>
-            <w:lang w:val="ar_AE" w:bidi="ar_AE"/>
-          </w:rPr>
-          <w:rPr>
-            <w:color w:val="0000EE"/>
-            <w:u w:val="single"/>
-          </w:rPr>
-          <w:t>2 ملوك 15:8–10</w:t>
-        </w:r>
-      </w:hyperlink>
+      <w:r>
+        <w:rPr>
+          <w:rtl/>
+          <w:cs/>
+          <w:lang w:val="ar_AE" w:bidi="ar_AE"/>
+        </w:rPr>
+        <w:t>2 ملوك 15:8–10</w:t>
+      </w:r>
       <w:r>
         <w:rPr>
           <w:rtl/>
@@ -13388,20 +11948,14 @@
         </w:rPr>
         <w:t xml:space="preserve">؛ انظر </w:t>
       </w:r>
-      <w:hyperlink r:id="rId230">
-        <w:r>
-          <w:rPr>
-            <w:rtl/>
-            <w:cs/>
-            <w:lang w:val="ar_AE" w:bidi="ar_AE"/>
-          </w:rPr>
-          <w:rPr>
-            <w:color w:val="0000EE"/>
-            <w:u w:val="single"/>
-          </w:rPr>
-          <w:t>2 ملوك 10:28–31</w:t>
-        </w:r>
-      </w:hyperlink>
+      <w:r>
+        <w:rPr>
+          <w:rtl/>
+          <w:cs/>
+          <w:lang w:val="ar_AE" w:bidi="ar_AE"/>
+        </w:rPr>
+        <w:t>2 ملوك 10:28–31</w:t>
+      </w:r>
       <w:r>
         <w:rPr>
           <w:rtl/>
@@ -13410,20 +11964,14 @@
         </w:rPr>
         <w:t>)، أدى إلى عدم استقرار في سلطة إسرائيل لم تتغلب عليه أبدًا (</w:t>
       </w:r>
-      <w:hyperlink r:id="rId231">
-        <w:r>
-          <w:rPr>
-            <w:rtl/>
-            <w:cs/>
-            <w:lang w:val="ar_AE" w:bidi="ar_AE"/>
-          </w:rPr>
-          <w:rPr>
-            <w:color w:val="0000EE"/>
-            <w:u w:val="single"/>
-          </w:rPr>
-          <w:t>2 ملوك 15:10–31</w:t>
-        </w:r>
-      </w:hyperlink>
+      <w:r>
+        <w:rPr>
+          <w:rtl/>
+          <w:cs/>
+          <w:lang w:val="ar_AE" w:bidi="ar_AE"/>
+        </w:rPr>
+        <w:t>2 ملوك 15:10–31</w:t>
+      </w:r>
       <w:r>
         <w:rPr>
           <w:rtl/>
@@ -13767,20 +12315,14 @@
         </w:rPr>
         <w:t xml:space="preserve">لم يكن عاموس نبيًا متمرسًا أو حتى تلميذًا في طور التدريب. ولم يكن لديه دافع مالي لترك مصدر رزقه كي يتنبأ. • راعي: الكلمة العبرية هنا تختلف عن تلك المستخدمة في </w:t>
       </w:r>
-      <w:hyperlink r:id="rId232">
-        <w:r>
-          <w:rPr>
-            <w:rtl/>
-            <w:cs/>
-            <w:lang w:val="ar_AE" w:bidi="ar_AE"/>
-          </w:rPr>
-          <w:rPr>
-            <w:color w:val="0000EE"/>
-            <w:u w:val="single"/>
-          </w:rPr>
-          <w:t>1:1</w:t>
-        </w:r>
-      </w:hyperlink>
+      <w:r>
+        <w:rPr>
+          <w:rtl/>
+          <w:cs/>
+          <w:lang w:val="ar_AE" w:bidi="ar_AE"/>
+        </w:rPr>
+        <w:t>1:1</w:t>
+      </w:r>
       <w:r>
         <w:rPr>
           <w:rtl/>
@@ -13872,20 +12414,14 @@
         </w:rPr>
         <w:t xml:space="preserve">لم يكن عاموس مدفوعًا بالمكاسب المالية، بل كان صوت الرب (انظر </w:t>
       </w:r>
-      <w:hyperlink r:id="rId122">
-        <w:r>
-          <w:rPr>
-            <w:rtl/>
-            <w:cs/>
-            <w:lang w:val="ar_AE" w:bidi="ar_AE"/>
-          </w:rPr>
-          <w:rPr>
-            <w:color w:val="0000EE"/>
-            <w:u w:val="single"/>
-          </w:rPr>
-          <w:t>1:2</w:t>
-        </w:r>
-      </w:hyperlink>
+      <w:r>
+        <w:rPr>
+          <w:rtl/>
+          <w:cs/>
+          <w:lang w:val="ar_AE" w:bidi="ar_AE"/>
+        </w:rPr>
+        <w:t>1:2</w:t>
+      </w:r>
       <w:r>
         <w:rPr>
           <w:rtl/>
@@ -13894,20 +12430,14 @@
         </w:rPr>
         <w:t xml:space="preserve">؛ </w:t>
       </w:r>
-      <w:hyperlink r:id="rId233">
-        <w:r>
-          <w:rPr>
-            <w:rtl/>
-            <w:cs/>
-            <w:lang w:val="ar_AE" w:bidi="ar_AE"/>
-          </w:rPr>
-          <w:rPr>
-            <w:color w:val="0000EE"/>
-            <w:u w:val="single"/>
-          </w:rPr>
-          <w:t>3:8</w:t>
-        </w:r>
-      </w:hyperlink>
+      <w:r>
+        <w:rPr>
+          <w:rtl/>
+          <w:cs/>
+          <w:lang w:val="ar_AE" w:bidi="ar_AE"/>
+        </w:rPr>
+        <w:t>3:8</w:t>
+      </w:r>
       <w:r>
         <w:rPr>
           <w:rtl/>
@@ -14016,20 +12546,14 @@
         </w:rPr>
         <w:t xml:space="preserve">؛ قارن </w:t>
       </w:r>
-      <w:hyperlink r:id="rId182">
-        <w:r>
-          <w:rPr>
-            <w:rtl/>
-            <w:cs/>
-            <w:lang w:val="ar_AE" w:bidi="ar_AE"/>
-          </w:rPr>
-          <w:rPr>
-            <w:color w:val="0000EE"/>
-            <w:u w:val="single"/>
-          </w:rPr>
-          <w:t>5:6</w:t>
-        </w:r>
-      </w:hyperlink>
+      <w:r>
+        <w:rPr>
+          <w:rtl/>
+          <w:cs/>
+          <w:lang w:val="ar_AE" w:bidi="ar_AE"/>
+        </w:rPr>
+        <w:t>5:6</w:t>
+      </w:r>
       <w:r>
         <w:rPr>
           <w:rtl/>
@@ -14038,20 +12562,14 @@
         </w:rPr>
         <w:t xml:space="preserve">، </w:t>
       </w:r>
-      <w:hyperlink r:id="rId153">
-        <w:r>
-          <w:rPr>
-            <w:rtl/>
-            <w:cs/>
-            <w:lang w:val="ar_AE" w:bidi="ar_AE"/>
-          </w:rPr>
-          <w:rPr>
-            <w:color w:val="0000EE"/>
-            <w:u w:val="single"/>
-          </w:rPr>
-          <w:t>15</w:t>
-        </w:r>
-      </w:hyperlink>
+      <w:r>
+        <w:rPr>
+          <w:rtl/>
+          <w:cs/>
+          <w:lang w:val="ar_AE" w:bidi="ar_AE"/>
+        </w:rPr>
+        <w:t>15</w:t>
+      </w:r>
       <w:r>
         <w:rPr>
           <w:rtl/>
@@ -14060,20 +12578,14 @@
         </w:rPr>
         <w:t xml:space="preserve">؛ </w:t>
       </w:r>
-      <w:hyperlink r:id="rId234">
-        <w:r>
-          <w:rPr>
-            <w:rtl/>
-            <w:cs/>
-            <w:lang w:val="ar_AE" w:bidi="ar_AE"/>
-          </w:rPr>
-          <w:rPr>
-            <w:color w:val="0000EE"/>
-            <w:u w:val="single"/>
-          </w:rPr>
-          <w:t>6:6</w:t>
-        </w:r>
-      </w:hyperlink>
+      <w:r>
+        <w:rPr>
+          <w:rtl/>
+          <w:cs/>
+          <w:lang w:val="ar_AE" w:bidi="ar_AE"/>
+        </w:rPr>
+        <w:t>6:6</w:t>
+      </w:r>
       <w:r>
         <w:rPr>
           <w:rtl/>
@@ -14149,20 +12661,14 @@
         </w:rPr>
         <w:t>بسبب أن أمصيا حاول إسكات عاموس (</w:t>
       </w:r>
-      <w:hyperlink r:id="rId106">
-        <w:r>
-          <w:rPr>
-            <w:rtl/>
-            <w:cs/>
-            <w:lang w:val="ar_AE" w:bidi="ar_AE"/>
-          </w:rPr>
-          <w:rPr>
-            <w:color w:val="0000EE"/>
-            <w:u w:val="single"/>
-          </w:rPr>
-          <w:t>7:12–13</w:t>
-        </w:r>
-      </w:hyperlink>
+      <w:r>
+        <w:rPr>
+          <w:rtl/>
+          <w:cs/>
+          <w:lang w:val="ar_AE" w:bidi="ar_AE"/>
+        </w:rPr>
+        <w:t>7:12–13</w:t>
+      </w:r>
       <w:r>
         <w:rPr>
           <w:rtl/>
@@ -14238,20 +12744,14 @@
         </w:rPr>
         <w:t xml:space="preserve">تستكمل هذه الرؤيا الخطبة النبوية التي بدأت في </w:t>
       </w:r>
-      <w:hyperlink r:id="rId235">
-        <w:r>
-          <w:rPr>
-            <w:rtl/>
-            <w:cs/>
-            <w:lang w:val="ar_AE" w:bidi="ar_AE"/>
-          </w:rPr>
-          <w:rPr>
-            <w:color w:val="0000EE"/>
-            <w:u w:val="single"/>
-          </w:rPr>
-          <w:t>7:1</w:t>
-        </w:r>
-      </w:hyperlink>
+      <w:r>
+        <w:rPr>
+          <w:rtl/>
+          <w:cs/>
+          <w:lang w:val="ar_AE" w:bidi="ar_AE"/>
+        </w:rPr>
+        <w:t>7:1</w:t>
+      </w:r>
       <w:r>
         <w:rPr>
           <w:rtl/>
@@ -14428,20 +12928,14 @@
         </w:rPr>
         <w:t xml:space="preserve">يوسع هذا القِسم الاتهامات والأحكام المذكورة سابقًا (اقرأ مع </w:t>
       </w:r>
-      <w:hyperlink r:id="rId236">
-        <w:r>
-          <w:rPr>
-            <w:rtl/>
-            <w:cs/>
-            <w:lang w:val="ar_AE" w:bidi="ar_AE"/>
-          </w:rPr>
-          <w:rPr>
-            <w:color w:val="0000EE"/>
-            <w:u w:val="single"/>
-          </w:rPr>
-          <w:t>2:6–6:14</w:t>
-        </w:r>
-      </w:hyperlink>
+      <w:r>
+        <w:rPr>
+          <w:rtl/>
+          <w:cs/>
+          <w:lang w:val="ar_AE" w:bidi="ar_AE"/>
+        </w:rPr>
+        <w:t>2:6–6:14</w:t>
+      </w:r>
       <w:r>
         <w:rPr>
           <w:rtl/>
@@ -14517,20 +13011,14 @@
         </w:rPr>
         <w:t>كان العمل محظورًا بشكل واضح في يوم السبت (</w:t>
       </w:r>
-      <w:hyperlink r:id="rId237">
-        <w:r>
-          <w:rPr>
-            <w:rtl/>
-            <w:cs/>
-            <w:lang w:val="ar_AE" w:bidi="ar_AE"/>
-          </w:rPr>
-          <w:rPr>
-            <w:color w:val="0000EE"/>
-            <w:u w:val="single"/>
-          </w:rPr>
-          <w:t>خروج 20:9–10</w:t>
-        </w:r>
-      </w:hyperlink>
+      <w:r>
+        <w:rPr>
+          <w:rtl/>
+          <w:cs/>
+          <w:lang w:val="ar_AE" w:bidi="ar_AE"/>
+        </w:rPr>
+        <w:t>خروج 20:9–10</w:t>
+      </w:r>
       <w:r>
         <w:rPr>
           <w:rtl/>
@@ -14539,20 +13027,14 @@
         </w:rPr>
         <w:t>)؛ ويشير عاموس إلى أن المتاجر كانت تُغلق أيضًا خلال الأعياد الدينية الوثنية لرأس الشهر (القمر الجديد). • كان التجار يغشون زبائنهم من خلال مُعايرة الحبوب بإيفة أصغر ويخدعون مورديهم باستخدام شواقل ثقيلة على الموازين. وكانت شريعة الله تمنع هذه الممارسة (</w:t>
       </w:r>
-      <w:hyperlink r:id="rId238">
-        <w:r>
-          <w:rPr>
-            <w:rtl/>
-            <w:cs/>
-            <w:lang w:val="ar_AE" w:bidi="ar_AE"/>
-          </w:rPr>
-          <w:rPr>
-            <w:color w:val="0000EE"/>
-            <w:u w:val="single"/>
-          </w:rPr>
-          <w:t>لاويين 19:35–36</w:t>
-        </w:r>
-      </w:hyperlink>
+      <w:r>
+        <w:rPr>
+          <w:rtl/>
+          <w:cs/>
+          <w:lang w:val="ar_AE" w:bidi="ar_AE"/>
+        </w:rPr>
+        <w:t>لاويين 19:35–36</w:t>
+      </w:r>
       <w:r>
         <w:rPr>
           <w:rtl/>
@@ -14561,20 +13043,14 @@
         </w:rPr>
         <w:t xml:space="preserve">؛ </w:t>
       </w:r>
-      <w:hyperlink r:id="rId239">
-        <w:r>
-          <w:rPr>
-            <w:rtl/>
-            <w:cs/>
-            <w:lang w:val="ar_AE" w:bidi="ar_AE"/>
-          </w:rPr>
-          <w:rPr>
-            <w:color w:val="0000EE"/>
-            <w:u w:val="single"/>
-          </w:rPr>
-          <w:t>تثنية 25:13–16</w:t>
-        </w:r>
-      </w:hyperlink>
+      <w:r>
+        <w:rPr>
+          <w:rtl/>
+          <w:cs/>
+          <w:lang w:val="ar_AE" w:bidi="ar_AE"/>
+        </w:rPr>
+        <w:t>تثنية 25:13–16</w:t>
+      </w:r>
       <w:r>
         <w:rPr>
           <w:rtl/>
@@ -14583,20 +13059,14 @@
         </w:rPr>
         <w:t xml:space="preserve">؛ انظر </w:t>
       </w:r>
-      <w:hyperlink r:id="rId240">
-        <w:r>
-          <w:rPr>
-            <w:rtl/>
-            <w:cs/>
-            <w:lang w:val="ar_AE" w:bidi="ar_AE"/>
-          </w:rPr>
-          <w:rPr>
-            <w:color w:val="0000EE"/>
-            <w:u w:val="single"/>
-          </w:rPr>
-          <w:t>أمثال 11:1</w:t>
-        </w:r>
-      </w:hyperlink>
+      <w:r>
+        <w:rPr>
+          <w:rtl/>
+          <w:cs/>
+          <w:lang w:val="ar_AE" w:bidi="ar_AE"/>
+        </w:rPr>
+        <w:t>أمثال 11:1</w:t>
+      </w:r>
       <w:r>
         <w:rPr>
           <w:rtl/>
@@ -14605,20 +13075,14 @@
         </w:rPr>
         <w:t xml:space="preserve">؛ </w:t>
       </w:r>
-      <w:hyperlink r:id="rId241">
-        <w:r>
-          <w:rPr>
-            <w:rtl/>
-            <w:cs/>
-            <w:lang w:val="ar_AE" w:bidi="ar_AE"/>
-          </w:rPr>
-          <w:rPr>
-            <w:color w:val="0000EE"/>
-            <w:u w:val="single"/>
-          </w:rPr>
-          <w:t>16:11</w:t>
-        </w:r>
-      </w:hyperlink>
+      <w:r>
+        <w:rPr>
+          <w:rtl/>
+          <w:cs/>
+          <w:lang w:val="ar_AE" w:bidi="ar_AE"/>
+        </w:rPr>
+        <w:t>16:11</w:t>
+      </w:r>
       <w:r>
         <w:rPr>
           <w:rtl/>
@@ -14627,20 +13091,14 @@
         </w:rPr>
         <w:t xml:space="preserve">؛ </w:t>
       </w:r>
-      <w:hyperlink r:id="rId242">
-        <w:r>
-          <w:rPr>
-            <w:rtl/>
-            <w:cs/>
-            <w:lang w:val="ar_AE" w:bidi="ar_AE"/>
-          </w:rPr>
-          <w:rPr>
-            <w:color w:val="0000EE"/>
-            <w:u w:val="single"/>
-          </w:rPr>
-          <w:t>20:10</w:t>
-        </w:r>
-      </w:hyperlink>
+      <w:r>
+        <w:rPr>
+          <w:rtl/>
+          <w:cs/>
+          <w:lang w:val="ar_AE" w:bidi="ar_AE"/>
+        </w:rPr>
+        <w:t>20:10</w:t>
+      </w:r>
       <w:r>
         <w:rPr>
           <w:rtl/>
@@ -14649,20 +13107,14 @@
         </w:rPr>
         <w:t xml:space="preserve">، </w:t>
       </w:r>
-      <w:hyperlink r:id="rId243">
-        <w:r>
-          <w:rPr>
-            <w:rtl/>
-            <w:cs/>
-            <w:lang w:val="ar_AE" w:bidi="ar_AE"/>
-          </w:rPr>
-          <w:rPr>
-            <w:color w:val="0000EE"/>
-            <w:u w:val="single"/>
-          </w:rPr>
-          <w:t>23</w:t>
-        </w:r>
-      </w:hyperlink>
+      <w:r>
+        <w:rPr>
+          <w:rtl/>
+          <w:cs/>
+          <w:lang w:val="ar_AE" w:bidi="ar_AE"/>
+        </w:rPr>
+        <w:t>23</w:t>
+      </w:r>
       <w:r>
         <w:rPr>
           <w:rtl/>
@@ -14738,20 +13190,14 @@
         </w:rPr>
         <w:t xml:space="preserve">بِفَخْرِ يَعْقُوبَ: تشير العبارة العبرية نفسها في </w:t>
       </w:r>
-      <w:hyperlink r:id="rId130">
-        <w:r>
-          <w:rPr>
-            <w:rtl/>
-            <w:cs/>
-            <w:lang w:val="ar_AE" w:bidi="ar_AE"/>
-          </w:rPr>
-          <w:rPr>
-            <w:color w:val="0000EE"/>
-            <w:u w:val="single"/>
-          </w:rPr>
-          <w:t>6:8</w:t>
-        </w:r>
-      </w:hyperlink>
+      <w:r>
+        <w:rPr>
+          <w:rtl/>
+          <w:cs/>
+          <w:lang w:val="ar_AE" w:bidi="ar_AE"/>
+        </w:rPr>
+        <w:t>6:8</w:t>
+      </w:r>
       <w:r>
         <w:rPr>
           <w:rtl/>
@@ -14760,20 +13206,14 @@
         </w:rPr>
         <w:t xml:space="preserve"> إلى غطرسة إسرائيل. لكن هنا، من المحتمل أن تكون العبارة اسمًا لله، الذي هو الموضوع الشرعي لفخر إسرائيل. في أماكن أخرى (</w:t>
       </w:r>
-      <w:hyperlink r:id="rId244">
-        <w:r>
-          <w:rPr>
-            <w:rtl/>
-            <w:cs/>
-            <w:lang w:val="ar_AE" w:bidi="ar_AE"/>
-          </w:rPr>
-          <w:rPr>
-            <w:color w:val="0000EE"/>
-            <w:u w:val="single"/>
-          </w:rPr>
-          <w:t>مزمور 47:4</w:t>
-        </w:r>
-      </w:hyperlink>
+      <w:r>
+        <w:rPr>
+          <w:rtl/>
+          <w:cs/>
+          <w:lang w:val="ar_AE" w:bidi="ar_AE"/>
+        </w:rPr>
+        <w:t>مزمور 47:4</w:t>
+      </w:r>
       <w:r>
         <w:rPr>
           <w:rtl/>
@@ -14782,20 +13222,14 @@
         </w:rPr>
         <w:t xml:space="preserve">؛ </w:t>
       </w:r>
-      <w:hyperlink r:id="rId245">
-        <w:r>
-          <w:rPr>
-            <w:rtl/>
-            <w:cs/>
-            <w:lang w:val="ar_AE" w:bidi="ar_AE"/>
-          </w:rPr>
-          <w:rPr>
-            <w:color w:val="0000EE"/>
-            <w:u w:val="single"/>
-          </w:rPr>
-          <w:t>ناحوم 2:2</w:t>
-        </w:r>
-      </w:hyperlink>
+      <w:r>
+        <w:rPr>
+          <w:rtl/>
+          <w:cs/>
+          <w:lang w:val="ar_AE" w:bidi="ar_AE"/>
+        </w:rPr>
+        <w:t>ناحوم 2:2</w:t>
+      </w:r>
       <w:r>
         <w:rPr>
           <w:rtl/>
@@ -14804,20 +13238,14 @@
         </w:rPr>
         <w:t xml:space="preserve">)، كما تشير هذه العبارة إلى أرض الموعد تحت حكم ملك من نسل داود (قارن </w:t>
       </w:r>
-      <w:hyperlink r:id="rId246">
-        <w:r>
-          <w:rPr>
-            <w:rtl/>
-            <w:cs/>
-            <w:lang w:val="ar_AE" w:bidi="ar_AE"/>
-          </w:rPr>
-          <w:rPr>
-            <w:color w:val="0000EE"/>
-            <w:u w:val="single"/>
-          </w:rPr>
-          <w:t>إرميا 13:9</w:t>
-        </w:r>
-      </w:hyperlink>
+      <w:r>
+        <w:rPr>
+          <w:rtl/>
+          <w:cs/>
+          <w:lang w:val="ar_AE" w:bidi="ar_AE"/>
+        </w:rPr>
+        <w:t>إرميا 13:9</w:t>
+      </w:r>
       <w:r>
         <w:rPr>
           <w:rtl/>
@@ -14826,20 +13254,14 @@
         </w:rPr>
         <w:t xml:space="preserve">؛ </w:t>
       </w:r>
-      <w:hyperlink r:id="rId247">
-        <w:r>
-          <w:rPr>
-            <w:rtl/>
-            <w:cs/>
-            <w:lang w:val="ar_AE" w:bidi="ar_AE"/>
-          </w:rPr>
-          <w:rPr>
-            <w:color w:val="0000EE"/>
-            <w:u w:val="single"/>
-          </w:rPr>
-          <w:t>حزقيال 32:12</w:t>
-        </w:r>
-      </w:hyperlink>
+      <w:r>
+        <w:rPr>
+          <w:rtl/>
+          <w:cs/>
+          <w:lang w:val="ar_AE" w:bidi="ar_AE"/>
+        </w:rPr>
+        <w:t>حزقيال 32:12</w:t>
+      </w:r>
       <w:r>
         <w:rPr>
           <w:rtl/>
@@ -14915,20 +13337,14 @@
         </w:rPr>
         <w:t>سوف يغير يوم الرب الكون. وقد استخدم إرميا صورًا مشابهة لوصف تدنيس يهوذا مع اقتراب جيوش بابل (</w:t>
       </w:r>
-      <w:hyperlink r:id="rId248">
-        <w:r>
-          <w:rPr>
-            <w:rtl/>
-            <w:cs/>
-            <w:lang w:val="ar_AE" w:bidi="ar_AE"/>
-          </w:rPr>
-          <w:rPr>
-            <w:color w:val="0000EE"/>
-            <w:u w:val="single"/>
-          </w:rPr>
-          <w:t>إرميا 4:23</w:t>
-        </w:r>
-      </w:hyperlink>
+      <w:r>
+        <w:rPr>
+          <w:rtl/>
+          <w:cs/>
+          <w:lang w:val="ar_AE" w:bidi="ar_AE"/>
+        </w:rPr>
+        <w:t>إرميا 4:23</w:t>
+      </w:r>
       <w:r>
         <w:rPr>
           <w:rtl/>
@@ -14937,20 +13353,14 @@
         </w:rPr>
         <w:t xml:space="preserve">؛ انظر أيضًا </w:t>
       </w:r>
-      <w:hyperlink r:id="rId249">
-        <w:r>
-          <w:rPr>
-            <w:rtl/>
-            <w:cs/>
-            <w:lang w:val="ar_AE" w:bidi="ar_AE"/>
-          </w:rPr>
-          <w:rPr>
-            <w:color w:val="0000EE"/>
-            <w:u w:val="single"/>
-          </w:rPr>
-          <w:t>إشعياء 13:10</w:t>
-        </w:r>
-      </w:hyperlink>
+      <w:r>
+        <w:rPr>
+          <w:rtl/>
+          <w:cs/>
+          <w:lang w:val="ar_AE" w:bidi="ar_AE"/>
+        </w:rPr>
+        <w:t>إشعياء 13:10</w:t>
+      </w:r>
       <w:r>
         <w:rPr>
           <w:rtl/>
@@ -14959,20 +13369,14 @@
         </w:rPr>
         <w:t xml:space="preserve">؛ </w:t>
       </w:r>
-      <w:hyperlink r:id="rId250">
-        <w:r>
-          <w:rPr>
-            <w:rtl/>
-            <w:cs/>
-            <w:lang w:val="ar_AE" w:bidi="ar_AE"/>
-          </w:rPr>
-          <w:rPr>
-            <w:color w:val="0000EE"/>
-            <w:u w:val="single"/>
-          </w:rPr>
-          <w:t>34:4</w:t>
-        </w:r>
-      </w:hyperlink>
+      <w:r>
+        <w:rPr>
+          <w:rtl/>
+          <w:cs/>
+          <w:lang w:val="ar_AE" w:bidi="ar_AE"/>
+        </w:rPr>
+        <w:t>34:4</w:t>
+      </w:r>
       <w:r>
         <w:rPr>
           <w:rtl/>
@@ -14981,20 +13385,14 @@
         </w:rPr>
         <w:t xml:space="preserve">؛ </w:t>
       </w:r>
-      <w:hyperlink r:id="rId251">
-        <w:r>
-          <w:rPr>
-            <w:rtl/>
-            <w:cs/>
-            <w:lang w:val="ar_AE" w:bidi="ar_AE"/>
-          </w:rPr>
-          <w:rPr>
-            <w:color w:val="0000EE"/>
-            <w:u w:val="single"/>
-          </w:rPr>
-          <w:t>50:3</w:t>
-        </w:r>
-      </w:hyperlink>
+      <w:r>
+        <w:rPr>
+          <w:rtl/>
+          <w:cs/>
+          <w:lang w:val="ar_AE" w:bidi="ar_AE"/>
+        </w:rPr>
+        <w:t>50:3</w:t>
+      </w:r>
       <w:r>
         <w:rPr>
           <w:rtl/>
@@ -15003,20 +13401,14 @@
         </w:rPr>
         <w:t xml:space="preserve">؛ </w:t>
       </w:r>
-      <w:hyperlink r:id="rId252">
-        <w:r>
-          <w:rPr>
-            <w:rtl/>
-            <w:cs/>
-            <w:lang w:val="ar_AE" w:bidi="ar_AE"/>
-          </w:rPr>
-          <w:rPr>
-            <w:color w:val="0000EE"/>
-            <w:u w:val="single"/>
-          </w:rPr>
-          <w:t>حزقيال 32:7–8</w:t>
-        </w:r>
-      </w:hyperlink>
+      <w:r>
+        <w:rPr>
+          <w:rtl/>
+          <w:cs/>
+          <w:lang w:val="ar_AE" w:bidi="ar_AE"/>
+        </w:rPr>
+        <w:t>حزقيال 32:7–8</w:t>
+      </w:r>
       <w:r>
         <w:rPr>
           <w:rtl/>
@@ -15025,20 +13417,14 @@
         </w:rPr>
         <w:t xml:space="preserve">؛ </w:t>
       </w:r>
-      <w:hyperlink r:id="rId253">
-        <w:r>
-          <w:rPr>
-            <w:rtl/>
-            <w:cs/>
-            <w:lang w:val="ar_AE" w:bidi="ar_AE"/>
-          </w:rPr>
-          <w:rPr>
-            <w:color w:val="0000EE"/>
-            <w:u w:val="single"/>
-          </w:rPr>
-          <w:t>يوئيل 2:10</w:t>
-        </w:r>
-      </w:hyperlink>
+      <w:r>
+        <w:rPr>
+          <w:rtl/>
+          <w:cs/>
+          <w:lang w:val="ar_AE" w:bidi="ar_AE"/>
+        </w:rPr>
+        <w:t>يوئيل 2:10</w:t>
+      </w:r>
       <w:r>
         <w:rPr>
           <w:rtl/>
@@ -15047,20 +13433,14 @@
         </w:rPr>
         <w:t xml:space="preserve">، </w:t>
       </w:r>
-      <w:hyperlink r:id="rId254">
-        <w:r>
-          <w:rPr>
-            <w:rtl/>
-            <w:cs/>
-            <w:lang w:val="ar_AE" w:bidi="ar_AE"/>
-          </w:rPr>
-          <w:rPr>
-            <w:color w:val="0000EE"/>
-            <w:u w:val="single"/>
-          </w:rPr>
-          <w:t>31</w:t>
-        </w:r>
-      </w:hyperlink>
+      <w:r>
+        <w:rPr>
+          <w:rtl/>
+          <w:cs/>
+          <w:lang w:val="ar_AE" w:bidi="ar_AE"/>
+        </w:rPr>
+        <w:t>31</w:t>
+      </w:r>
       <w:r>
         <w:rPr>
           <w:rtl/>
@@ -15069,20 +13449,14 @@
         </w:rPr>
         <w:t xml:space="preserve">؛ </w:t>
       </w:r>
-      <w:hyperlink r:id="rId255">
-        <w:r>
-          <w:rPr>
-            <w:rtl/>
-            <w:cs/>
-            <w:lang w:val="ar_AE" w:bidi="ar_AE"/>
-          </w:rPr>
-          <w:rPr>
-            <w:color w:val="0000EE"/>
-            <w:u w:val="single"/>
-          </w:rPr>
-          <w:t>ميخا 3:6</w:t>
-        </w:r>
-      </w:hyperlink>
+      <w:r>
+        <w:rPr>
+          <w:rtl/>
+          <w:cs/>
+          <w:lang w:val="ar_AE" w:bidi="ar_AE"/>
+        </w:rPr>
+        <w:t>ميخا 3:6</w:t>
+      </w:r>
       <w:r>
         <w:rPr>
           <w:rtl/>
@@ -15158,20 +13532,14 @@
         </w:rPr>
         <w:t>جُوعًا … لاسْتِمَاعِ كَلِمَاتِ الرَّبِّ: لقد أرسل الله أنبياء إلى إسرائيل ليتحدثوا بكلماته مباشرة إليهم، لكن إسرائيل أمر الأنبياء بعدم التنبؤ (</w:t>
       </w:r>
-      <w:hyperlink r:id="rId256">
-        <w:r>
-          <w:rPr>
-            <w:rtl/>
-            <w:cs/>
-            <w:lang w:val="ar_AE" w:bidi="ar_AE"/>
-          </w:rPr>
-          <w:rPr>
-            <w:color w:val="0000EE"/>
-            <w:u w:val="single"/>
-          </w:rPr>
-          <w:t>2:11–12</w:t>
-        </w:r>
-      </w:hyperlink>
+      <w:r>
+        <w:rPr>
+          <w:rtl/>
+          <w:cs/>
+          <w:lang w:val="ar_AE" w:bidi="ar_AE"/>
+        </w:rPr>
+        <w:t>2:11–12</w:t>
+      </w:r>
       <w:r>
         <w:rPr>
           <w:rtl/>
@@ -15180,20 +13548,14 @@
         </w:rPr>
         <w:t xml:space="preserve">). والآن حصلوا على ما أرادوا، لكنه كان صمتًا أكثر رعبًا من زئيره ورعده: أصبح الله بعيدًا (انظر </w:t>
       </w:r>
-      <w:hyperlink r:id="rId257">
-        <w:r>
-          <w:rPr>
-            <w:rtl/>
-            <w:cs/>
-            <w:lang w:val="ar_AE" w:bidi="ar_AE"/>
-          </w:rPr>
-          <w:rPr>
-            <w:color w:val="0000EE"/>
-            <w:u w:val="single"/>
-          </w:rPr>
-          <w:t>حزقيال 7:26</w:t>
-        </w:r>
-      </w:hyperlink>
+      <w:r>
+        <w:rPr>
+          <w:rtl/>
+          <w:cs/>
+          <w:lang w:val="ar_AE" w:bidi="ar_AE"/>
+        </w:rPr>
+        <w:t>حزقيال 7:26</w:t>
+      </w:r>
       <w:r>
         <w:rPr>
           <w:rtl/>
@@ -15202,20 +13564,14 @@
         </w:rPr>
         <w:t xml:space="preserve">؛ </w:t>
       </w:r>
-      <w:hyperlink r:id="rId258">
-        <w:r>
-          <w:rPr>
-            <w:rtl/>
-            <w:cs/>
-            <w:lang w:val="ar_AE" w:bidi="ar_AE"/>
-          </w:rPr>
-          <w:rPr>
-            <w:color w:val="0000EE"/>
-            <w:u w:val="single"/>
-          </w:rPr>
-          <w:t>20:3</w:t>
-        </w:r>
-      </w:hyperlink>
+      <w:r>
+        <w:rPr>
+          <w:rtl/>
+          <w:cs/>
+          <w:lang w:val="ar_AE" w:bidi="ar_AE"/>
+        </w:rPr>
+        <w:t>20:3</w:t>
+      </w:r>
       <w:r>
         <w:rPr>
           <w:rtl/>
@@ -15224,20 +13580,14 @@
         </w:rPr>
         <w:t xml:space="preserve">؛ </w:t>
       </w:r>
-      <w:hyperlink r:id="rId259">
-        <w:r>
-          <w:rPr>
-            <w:rtl/>
-            <w:cs/>
-            <w:lang w:val="ar_AE" w:bidi="ar_AE"/>
-          </w:rPr>
-          <w:rPr>
-            <w:color w:val="0000EE"/>
-            <w:u w:val="single"/>
-          </w:rPr>
-          <w:t>ميخا 3:4</w:t>
-        </w:r>
-      </w:hyperlink>
+      <w:r>
+        <w:rPr>
+          <w:rtl/>
+          <w:cs/>
+          <w:lang w:val="ar_AE" w:bidi="ar_AE"/>
+        </w:rPr>
+        <w:t>ميخا 3:4</w:t>
+      </w:r>
       <w:r>
         <w:rPr>
           <w:rtl/>
@@ -15246,20 +13596,14 @@
         </w:rPr>
         <w:t xml:space="preserve">، </w:t>
       </w:r>
-      <w:hyperlink r:id="rId260">
-        <w:r>
-          <w:rPr>
-            <w:rtl/>
-            <w:cs/>
-            <w:lang w:val="ar_AE" w:bidi="ar_AE"/>
-          </w:rPr>
-          <w:rPr>
-            <w:color w:val="0000EE"/>
-            <w:u w:val="single"/>
-          </w:rPr>
-          <w:t>7</w:t>
-        </w:r>
-      </w:hyperlink>
+      <w:r>
+        <w:rPr>
+          <w:rtl/>
+          <w:cs/>
+          <w:lang w:val="ar_AE" w:bidi="ar_AE"/>
+        </w:rPr>
+        <w:t>7</w:t>
+      </w:r>
       <w:r>
         <w:rPr>
           <w:rtl/>
@@ -15436,20 +13780,14 @@
         </w:rPr>
         <w:t xml:space="preserve">يشير إله دان إلى الضريح أو المزار الشمالي للعجل الذهبي الذي أقامه يربعام الأول (انظر </w:t>
       </w:r>
-      <w:hyperlink r:id="rId142">
-        <w:r>
-          <w:rPr>
-            <w:rtl/>
-            <w:cs/>
-            <w:lang w:val="ar_AE" w:bidi="ar_AE"/>
-          </w:rPr>
-          <w:rPr>
-            <w:color w:val="0000EE"/>
-            <w:u w:val="single"/>
-          </w:rPr>
-          <w:t>1 ملوك 12:28–29</w:t>
-        </w:r>
-      </w:hyperlink>
+      <w:r>
+        <w:rPr>
+          <w:rtl/>
+          <w:cs/>
+          <w:lang w:val="ar_AE" w:bidi="ar_AE"/>
+        </w:rPr>
+        <w:t>1 ملوك 12:28–29</w:t>
+      </w:r>
       <w:r>
         <w:rPr>
           <w:rtl/>
@@ -15458,20 +13796,14 @@
         </w:rPr>
         <w:t xml:space="preserve">؛ </w:t>
       </w:r>
-      <w:hyperlink r:id="rId133">
-        <w:r>
-          <w:rPr>
-            <w:rtl/>
-            <w:cs/>
-            <w:lang w:val="ar_AE" w:bidi="ar_AE"/>
-          </w:rPr>
-          <w:rPr>
-            <w:color w:val="0000EE"/>
-            <w:u w:val="single"/>
-          </w:rPr>
-          <w:t>2 ملوك 10:29</w:t>
-        </w:r>
-      </w:hyperlink>
+      <w:r>
+        <w:rPr>
+          <w:rtl/>
+          <w:cs/>
+          <w:lang w:val="ar_AE" w:bidi="ar_AE"/>
+        </w:rPr>
+        <w:t>2 ملوك 10:29</w:t>
+      </w:r>
       <w:r>
         <w:rPr>
           <w:rtl/>
@@ -15547,20 +13879,14 @@
         </w:rPr>
         <w:t xml:space="preserve">رَأَيْتُ … السَّيِّدَ (انظر </w:t>
       </w:r>
-      <w:hyperlink r:id="rId235">
-        <w:r>
-          <w:rPr>
-            <w:rtl/>
-            <w:cs/>
-            <w:lang w:val="ar_AE" w:bidi="ar_AE"/>
-          </w:rPr>
-          <w:rPr>
-            <w:color w:val="0000EE"/>
-            <w:u w:val="single"/>
-          </w:rPr>
-          <w:t>7:1</w:t>
-        </w:r>
-      </w:hyperlink>
+      <w:r>
+        <w:rPr>
+          <w:rtl/>
+          <w:cs/>
+          <w:lang w:val="ar_AE" w:bidi="ar_AE"/>
+        </w:rPr>
+        <w:t>7:1</w:t>
+      </w:r>
       <w:r>
         <w:rPr>
           <w:rtl/>
@@ -15569,20 +13895,14 @@
         </w:rPr>
         <w:t xml:space="preserve">): لقد توقف الله عن الكشف عن كيفية أو سبب معاقبته لإسرائيل؛ كان الآن مستعدًا للعمل. • قَائِمًا عَلَى الْمَذْبَحِ: يجب أن تبدأ الدينونة من مركز العبادة (قارن </w:t>
       </w:r>
-      <w:hyperlink r:id="rId261">
-        <w:r>
-          <w:rPr>
-            <w:rtl/>
-            <w:cs/>
-            <w:lang w:val="ar_AE" w:bidi="ar_AE"/>
-          </w:rPr>
-          <w:rPr>
-            <w:color w:val="0000EE"/>
-            <w:u w:val="single"/>
-          </w:rPr>
-          <w:t>1 بط 4:17</w:t>
-        </w:r>
-      </w:hyperlink>
+      <w:r>
+        <w:rPr>
+          <w:rtl/>
+          <w:cs/>
+          <w:lang w:val="ar_AE" w:bidi="ar_AE"/>
+        </w:rPr>
+        <w:t>1 بط 4:17</w:t>
+      </w:r>
       <w:r>
         <w:rPr>
           <w:rtl/>
@@ -15742,20 +14062,14 @@
         </w:rPr>
         <w:t xml:space="preserve">لا يمكن الهروب من الله (قارن </w:t>
       </w:r>
-      <w:hyperlink r:id="rId262">
-        <w:r>
-          <w:rPr>
-            <w:rtl/>
-            <w:cs/>
-            <w:lang w:val="ar_AE" w:bidi="ar_AE"/>
-          </w:rPr>
-          <w:rPr>
-            <w:color w:val="0000EE"/>
-            <w:u w:val="single"/>
-          </w:rPr>
-          <w:t>مزمور 139:7–12</w:t>
-        </w:r>
-      </w:hyperlink>
+      <w:r>
+        <w:rPr>
+          <w:rtl/>
+          <w:cs/>
+          <w:lang w:val="ar_AE" w:bidi="ar_AE"/>
+        </w:rPr>
+        <w:t>مزمور 139:7–12</w:t>
+      </w:r>
       <w:r>
         <w:rPr>
           <w:rtl/>
@@ -15831,20 +14145,14 @@
         </w:rPr>
         <w:t xml:space="preserve">بالرغم من أن الكرمل ليس الجبل الأعلى في المنطقة، إلا أن عظمته الشامخة تمثل غالبًا جمال وغنى الأرض. • الْحَيَّةَ: في الشرق الأدنى القديم، كان البحر رمزًا للفوضى، وغالبًا ما كان يُعارض الإله الوطني (قارن </w:t>
       </w:r>
-      <w:hyperlink r:id="rId263">
-        <w:r>
-          <w:rPr>
-            <w:rtl/>
-            <w:cs/>
-            <w:lang w:val="ar_AE" w:bidi="ar_AE"/>
-          </w:rPr>
-          <w:rPr>
-            <w:color w:val="0000EE"/>
-            <w:u w:val="single"/>
-          </w:rPr>
-          <w:t>مزمور 74:14</w:t>
-        </w:r>
-      </w:hyperlink>
+      <w:r>
+        <w:rPr>
+          <w:rtl/>
+          <w:cs/>
+          <w:lang w:val="ar_AE" w:bidi="ar_AE"/>
+        </w:rPr>
+        <w:t>مزمور 74:14</w:t>
+      </w:r>
       <w:r>
         <w:rPr>
           <w:rtl/>
@@ -15853,20 +14161,14 @@
         </w:rPr>
         <w:t xml:space="preserve">؛ </w:t>
       </w:r>
-      <w:hyperlink r:id="rId264">
-        <w:r>
-          <w:rPr>
-            <w:rtl/>
-            <w:cs/>
-            <w:lang w:val="ar_AE" w:bidi="ar_AE"/>
-          </w:rPr>
-          <w:rPr>
-            <w:color w:val="0000EE"/>
-            <w:u w:val="single"/>
-          </w:rPr>
-          <w:t>89:10</w:t>
-        </w:r>
-      </w:hyperlink>
+      <w:r>
+        <w:rPr>
+          <w:rtl/>
+          <w:cs/>
+          <w:lang w:val="ar_AE" w:bidi="ar_AE"/>
+        </w:rPr>
+        <w:t>89:10</w:t>
+      </w:r>
       <w:r>
         <w:rPr>
           <w:rtl/>
@@ -15875,20 +14177,14 @@
         </w:rPr>
         <w:t xml:space="preserve">؛ </w:t>
       </w:r>
-      <w:hyperlink r:id="rId265">
-        <w:r>
-          <w:rPr>
-            <w:rtl/>
-            <w:cs/>
-            <w:lang w:val="ar_AE" w:bidi="ar_AE"/>
-          </w:rPr>
-          <w:rPr>
-            <w:color w:val="0000EE"/>
-            <w:u w:val="single"/>
-          </w:rPr>
-          <w:t>104:26</w:t>
-        </w:r>
-      </w:hyperlink>
+      <w:r>
+        <w:rPr>
+          <w:rtl/>
+          <w:cs/>
+          <w:lang w:val="ar_AE" w:bidi="ar_AE"/>
+        </w:rPr>
+        <w:t>104:26</w:t>
+      </w:r>
       <w:r>
         <w:rPr>
           <w:rtl/>
@@ -15897,20 +14193,14 @@
         </w:rPr>
         <w:t xml:space="preserve">). ومع ذلك، فإن النص الكتابي لا يمنح وضعًا إلهيًا لوحش البحر ("لوياثان"، المعروف أيضًا باسم "رهب"؛ </w:t>
       </w:r>
-      <w:hyperlink r:id="rId266">
-        <w:r>
-          <w:rPr>
-            <w:rtl/>
-            <w:cs/>
-            <w:lang w:val="ar_AE" w:bidi="ar_AE"/>
-          </w:rPr>
-          <w:rPr>
-            <w:color w:val="0000EE"/>
-            <w:u w:val="single"/>
-          </w:rPr>
-          <w:t>مزمور 89:9–10</w:t>
-        </w:r>
-      </w:hyperlink>
+      <w:r>
+        <w:rPr>
+          <w:rtl/>
+          <w:cs/>
+          <w:lang w:val="ar_AE" w:bidi="ar_AE"/>
+        </w:rPr>
+        <w:t>مزمور 89:9–10</w:t>
+      </w:r>
       <w:r>
         <w:rPr>
           <w:rtl/>
@@ -15919,20 +14209,14 @@
         </w:rPr>
         <w:t>) بل يراه خاضعًا لأمر الرب وحكمه (</w:t>
       </w:r>
-      <w:hyperlink r:id="rId267">
-        <w:r>
-          <w:rPr>
-            <w:rtl/>
-            <w:cs/>
-            <w:lang w:val="ar_AE" w:bidi="ar_AE"/>
-          </w:rPr>
-          <w:rPr>
-            <w:color w:val="0000EE"/>
-            <w:u w:val="single"/>
-          </w:rPr>
-          <w:t>إشعياء 27:1</w:t>
-        </w:r>
-      </w:hyperlink>
+      <w:r>
+        <w:rPr>
+          <w:rtl/>
+          <w:cs/>
+          <w:lang w:val="ar_AE" w:bidi="ar_AE"/>
+        </w:rPr>
+        <w:t>إشعياء 27:1</w:t>
+      </w:r>
       <w:r>
         <w:rPr>
           <w:rtl/>
@@ -16008,20 +14292,14 @@
         </w:rPr>
         <w:t xml:space="preserve">يستخدم عاموس جزءًا ثالثًا من الترنيمة (أيضًا </w:t>
       </w:r>
-      <w:hyperlink r:id="rId127">
-        <w:r>
-          <w:rPr>
-            <w:rtl/>
-            <w:cs/>
-            <w:lang w:val="ar_AE" w:bidi="ar_AE"/>
-          </w:rPr>
-          <w:rPr>
-            <w:color w:val="0000EE"/>
-            <w:u w:val="single"/>
-          </w:rPr>
-          <w:t>4:13</w:t>
-        </w:r>
-      </w:hyperlink>
+      <w:r>
+        <w:rPr>
+          <w:rtl/>
+          <w:cs/>
+          <w:lang w:val="ar_AE" w:bidi="ar_AE"/>
+        </w:rPr>
+        <w:t>4:13</w:t>
+      </w:r>
       <w:r>
         <w:rPr>
           <w:rtl/>
@@ -16030,20 +14308,14 @@
         </w:rPr>
         <w:t xml:space="preserve">؛ </w:t>
       </w:r>
-      <w:hyperlink r:id="rId174">
-        <w:r>
-          <w:rPr>
-            <w:rtl/>
-            <w:cs/>
-            <w:lang w:val="ar_AE" w:bidi="ar_AE"/>
-          </w:rPr>
-          <w:rPr>
-            <w:color w:val="0000EE"/>
-            <w:u w:val="single"/>
-          </w:rPr>
-          <w:t>5:8–9</w:t>
-        </w:r>
-      </w:hyperlink>
+      <w:r>
+        <w:rPr>
+          <w:rtl/>
+          <w:cs/>
+          <w:lang w:val="ar_AE" w:bidi="ar_AE"/>
+        </w:rPr>
+        <w:t>5:8–9</w:t>
+      </w:r>
       <w:r>
         <w:rPr>
           <w:rtl/>
@@ -16136,20 +14408,14 @@
         </w:rPr>
         <w:t xml:space="preserve">): كانت كوش (انظر </w:t>
       </w:r>
-      <w:hyperlink r:id="rId268">
-        <w:r>
-          <w:rPr>
-            <w:rtl/>
-            <w:cs/>
-            <w:lang w:val="ar_AE" w:bidi="ar_AE"/>
-          </w:rPr>
-          <w:rPr>
-            <w:color w:val="0000EE"/>
-            <w:u w:val="single"/>
-          </w:rPr>
-          <w:t>تكوين 10:6–7</w:t>
-        </w:r>
-      </w:hyperlink>
+      <w:r>
+        <w:rPr>
+          <w:rtl/>
+          <w:cs/>
+          <w:lang w:val="ar_AE" w:bidi="ar_AE"/>
+        </w:rPr>
+        <w:t>تكوين 10:6–7</w:t>
+      </w:r>
       <w:r>
         <w:rPr>
           <w:rtl/>
@@ -16158,20 +14424,14 @@
         </w:rPr>
         <w:t xml:space="preserve">) تقع جنوب الشلال الثاني لنهر النيل (قارن </w:t>
       </w:r>
-      <w:hyperlink r:id="rId269">
-        <w:r>
-          <w:rPr>
-            <w:rtl/>
-            <w:cs/>
-            <w:lang w:val="ar_AE" w:bidi="ar_AE"/>
-          </w:rPr>
-          <w:rPr>
-            <w:color w:val="0000EE"/>
-            <w:u w:val="single"/>
-          </w:rPr>
-          <w:t>إشعياء 18:1</w:t>
-        </w:r>
-      </w:hyperlink>
+      <w:r>
+        <w:rPr>
+          <w:rtl/>
+          <w:cs/>
+          <w:lang w:val="ar_AE" w:bidi="ar_AE"/>
+        </w:rPr>
+        <w:t>إشعياء 18:1</w:t>
+      </w:r>
       <w:r>
         <w:rPr>
           <w:rtl/>
@@ -16197,20 +14457,14 @@
         </w:rPr>
         <w:t xml:space="preserve"> جارتها الشمالية. • خروج إسرائيل من مصر يُقارن بهجرتين قديمتين أخريين: الفلسطينيون من كريت (انظر أيضًا </w:t>
       </w:r>
-      <w:hyperlink r:id="rId270">
-        <w:r>
-          <w:rPr>
-            <w:rtl/>
-            <w:cs/>
-            <w:lang w:val="ar_AE" w:bidi="ar_AE"/>
-          </w:rPr>
-          <w:rPr>
-            <w:color w:val="0000EE"/>
-            <w:u w:val="single"/>
-          </w:rPr>
-          <w:t>إرميا 47:4</w:t>
-        </w:r>
-      </w:hyperlink>
+      <w:r>
+        <w:rPr>
+          <w:rtl/>
+          <w:cs/>
+          <w:lang w:val="ar_AE" w:bidi="ar_AE"/>
+        </w:rPr>
+        <w:t>إرميا 47:4</w:t>
+      </w:r>
       <w:r>
         <w:rPr>
           <w:rtl/>
@@ -16219,20 +14473,14 @@
         </w:rPr>
         <w:t xml:space="preserve">) والآراميون من قير (قارن </w:t>
       </w:r>
-      <w:hyperlink r:id="rId271">
-        <w:r>
-          <w:rPr>
-            <w:rtl/>
-            <w:cs/>
-            <w:lang w:val="ar_AE" w:bidi="ar_AE"/>
-          </w:rPr>
-          <w:rPr>
-            <w:color w:val="0000EE"/>
-            <w:u w:val="single"/>
-          </w:rPr>
-          <w:t>عاموس 1:5</w:t>
-        </w:r>
-      </w:hyperlink>
+      <w:r>
+        <w:rPr>
+          <w:rtl/>
+          <w:cs/>
+          <w:lang w:val="ar_AE" w:bidi="ar_AE"/>
+        </w:rPr>
+        <w:t>عاموس 1:5</w:t>
+      </w:r>
       <w:r>
         <w:rPr>
           <w:rtl/>
@@ -16241,20 +14489,14 @@
         </w:rPr>
         <w:t xml:space="preserve">؛ </w:t>
       </w:r>
-      <w:hyperlink r:id="rId37">
-        <w:r>
-          <w:rPr>
-            <w:rtl/>
-            <w:cs/>
-            <w:lang w:val="ar_AE" w:bidi="ar_AE"/>
-          </w:rPr>
-          <w:rPr>
-            <w:color w:val="0000EE"/>
-            <w:u w:val="single"/>
-          </w:rPr>
-          <w:t>2 ملوك 16:9</w:t>
-        </w:r>
-      </w:hyperlink>
+      <w:r>
+        <w:rPr>
+          <w:rtl/>
+          <w:cs/>
+          <w:lang w:val="ar_AE" w:bidi="ar_AE"/>
+        </w:rPr>
+        <w:t>2 ملوك 16:9</w:t>
+      </w:r>
       <w:r>
         <w:rPr>
           <w:rtl/>
@@ -16500,20 +14742,14 @@
         </w:rPr>
         <w:t xml:space="preserve">يصوّر عاموس العبادة الحقيقية لله على أنها قائمة حول هيكل أورشليم، مع وجود واحد من نسل داود يحكم مملكة موحدة تشمل كل من إسرائيل ويهوذا (قارن </w:t>
       </w:r>
-      <w:hyperlink r:id="rId272">
-        <w:r>
-          <w:rPr>
-            <w:rtl/>
-            <w:cs/>
-            <w:lang w:val="ar_AE" w:bidi="ar_AE"/>
-          </w:rPr>
-          <w:rPr>
-            <w:color w:val="0000EE"/>
-            <w:u w:val="single"/>
-          </w:rPr>
-          <w:t>إشعياء 9:6–7</w:t>
-        </w:r>
-      </w:hyperlink>
+      <w:r>
+        <w:rPr>
+          <w:rtl/>
+          <w:cs/>
+          <w:lang w:val="ar_AE" w:bidi="ar_AE"/>
+        </w:rPr>
+        <w:t>إشعياء 9:6–7</w:t>
+      </w:r>
       <w:r>
         <w:rPr>
           <w:rtl/>
@@ -16522,20 +14758,14 @@
         </w:rPr>
         <w:t xml:space="preserve">؛ </w:t>
       </w:r>
-      <w:hyperlink r:id="rId273">
-        <w:r>
-          <w:rPr>
-            <w:rtl/>
-            <w:cs/>
-            <w:lang w:val="ar_AE" w:bidi="ar_AE"/>
-          </w:rPr>
-          <w:rPr>
-            <w:color w:val="0000EE"/>
-            <w:u w:val="single"/>
-          </w:rPr>
-          <w:t>11:1–5</w:t>
-        </w:r>
-      </w:hyperlink>
+      <w:r>
+        <w:rPr>
+          <w:rtl/>
+          <w:cs/>
+          <w:lang w:val="ar_AE" w:bidi="ar_AE"/>
+        </w:rPr>
+        <w:t>11:1–5</w:t>
+      </w:r>
       <w:r>
         <w:rPr>
           <w:rtl/>
@@ -16611,20 +14841,14 @@
         </w:rPr>
         <w:t>كما فعل الأنبياء في كثير من الأحيان، يختتم عاموس سلسلة دينوناته برسالة رجاء واسترداد. فبالرغم من تدمير أورشليم وهيكلها، وقطع سلسلة ملوك داود (</w:t>
       </w:r>
-      <w:hyperlink r:id="rId274">
-        <w:r>
-          <w:rPr>
-            <w:rtl/>
-            <w:cs/>
-            <w:lang w:val="ar_AE" w:bidi="ar_AE"/>
-          </w:rPr>
-          <w:rPr>
-            <w:color w:val="0000EE"/>
-            <w:u w:val="single"/>
-          </w:rPr>
-          <w:t>مزمور 89:38–51</w:t>
-        </w:r>
-      </w:hyperlink>
+      <w:r>
+        <w:rPr>
+          <w:rtl/>
+          <w:cs/>
+          <w:lang w:val="ar_AE" w:bidi="ar_AE"/>
+        </w:rPr>
+        <w:t>مزمور 89:38–51</w:t>
+      </w:r>
       <w:r>
         <w:rPr>
           <w:rtl/>
@@ -16633,20 +14857,14 @@
         </w:rPr>
         <w:t xml:space="preserve">)، وسبي شعبها، فإن الله سوف يستعيد بقية إسرائيل (انظر أيضًا </w:t>
       </w:r>
-      <w:hyperlink r:id="rId275">
-        <w:r>
-          <w:rPr>
-            <w:rtl/>
-            <w:cs/>
-            <w:lang w:val="ar_AE" w:bidi="ar_AE"/>
-          </w:rPr>
-          <w:rPr>
-            <w:color w:val="0000EE"/>
-            <w:u w:val="single"/>
-          </w:rPr>
-          <w:t>إشعياء 2:2–4</w:t>
-        </w:r>
-      </w:hyperlink>
+      <w:r>
+        <w:rPr>
+          <w:rtl/>
+          <w:cs/>
+          <w:lang w:val="ar_AE" w:bidi="ar_AE"/>
+        </w:rPr>
+        <w:t>إشعياء 2:2–4</w:t>
+      </w:r>
       <w:r>
         <w:rPr>
           <w:rtl/>
@@ -16655,20 +14873,14 @@
         </w:rPr>
         <w:t xml:space="preserve">؛ </w:t>
       </w:r>
-      <w:hyperlink r:id="rId276">
-        <w:r>
-          <w:rPr>
-            <w:rtl/>
-            <w:cs/>
-            <w:lang w:val="ar_AE" w:bidi="ar_AE"/>
-          </w:rPr>
-          <w:rPr>
-            <w:color w:val="0000EE"/>
-            <w:u w:val="single"/>
-          </w:rPr>
-          <w:t>4:2</w:t>
-        </w:r>
-      </w:hyperlink>
+      <w:r>
+        <w:rPr>
+          <w:rtl/>
+          <w:cs/>
+          <w:lang w:val="ar_AE" w:bidi="ar_AE"/>
+        </w:rPr>
+        <w:t>4:2</w:t>
+      </w:r>
       <w:r>
         <w:rPr>
           <w:rtl/>
@@ -16677,20 +14889,14 @@
         </w:rPr>
         <w:t xml:space="preserve">؛ </w:t>
       </w:r>
-      <w:hyperlink r:id="rId273">
-        <w:r>
-          <w:rPr>
-            <w:rtl/>
-            <w:cs/>
-            <w:lang w:val="ar_AE" w:bidi="ar_AE"/>
-          </w:rPr>
-          <w:rPr>
-            <w:color w:val="0000EE"/>
-            <w:u w:val="single"/>
-          </w:rPr>
-          <w:t>11:1–5</w:t>
-        </w:r>
-      </w:hyperlink>
+      <w:r>
+        <w:rPr>
+          <w:rtl/>
+          <w:cs/>
+          <w:lang w:val="ar_AE" w:bidi="ar_AE"/>
+        </w:rPr>
+        <w:t>11:1–5</w:t>
+      </w:r>
       <w:r>
         <w:rPr>
           <w:rtl/>
@@ -16766,20 +14972,14 @@
         </w:rPr>
         <w:t xml:space="preserve">إن أدوم (انظر </w:t>
       </w:r>
-      <w:hyperlink r:id="rId277">
-        <w:r>
-          <w:rPr>
-            <w:rtl/>
-            <w:cs/>
-            <w:lang w:val="ar_AE" w:bidi="ar_AE"/>
-          </w:rPr>
-          <w:rPr>
-            <w:color w:val="0000EE"/>
-            <w:u w:val="single"/>
-          </w:rPr>
-          <w:t>1:11</w:t>
-        </w:r>
-      </w:hyperlink>
+      <w:r>
+        <w:rPr>
+          <w:rtl/>
+          <w:cs/>
+          <w:lang w:val="ar_AE" w:bidi="ar_AE"/>
+        </w:rPr>
+        <w:t>1:11</w:t>
+      </w:r>
       <w:r>
         <w:rPr>
           <w:rtl/>
@@ -16788,20 +14988,14 @@
         </w:rPr>
         <w:t xml:space="preserve">) يُمثل أعداء الله وإسرائيل (انظر </w:t>
       </w:r>
-      <w:hyperlink r:id="rId278">
-        <w:r>
-          <w:rPr>
-            <w:rtl/>
-            <w:cs/>
-            <w:lang w:val="ar_AE" w:bidi="ar_AE"/>
-          </w:rPr>
-          <w:rPr>
-            <w:color w:val="0000EE"/>
-            <w:u w:val="single"/>
-          </w:rPr>
-          <w:t>إشعياء 34:5–6</w:t>
-        </w:r>
-      </w:hyperlink>
+      <w:r>
+        <w:rPr>
+          <w:rtl/>
+          <w:cs/>
+          <w:lang w:val="ar_AE" w:bidi="ar_AE"/>
+        </w:rPr>
+        <w:t>إشعياء 34:5–6</w:t>
+      </w:r>
       <w:r>
         <w:rPr>
           <w:rtl/>
@@ -16810,20 +15004,14 @@
         </w:rPr>
         <w:t xml:space="preserve">، </w:t>
       </w:r>
-      <w:hyperlink r:id="rId279">
-        <w:r>
-          <w:rPr>
-            <w:rtl/>
-            <w:cs/>
-            <w:lang w:val="ar_AE" w:bidi="ar_AE"/>
-          </w:rPr>
-          <w:rPr>
-            <w:color w:val="0000EE"/>
-            <w:u w:val="single"/>
-          </w:rPr>
-          <w:t>11</w:t>
-        </w:r>
-      </w:hyperlink>
+      <w:r>
+        <w:rPr>
+          <w:rtl/>
+          <w:cs/>
+          <w:lang w:val="ar_AE" w:bidi="ar_AE"/>
+        </w:rPr>
+        <w:t>11</w:t>
+      </w:r>
       <w:r>
         <w:rPr>
           <w:rtl/>
@@ -16832,20 +15020,14 @@
         </w:rPr>
         <w:t xml:space="preserve">؛ </w:t>
       </w:r>
-      <w:hyperlink r:id="rId280">
-        <w:r>
-          <w:rPr>
-            <w:rtl/>
-            <w:cs/>
-            <w:lang w:val="ar_AE" w:bidi="ar_AE"/>
-          </w:rPr>
-          <w:rPr>
-            <w:color w:val="0000EE"/>
-            <w:u w:val="single"/>
-          </w:rPr>
-          <w:t>63:1</w:t>
-        </w:r>
-      </w:hyperlink>
+      <w:r>
+        <w:rPr>
+          <w:rtl/>
+          <w:cs/>
+          <w:lang w:val="ar_AE" w:bidi="ar_AE"/>
+        </w:rPr>
+        <w:t>63:1</w:t>
+      </w:r>
       <w:r>
         <w:rPr>
           <w:rtl/>
@@ -16854,20 +15036,14 @@
         </w:rPr>
         <w:t>). في وقت الاسترداد، سيكون أعداء الله خاضعين لشعبه ولله نفسه. • وَجَمِيعَ الأُمَمِ الَّذِينَ دُعِيَ اسْمِي عَلَيْهِمْ: وعد الله إبراهيم بأنه سيكون بركة لجميع شعوب الأرض (</w:t>
       </w:r>
-      <w:hyperlink r:id="rId281">
-        <w:r>
-          <w:rPr>
-            <w:rtl/>
-            <w:cs/>
-            <w:lang w:val="ar_AE" w:bidi="ar_AE"/>
-          </w:rPr>
-          <w:rPr>
-            <w:color w:val="0000EE"/>
-            <w:u w:val="single"/>
-          </w:rPr>
-          <w:t>تكوين 12:2–3</w:t>
-        </w:r>
-      </w:hyperlink>
+      <w:r>
+        <w:rPr>
+          <w:rtl/>
+          <w:cs/>
+          <w:lang w:val="ar_AE" w:bidi="ar_AE"/>
+        </w:rPr>
+        <w:t>تكوين 12:2–3</w:t>
+      </w:r>
       <w:r>
         <w:rPr>
           <w:rtl/>
@@ -16876,20 +15052,14 @@
         </w:rPr>
         <w:t>). إن ملكوت الله سيشمل المنبوذين والغرباء الذين كانوا مستبعدين من قبل (</w:t>
       </w:r>
-      <w:hyperlink r:id="rId282">
-        <w:r>
-          <w:rPr>
-            <w:rtl/>
-            <w:cs/>
-            <w:lang w:val="ar_AE" w:bidi="ar_AE"/>
-          </w:rPr>
-          <w:rPr>
-            <w:color w:val="0000EE"/>
-            <w:u w:val="single"/>
-          </w:rPr>
-          <w:t>إشعياء 56</w:t>
-        </w:r>
-      </w:hyperlink>
+      <w:r>
+        <w:rPr>
+          <w:rtl/>
+          <w:cs/>
+          <w:lang w:val="ar_AE" w:bidi="ar_AE"/>
+        </w:rPr>
+        <w:t>إشعياء 56</w:t>
+      </w:r>
       <w:r>
         <w:rPr>
           <w:rtl/>
@@ -16898,20 +15068,14 @@
         </w:rPr>
         <w:t xml:space="preserve">؛ انظر </w:t>
       </w:r>
-      <w:hyperlink r:id="rId283">
-        <w:r>
-          <w:rPr>
-            <w:rtl/>
-            <w:cs/>
-            <w:lang w:val="ar_AE" w:bidi="ar_AE"/>
-          </w:rPr>
-          <w:rPr>
-            <w:color w:val="0000EE"/>
-            <w:u w:val="single"/>
-          </w:rPr>
-          <w:t>أعمال 8:27–39</w:t>
-        </w:r>
-      </w:hyperlink>
+      <w:r>
+        <w:rPr>
+          <w:rtl/>
+          <w:cs/>
+          <w:lang w:val="ar_AE" w:bidi="ar_AE"/>
+        </w:rPr>
+        <w:t>أعمال 8:27–39</w:t>
+      </w:r>
       <w:r>
         <w:rPr>
           <w:rtl/>
@@ -17054,20 +15218,14 @@
         </w:rPr>
         <w:t>سيعيد الدهر القادم الانسجام الطبيعي المفقود في عدن (</w:t>
       </w:r>
-      <w:hyperlink r:id="rId284">
-        <w:r>
-          <w:rPr>
-            <w:rtl/>
-            <w:cs/>
-            <w:lang w:val="ar_AE" w:bidi="ar_AE"/>
-          </w:rPr>
-          <w:rPr>
-            <w:color w:val="0000EE"/>
-            <w:u w:val="single"/>
-          </w:rPr>
-          <w:t>تكوين 3</w:t>
-        </w:r>
-      </w:hyperlink>
+      <w:r>
+        <w:rPr>
+          <w:rtl/>
+          <w:cs/>
+          <w:lang w:val="ar_AE" w:bidi="ar_AE"/>
+        </w:rPr>
+        <w:t>تكوين 3</w:t>
+      </w:r>
       <w:r>
         <w:rPr>
           <w:rtl/>
@@ -17143,20 +15301,14 @@
         </w:rPr>
         <w:t>لقد وعد الله ألا يهلك شعبه تمامًا (</w:t>
       </w:r>
-      <w:hyperlink r:id="rId285">
-        <w:r>
-          <w:rPr>
-            <w:rtl/>
-            <w:cs/>
-            <w:lang w:val="ar_AE" w:bidi="ar_AE"/>
-          </w:rPr>
-          <w:rPr>
-            <w:color w:val="0000EE"/>
-            <w:u w:val="single"/>
-          </w:rPr>
-          <w:t>9:8</w:t>
-        </w:r>
-      </w:hyperlink>
+      <w:r>
+        <w:rPr>
+          <w:rtl/>
+          <w:cs/>
+          <w:lang w:val="ar_AE" w:bidi="ar_AE"/>
+        </w:rPr>
+        <w:t>9:8</w:t>
+      </w:r>
       <w:r>
         <w:rPr>
           <w:rtl/>
@@ -17165,20 +15317,14 @@
         </w:rPr>
         <w:t xml:space="preserve">) بل أن يُعيد البقية الناجية إلى الأرض (انظر </w:t>
       </w:r>
-      <w:hyperlink r:id="rId286">
-        <w:r>
-          <w:rPr>
-            <w:rtl/>
-            <w:cs/>
-            <w:lang w:val="ar_AE" w:bidi="ar_AE"/>
-          </w:rPr>
-          <w:rPr>
-            <w:color w:val="0000EE"/>
-            <w:u w:val="single"/>
-          </w:rPr>
-          <w:t>هوشع 2:23</w:t>
-        </w:r>
-      </w:hyperlink>
+      <w:r>
+        <w:rPr>
+          <w:rtl/>
+          <w:cs/>
+          <w:lang w:val="ar_AE" w:bidi="ar_AE"/>
+        </w:rPr>
+        <w:t>هوشع 2:23</w:t>
+      </w:r>
       <w:r>
         <w:rPr>
           <w:rtl/>
